--- a/trader-py/day-metrics/Backup of day-metrics.docx
+++ b/trader-py/day-metrics/Backup of day-metrics.docx
@@ -3515,8 +3515,8 @@
           <w:szCs w:val="24"/>
         </w:rPr>
       </w:pPr>
-      <w:bookmarkStart w:id="2" w:name="import-data"/>
-      <w:bookmarkStart w:id="3" w:name="_Toc232712266"/>
+      <w:bookmarkStart w:id="2" w:name="_Toc232712266"/>
+      <w:bookmarkStart w:id="3" w:name="import-data"/>
       <w:bookmarkEnd w:id="0"/>
       <w:r>
         <w:rPr>
@@ -3525,7 +3525,7 @@
         </w:rPr>
         <w:t>Import Data</w:t>
       </w:r>
-      <w:bookmarkEnd w:id="3"/>
+      <w:bookmarkEnd w:id="2"/>
     </w:p>
     <w:p>
       <w:pPr>
@@ -7259,1674 +7259,7 @@
           <w:sz w:val="16"/>
           <w:szCs w:val="18"/>
         </w:rPr>
-        <w:t xml:space="preserve">).mean() </w:t>
-      </w:r>
-      <w:r>
-        <w:rPr>
-          <w:rStyle w:val="OperatorTok"/>
-          <w:sz w:val="16"/>
-          <w:szCs w:val="18"/>
-        </w:rPr>
-        <w:t>-</w:t>
-      </w:r>
-      <w:r>
-        <w:rPr>
-          <w:rStyle w:val="NormalTok"/>
-          <w:sz w:val="16"/>
-          <w:szCs w:val="18"/>
-        </w:rPr>
-        <w:t xml:space="preserve"> df[</w:t>
-      </w:r>
-      <w:r>
-        <w:rPr>
-          <w:rStyle w:val="StringTok"/>
-          <w:sz w:val="16"/>
-          <w:szCs w:val="18"/>
-        </w:rPr>
-        <w:t>"close"</w:t>
-      </w:r>
-      <w:r>
-        <w:rPr>
-          <w:rStyle w:val="NormalTok"/>
-          <w:sz w:val="16"/>
-          <w:szCs w:val="18"/>
-        </w:rPr>
-        <w:t>].ewm(span</w:t>
-      </w:r>
-      <w:r>
-        <w:rPr>
-          <w:rStyle w:val="OperatorTok"/>
-          <w:sz w:val="16"/>
-          <w:szCs w:val="18"/>
-        </w:rPr>
-        <w:t>=</w:t>
-      </w:r>
-      <w:r>
-        <w:rPr>
-          <w:rStyle w:val="DecValTok"/>
-          <w:sz w:val="16"/>
-          <w:szCs w:val="18"/>
-        </w:rPr>
-        <w:t>26</w:t>
-      </w:r>
-      <w:r>
-        <w:rPr>
-          <w:rStyle w:val="NormalTok"/>
-          <w:sz w:val="16"/>
-          <w:szCs w:val="18"/>
-        </w:rPr>
-        <w:t>, adjust</w:t>
-      </w:r>
-      <w:r>
-        <w:rPr>
-          <w:rStyle w:val="OperatorTok"/>
-          <w:sz w:val="16"/>
-          <w:szCs w:val="18"/>
-        </w:rPr>
-        <w:t>=</w:t>
-      </w:r>
-      <w:r>
-        <w:rPr>
-          <w:rStyle w:val="VariableTok"/>
-          <w:sz w:val="16"/>
-          <w:szCs w:val="18"/>
-        </w:rPr>
-        <w:t>False</w:t>
-      </w:r>
-      <w:r>
-        <w:rPr>
-          <w:rStyle w:val="NormalTok"/>
-          <w:sz w:val="16"/>
-          <w:szCs w:val="18"/>
-        </w:rPr>
-        <w:t>).mean()</w:t>
-      </w:r>
-      <w:r>
-        <w:rPr>
-          <w:sz w:val="18"/>
-          <w:szCs w:val="18"/>
-        </w:rPr>
-        <w:br/>
-      </w:r>
-      <w:r>
-        <w:rPr>
-          <w:rStyle w:val="NormalTok"/>
-          <w:sz w:val="16"/>
-          <w:szCs w:val="18"/>
-        </w:rPr>
-        <w:t xml:space="preserve">    signal_line </w:t>
-      </w:r>
-      <w:r>
-        <w:rPr>
-          <w:rStyle w:val="OperatorTok"/>
-          <w:sz w:val="16"/>
-          <w:szCs w:val="18"/>
-        </w:rPr>
-        <w:t>=</w:t>
-      </w:r>
-      <w:r>
-        <w:rPr>
-          <w:rStyle w:val="NormalTok"/>
-          <w:sz w:val="16"/>
-          <w:szCs w:val="18"/>
-        </w:rPr>
-        <w:t xml:space="preserve"> macd_line.ewm(span</w:t>
-      </w:r>
-      <w:r>
-        <w:rPr>
-          <w:rStyle w:val="OperatorTok"/>
-          <w:sz w:val="16"/>
-          <w:szCs w:val="18"/>
-        </w:rPr>
-        <w:t>=</w:t>
-      </w:r>
-      <w:r>
-        <w:rPr>
-          <w:rStyle w:val="DecValTok"/>
-          <w:sz w:val="16"/>
-          <w:szCs w:val="18"/>
-        </w:rPr>
-        <w:t>9</w:t>
-      </w:r>
-      <w:r>
-        <w:rPr>
-          <w:rStyle w:val="NormalTok"/>
-          <w:sz w:val="16"/>
-          <w:szCs w:val="18"/>
-        </w:rPr>
-        <w:t>, adjust</w:t>
-      </w:r>
-      <w:r>
-        <w:rPr>
-          <w:rStyle w:val="OperatorTok"/>
-          <w:sz w:val="16"/>
-          <w:szCs w:val="18"/>
-        </w:rPr>
-        <w:t>=</w:t>
-      </w:r>
-      <w:r>
-        <w:rPr>
-          <w:rStyle w:val="VariableTok"/>
-          <w:sz w:val="16"/>
-          <w:szCs w:val="18"/>
-        </w:rPr>
-        <w:t>False</w:t>
-      </w:r>
-      <w:r>
-        <w:rPr>
-          <w:rStyle w:val="NormalTok"/>
-          <w:sz w:val="16"/>
-          <w:szCs w:val="18"/>
-        </w:rPr>
-        <w:t>).mean()</w:t>
-      </w:r>
-      <w:r>
-        <w:rPr>
-          <w:sz w:val="18"/>
-          <w:szCs w:val="18"/>
-        </w:rPr>
-        <w:br/>
-      </w:r>
-      <w:r>
-        <w:rPr>
-          <w:rStyle w:val="NormalTok"/>
-          <w:sz w:val="16"/>
-          <w:szCs w:val="18"/>
-        </w:rPr>
-        <w:t xml:space="preserve">    macd, sig           </w:t>
-      </w:r>
-      <w:r>
-        <w:rPr>
-          <w:rStyle w:val="OperatorTok"/>
-          <w:sz w:val="16"/>
-          <w:szCs w:val="18"/>
-        </w:rPr>
-        <w:t>=</w:t>
-      </w:r>
-      <w:r>
-        <w:rPr>
-          <w:rStyle w:val="NormalTok"/>
-          <w:sz w:val="16"/>
-          <w:szCs w:val="18"/>
-        </w:rPr>
-        <w:t xml:space="preserve"> macd_line.iloc[</w:t>
-      </w:r>
-      <w:r>
-        <w:rPr>
-          <w:rStyle w:val="OperatorTok"/>
-          <w:sz w:val="16"/>
-          <w:szCs w:val="18"/>
-        </w:rPr>
-        <w:t>-</w:t>
-      </w:r>
-      <w:r>
-        <w:rPr>
-          <w:rStyle w:val="DecValTok"/>
-          <w:sz w:val="16"/>
-          <w:szCs w:val="18"/>
-        </w:rPr>
-        <w:t>1</w:t>
-      </w:r>
-      <w:r>
-        <w:rPr>
-          <w:rStyle w:val="NormalTok"/>
-          <w:sz w:val="16"/>
-          <w:szCs w:val="18"/>
-        </w:rPr>
-        <w:t>], signal_line.iloc[</w:t>
-      </w:r>
-      <w:r>
-        <w:rPr>
-          <w:rStyle w:val="OperatorTok"/>
-          <w:sz w:val="16"/>
-          <w:szCs w:val="18"/>
-        </w:rPr>
-        <w:t>-</w:t>
-      </w:r>
-      <w:r>
-        <w:rPr>
-          <w:rStyle w:val="DecValTok"/>
-          <w:sz w:val="16"/>
-          <w:szCs w:val="18"/>
-        </w:rPr>
-        <w:t>1</w:t>
-      </w:r>
-      <w:r>
-        <w:rPr>
-          <w:rStyle w:val="NormalTok"/>
-          <w:sz w:val="16"/>
-          <w:szCs w:val="18"/>
-        </w:rPr>
-        <w:t>]</w:t>
-      </w:r>
-      <w:r>
-        <w:rPr>
-          <w:sz w:val="18"/>
-          <w:szCs w:val="18"/>
-        </w:rPr>
-        <w:br/>
-      </w:r>
-      <w:r>
-        <w:rPr>
-          <w:rStyle w:val="NormalTok"/>
-          <w:sz w:val="16"/>
-          <w:szCs w:val="18"/>
-        </w:rPr>
-        <w:t xml:space="preserve">    macd_prev, sig_prev </w:t>
-      </w:r>
-      <w:r>
-        <w:rPr>
-          <w:rStyle w:val="OperatorTok"/>
-          <w:sz w:val="16"/>
-          <w:szCs w:val="18"/>
-        </w:rPr>
-        <w:t>=</w:t>
-      </w:r>
-      <w:r>
-        <w:rPr>
-          <w:rStyle w:val="NormalTok"/>
-          <w:sz w:val="16"/>
-          <w:szCs w:val="18"/>
-        </w:rPr>
-        <w:t xml:space="preserve"> macd_line.iloc[</w:t>
-      </w:r>
-      <w:r>
-        <w:rPr>
-          <w:rStyle w:val="OperatorTok"/>
-          <w:sz w:val="16"/>
-          <w:szCs w:val="18"/>
-        </w:rPr>
-        <w:t>-</w:t>
-      </w:r>
-      <w:r>
-        <w:rPr>
-          <w:rStyle w:val="DecValTok"/>
-          <w:sz w:val="16"/>
-          <w:szCs w:val="18"/>
-        </w:rPr>
-        <w:t>2</w:t>
-      </w:r>
-      <w:r>
-        <w:rPr>
-          <w:rStyle w:val="NormalTok"/>
-          <w:sz w:val="16"/>
-          <w:szCs w:val="18"/>
-        </w:rPr>
-        <w:t>], signal_line.iloc[</w:t>
-      </w:r>
-      <w:r>
-        <w:rPr>
-          <w:rStyle w:val="OperatorTok"/>
-          <w:sz w:val="16"/>
-          <w:szCs w:val="18"/>
-        </w:rPr>
-        <w:t>-</w:t>
-      </w:r>
-      <w:r>
-        <w:rPr>
-          <w:rStyle w:val="DecValTok"/>
-          <w:sz w:val="16"/>
-          <w:szCs w:val="18"/>
-        </w:rPr>
-        <w:t>2</w:t>
-      </w:r>
-      <w:r>
-        <w:rPr>
-          <w:rStyle w:val="NormalTok"/>
-          <w:sz w:val="16"/>
-          <w:szCs w:val="18"/>
-        </w:rPr>
-        <w:t>]</w:t>
-      </w:r>
-      <w:r>
-        <w:rPr>
-          <w:sz w:val="18"/>
-          <w:szCs w:val="18"/>
-        </w:rPr>
-        <w:br/>
-      </w:r>
-      <w:r>
-        <w:rPr>
-          <w:rStyle w:val="NormalTok"/>
-          <w:sz w:val="16"/>
-          <w:szCs w:val="18"/>
-        </w:rPr>
-        <w:t xml:space="preserve">    macd_buy  </w:t>
-      </w:r>
-      <w:r>
-        <w:rPr>
-          <w:rStyle w:val="OperatorTok"/>
-          <w:sz w:val="16"/>
-          <w:szCs w:val="18"/>
-        </w:rPr>
-        <w:t>=</w:t>
-      </w:r>
-      <w:r>
-        <w:rPr>
-          <w:rStyle w:val="NormalTok"/>
-          <w:sz w:val="16"/>
-          <w:szCs w:val="18"/>
-        </w:rPr>
-        <w:t xml:space="preserve"> </w:t>
-      </w:r>
-      <w:r>
-        <w:rPr>
-          <w:rStyle w:val="BuiltInTok"/>
-          <w:sz w:val="16"/>
-          <w:szCs w:val="18"/>
-        </w:rPr>
-        <w:t>bool</w:t>
-      </w:r>
-      <w:r>
-        <w:rPr>
-          <w:rStyle w:val="NormalTok"/>
-          <w:sz w:val="16"/>
-          <w:szCs w:val="18"/>
-        </w:rPr>
-        <w:t xml:space="preserve">(macd_prev </w:t>
-      </w:r>
-      <w:r>
-        <w:rPr>
-          <w:rStyle w:val="OperatorTok"/>
-          <w:sz w:val="16"/>
-          <w:szCs w:val="18"/>
-        </w:rPr>
-        <w:t>&lt;=</w:t>
-      </w:r>
-      <w:r>
-        <w:rPr>
-          <w:rStyle w:val="NormalTok"/>
-          <w:sz w:val="16"/>
-          <w:szCs w:val="18"/>
-        </w:rPr>
-        <w:t xml:space="preserve"> sig_prev </w:t>
-      </w:r>
-      <w:r>
-        <w:rPr>
-          <w:rStyle w:val="KeywordTok"/>
-          <w:sz w:val="16"/>
-          <w:szCs w:val="18"/>
-        </w:rPr>
-        <w:t>and</w:t>
-      </w:r>
-      <w:r>
-        <w:rPr>
-          <w:rStyle w:val="NormalTok"/>
-          <w:sz w:val="16"/>
-          <w:szCs w:val="18"/>
-        </w:rPr>
-        <w:t xml:space="preserve"> macd </w:t>
-      </w:r>
-      <w:r>
-        <w:rPr>
-          <w:rStyle w:val="OperatorTok"/>
-          <w:sz w:val="16"/>
-          <w:szCs w:val="18"/>
-        </w:rPr>
-        <w:t>&gt;</w:t>
-      </w:r>
-      <w:r>
-        <w:rPr>
-          <w:rStyle w:val="NormalTok"/>
-          <w:sz w:val="16"/>
-          <w:szCs w:val="18"/>
-        </w:rPr>
-        <w:t xml:space="preserve"> sig)</w:t>
-      </w:r>
-      <w:r>
-        <w:rPr>
-          <w:sz w:val="18"/>
-          <w:szCs w:val="18"/>
-        </w:rPr>
-        <w:br/>
-      </w:r>
-      <w:r>
-        <w:rPr>
-          <w:rStyle w:val="NormalTok"/>
-          <w:sz w:val="16"/>
-          <w:szCs w:val="18"/>
-        </w:rPr>
-        <w:t xml:space="preserve">    macd_sell </w:t>
-      </w:r>
-      <w:r>
-        <w:rPr>
-          <w:rStyle w:val="OperatorTok"/>
-          <w:sz w:val="16"/>
-          <w:szCs w:val="18"/>
-        </w:rPr>
-        <w:t>=</w:t>
-      </w:r>
-      <w:r>
-        <w:rPr>
-          <w:rStyle w:val="NormalTok"/>
-          <w:sz w:val="16"/>
-          <w:szCs w:val="18"/>
-        </w:rPr>
-        <w:t xml:space="preserve"> </w:t>
-      </w:r>
-      <w:r>
-        <w:rPr>
-          <w:rStyle w:val="BuiltInTok"/>
-          <w:sz w:val="16"/>
-          <w:szCs w:val="18"/>
-        </w:rPr>
-        <w:t>bool</w:t>
-      </w:r>
-      <w:r>
-        <w:rPr>
-          <w:rStyle w:val="NormalTok"/>
-          <w:sz w:val="16"/>
-          <w:szCs w:val="18"/>
-        </w:rPr>
-        <w:t xml:space="preserve">(macd_prev </w:t>
-      </w:r>
-      <w:r>
-        <w:rPr>
-          <w:rStyle w:val="OperatorTok"/>
-          <w:sz w:val="16"/>
-          <w:szCs w:val="18"/>
-        </w:rPr>
-        <w:t>&gt;=</w:t>
-      </w:r>
-      <w:r>
-        <w:rPr>
-          <w:rStyle w:val="NormalTok"/>
-          <w:sz w:val="16"/>
-          <w:szCs w:val="18"/>
-        </w:rPr>
-        <w:t xml:space="preserve"> sig_prev </w:t>
-      </w:r>
-      <w:r>
-        <w:rPr>
-          <w:rStyle w:val="KeywordTok"/>
-          <w:sz w:val="16"/>
-          <w:szCs w:val="18"/>
-        </w:rPr>
-        <w:t>and</w:t>
-      </w:r>
-      <w:r>
-        <w:rPr>
-          <w:rStyle w:val="NormalTok"/>
-          <w:sz w:val="16"/>
-          <w:szCs w:val="18"/>
-        </w:rPr>
-        <w:t xml:space="preserve"> macd </w:t>
-      </w:r>
-      <w:r>
-        <w:rPr>
-          <w:rStyle w:val="OperatorTok"/>
-          <w:sz w:val="16"/>
-          <w:szCs w:val="18"/>
-        </w:rPr>
-        <w:t>&lt;</w:t>
-      </w:r>
-      <w:r>
-        <w:rPr>
-          <w:rStyle w:val="NormalTok"/>
-          <w:sz w:val="16"/>
-          <w:szCs w:val="18"/>
-        </w:rPr>
-        <w:t xml:space="preserve"> sig)</w:t>
-      </w:r>
-      <w:r>
-        <w:rPr>
-          <w:sz w:val="18"/>
-          <w:szCs w:val="18"/>
-        </w:rPr>
-        <w:br/>
-      </w:r>
-      <w:r>
-        <w:rPr>
-          <w:rStyle w:val="NormalTok"/>
-          <w:sz w:val="16"/>
-          <w:szCs w:val="18"/>
-        </w:rPr>
-        <w:t xml:space="preserve">    macd_below_zero </w:t>
-      </w:r>
-      <w:r>
-        <w:rPr>
-          <w:rStyle w:val="OperatorTok"/>
-          <w:sz w:val="16"/>
-          <w:szCs w:val="18"/>
-        </w:rPr>
-        <w:t>=</w:t>
-      </w:r>
-      <w:r>
-        <w:rPr>
-          <w:rStyle w:val="NormalTok"/>
-          <w:sz w:val="16"/>
-          <w:szCs w:val="18"/>
-        </w:rPr>
-        <w:t xml:space="preserve"> </w:t>
-      </w:r>
-      <w:r>
-        <w:rPr>
-          <w:rStyle w:val="BuiltInTok"/>
-          <w:sz w:val="16"/>
-          <w:szCs w:val="18"/>
-        </w:rPr>
-        <w:t>bool</w:t>
-      </w:r>
-      <w:r>
-        <w:rPr>
-          <w:rStyle w:val="NormalTok"/>
-          <w:sz w:val="16"/>
-          <w:szCs w:val="18"/>
-        </w:rPr>
-        <w:t xml:space="preserve">(macd </w:t>
-      </w:r>
-      <w:r>
-        <w:rPr>
-          <w:rStyle w:val="OperatorTok"/>
-          <w:sz w:val="16"/>
-          <w:szCs w:val="18"/>
-        </w:rPr>
-        <w:t>&lt;</w:t>
-      </w:r>
-      <w:r>
-        <w:rPr>
-          <w:rStyle w:val="NormalTok"/>
-          <w:sz w:val="16"/>
-          <w:szCs w:val="18"/>
-        </w:rPr>
-        <w:t xml:space="preserve"> </w:t>
-      </w:r>
-      <w:r>
-        <w:rPr>
-          <w:rStyle w:val="DecValTok"/>
-          <w:sz w:val="16"/>
-          <w:szCs w:val="18"/>
-        </w:rPr>
-        <w:t>0</w:t>
-      </w:r>
-      <w:r>
-        <w:rPr>
-          <w:rStyle w:val="NormalTok"/>
-          <w:sz w:val="16"/>
-          <w:szCs w:val="18"/>
-        </w:rPr>
         <w:t>)</w:t>
-      </w:r>
-      <w:r>
-        <w:rPr>
-          <w:sz w:val="18"/>
-          <w:szCs w:val="18"/>
-        </w:rPr>
-        <w:br/>
-      </w:r>
-      <w:r>
-        <w:rPr>
-          <w:rStyle w:val="NormalTok"/>
-          <w:sz w:val="16"/>
-          <w:szCs w:val="18"/>
-        </w:rPr>
-        <w:t xml:space="preserve">    buy  </w:t>
-      </w:r>
-      <w:r>
-        <w:rPr>
-          <w:rStyle w:val="OperatorTok"/>
-          <w:sz w:val="16"/>
-          <w:szCs w:val="18"/>
-        </w:rPr>
-        <w:t>=</w:t>
-      </w:r>
-      <w:r>
-        <w:rPr>
-          <w:rStyle w:val="NormalTok"/>
-          <w:sz w:val="16"/>
-          <w:szCs w:val="18"/>
-        </w:rPr>
-        <w:t xml:space="preserve"> amat </w:t>
-      </w:r>
-      <w:r>
-        <w:rPr>
-          <w:rStyle w:val="KeywordTok"/>
-          <w:sz w:val="16"/>
-          <w:szCs w:val="18"/>
-        </w:rPr>
-        <w:t>and</w:t>
-      </w:r>
-      <w:r>
-        <w:rPr>
-          <w:rStyle w:val="NormalTok"/>
-          <w:sz w:val="16"/>
-          <w:szCs w:val="18"/>
-        </w:rPr>
-        <w:t xml:space="preserve"> ema_cross </w:t>
-      </w:r>
-      <w:r>
-        <w:rPr>
-          <w:rStyle w:val="KeywordTok"/>
-          <w:sz w:val="16"/>
-          <w:szCs w:val="18"/>
-        </w:rPr>
-        <w:t>and</w:t>
-      </w:r>
-      <w:r>
-        <w:rPr>
-          <w:rStyle w:val="NormalTok"/>
-          <w:sz w:val="16"/>
-          <w:szCs w:val="18"/>
-        </w:rPr>
-        <w:t xml:space="preserve"> above_kalman</w:t>
-      </w:r>
-      <w:r>
-        <w:rPr>
-          <w:sz w:val="18"/>
-          <w:szCs w:val="18"/>
-        </w:rPr>
-        <w:br/>
-      </w:r>
-      <w:r>
-        <w:rPr>
-          <w:rStyle w:val="NormalTok"/>
-          <w:sz w:val="16"/>
-          <w:szCs w:val="18"/>
-        </w:rPr>
-        <w:t xml:space="preserve">    sell </w:t>
-      </w:r>
-      <w:r>
-        <w:rPr>
-          <w:rStyle w:val="OperatorTok"/>
-          <w:sz w:val="16"/>
-          <w:szCs w:val="18"/>
-        </w:rPr>
-        <w:t>=</w:t>
-      </w:r>
-      <w:r>
-        <w:rPr>
-          <w:rStyle w:val="NormalTok"/>
-          <w:sz w:val="16"/>
-          <w:szCs w:val="18"/>
-        </w:rPr>
-        <w:t xml:space="preserve"> (</w:t>
-      </w:r>
-      <w:r>
-        <w:rPr>
-          <w:rStyle w:val="KeywordTok"/>
-          <w:sz w:val="16"/>
-          <w:szCs w:val="18"/>
-        </w:rPr>
-        <w:t>not</w:t>
-      </w:r>
-      <w:r>
-        <w:rPr>
-          <w:rStyle w:val="NormalTok"/>
-          <w:sz w:val="16"/>
-          <w:szCs w:val="18"/>
-        </w:rPr>
-        <w:t xml:space="preserve"> amat) </w:t>
-      </w:r>
-      <w:r>
-        <w:rPr>
-          <w:rStyle w:val="KeywordTok"/>
-          <w:sz w:val="16"/>
-          <w:szCs w:val="18"/>
-        </w:rPr>
-        <w:t>and</w:t>
-      </w:r>
-      <w:r>
-        <w:rPr>
-          <w:rStyle w:val="NormalTok"/>
-          <w:sz w:val="16"/>
-          <w:szCs w:val="18"/>
-        </w:rPr>
-        <w:t xml:space="preserve"> (</w:t>
-      </w:r>
-      <w:r>
-        <w:rPr>
-          <w:rStyle w:val="KeywordTok"/>
-          <w:sz w:val="16"/>
-          <w:szCs w:val="18"/>
-        </w:rPr>
-        <w:t>not</w:t>
-      </w:r>
-      <w:r>
-        <w:rPr>
-          <w:rStyle w:val="NormalTok"/>
-          <w:sz w:val="16"/>
-          <w:szCs w:val="18"/>
-        </w:rPr>
-        <w:t xml:space="preserve"> ema_cross) </w:t>
-      </w:r>
-      <w:r>
-        <w:rPr>
-          <w:rStyle w:val="KeywordTok"/>
-          <w:sz w:val="16"/>
-          <w:szCs w:val="18"/>
-        </w:rPr>
-        <w:t>and</w:t>
-      </w:r>
-      <w:r>
-        <w:rPr>
-          <w:rStyle w:val="NormalTok"/>
-          <w:sz w:val="16"/>
-          <w:szCs w:val="18"/>
-        </w:rPr>
-        <w:t xml:space="preserve"> (</w:t>
-      </w:r>
-      <w:r>
-        <w:rPr>
-          <w:rStyle w:val="KeywordTok"/>
-          <w:sz w:val="16"/>
-          <w:szCs w:val="18"/>
-        </w:rPr>
-        <w:t>not</w:t>
-      </w:r>
-      <w:r>
-        <w:rPr>
-          <w:rStyle w:val="NormalTok"/>
-          <w:sz w:val="16"/>
-          <w:szCs w:val="18"/>
-        </w:rPr>
-        <w:t xml:space="preserve"> above_kalman)    </w:t>
-      </w:r>
-      <w:r>
-        <w:rPr>
-          <w:sz w:val="18"/>
-          <w:szCs w:val="18"/>
-        </w:rPr>
-        <w:br/>
-      </w:r>
-      <w:r>
-        <w:rPr>
-          <w:rStyle w:val="NormalTok"/>
-          <w:sz w:val="16"/>
-          <w:szCs w:val="18"/>
-        </w:rPr>
-        <w:t xml:space="preserve">    row </w:t>
-      </w:r>
-      <w:r>
-        <w:rPr>
-          <w:rStyle w:val="OperatorTok"/>
-          <w:sz w:val="16"/>
-          <w:szCs w:val="18"/>
-        </w:rPr>
-        <w:t>=</w:t>
-      </w:r>
-      <w:r>
-        <w:rPr>
-          <w:rStyle w:val="NormalTok"/>
-          <w:sz w:val="16"/>
-          <w:szCs w:val="18"/>
-        </w:rPr>
-        <w:t xml:space="preserve"> </w:t>
-      </w:r>
-      <w:r>
-        <w:rPr>
-          <w:rStyle w:val="BuiltInTok"/>
-          <w:sz w:val="16"/>
-          <w:szCs w:val="18"/>
-        </w:rPr>
-        <w:t>dict</w:t>
-      </w:r>
-      <w:r>
-        <w:rPr>
-          <w:rStyle w:val="NormalTok"/>
-          <w:sz w:val="16"/>
-          <w:szCs w:val="18"/>
-        </w:rPr>
-        <w:t>(Symbol</w:t>
-      </w:r>
-      <w:r>
-        <w:rPr>
-          <w:rStyle w:val="OperatorTok"/>
-          <w:sz w:val="16"/>
-          <w:szCs w:val="18"/>
-        </w:rPr>
-        <w:t>=</w:t>
-      </w:r>
-      <w:r>
-        <w:rPr>
-          <w:rStyle w:val="NormalTok"/>
-          <w:sz w:val="16"/>
-          <w:szCs w:val="18"/>
-        </w:rPr>
-        <w:t>symbol, Buy</w:t>
-      </w:r>
-      <w:r>
-        <w:rPr>
-          <w:rStyle w:val="OperatorTok"/>
-          <w:sz w:val="16"/>
-          <w:szCs w:val="18"/>
-        </w:rPr>
-        <w:t>=</w:t>
-      </w:r>
-      <w:r>
-        <w:rPr>
-          <w:rStyle w:val="NormalTok"/>
-          <w:sz w:val="16"/>
-          <w:szCs w:val="18"/>
-        </w:rPr>
-        <w:t>buy, Sell</w:t>
-      </w:r>
-      <w:r>
-        <w:rPr>
-          <w:rStyle w:val="OperatorTok"/>
-          <w:sz w:val="16"/>
-          <w:szCs w:val="18"/>
-        </w:rPr>
-        <w:t>=</w:t>
-      </w:r>
-      <w:r>
-        <w:rPr>
-          <w:rStyle w:val="NormalTok"/>
-          <w:sz w:val="16"/>
-          <w:szCs w:val="18"/>
-        </w:rPr>
-        <w:t>sell, Close</w:t>
-      </w:r>
-      <w:r>
-        <w:rPr>
-          <w:rStyle w:val="OperatorTok"/>
-          <w:sz w:val="16"/>
-          <w:szCs w:val="18"/>
-        </w:rPr>
-        <w:t>=</w:t>
-      </w:r>
-      <w:r>
-        <w:rPr>
-          <w:rStyle w:val="BuiltInTok"/>
-          <w:sz w:val="16"/>
-          <w:szCs w:val="18"/>
-        </w:rPr>
-        <w:t>round</w:t>
-      </w:r>
-      <w:r>
-        <w:rPr>
-          <w:rStyle w:val="NormalTok"/>
-          <w:sz w:val="16"/>
-          <w:szCs w:val="18"/>
-        </w:rPr>
-        <w:t>(</w:t>
-      </w:r>
-      <w:r>
-        <w:rPr>
-          <w:rStyle w:val="BuiltInTok"/>
-          <w:sz w:val="16"/>
-          <w:szCs w:val="18"/>
-        </w:rPr>
-        <w:t>float</w:t>
-      </w:r>
-      <w:r>
-        <w:rPr>
-          <w:rStyle w:val="NormalTok"/>
-          <w:sz w:val="16"/>
-          <w:szCs w:val="18"/>
-        </w:rPr>
-        <w:t xml:space="preserve">(close), </w:t>
-      </w:r>
-      <w:r>
-        <w:rPr>
-          <w:rStyle w:val="DecValTok"/>
-          <w:sz w:val="16"/>
-          <w:szCs w:val="18"/>
-        </w:rPr>
-        <w:t>4</w:t>
-      </w:r>
-      <w:r>
-        <w:rPr>
-          <w:rStyle w:val="NormalTok"/>
-          <w:sz w:val="16"/>
-          <w:szCs w:val="18"/>
-        </w:rPr>
-        <w:t>),</w:t>
-      </w:r>
-      <w:r>
-        <w:rPr>
-          <w:sz w:val="18"/>
-          <w:szCs w:val="18"/>
-        </w:rPr>
-        <w:br/>
-      </w:r>
-      <w:r>
-        <w:rPr>
-          <w:rStyle w:val="NormalTok"/>
-          <w:sz w:val="16"/>
-          <w:szCs w:val="18"/>
-        </w:rPr>
-        <w:t xml:space="preserve">               RSI</w:t>
-      </w:r>
-      <w:r>
-        <w:rPr>
-          <w:rStyle w:val="OperatorTok"/>
-          <w:sz w:val="16"/>
-          <w:szCs w:val="18"/>
-        </w:rPr>
-        <w:t>=</w:t>
-      </w:r>
-      <w:r>
-        <w:rPr>
-          <w:rStyle w:val="BuiltInTok"/>
-          <w:sz w:val="16"/>
-          <w:szCs w:val="18"/>
-        </w:rPr>
-        <w:t>round</w:t>
-      </w:r>
-      <w:r>
-        <w:rPr>
-          <w:rStyle w:val="NormalTok"/>
-          <w:sz w:val="16"/>
-          <w:szCs w:val="18"/>
-        </w:rPr>
-        <w:t xml:space="preserve">(rsi, </w:t>
-      </w:r>
-      <w:r>
-        <w:rPr>
-          <w:rStyle w:val="DecValTok"/>
-          <w:sz w:val="16"/>
-          <w:szCs w:val="18"/>
-        </w:rPr>
-        <w:t>2</w:t>
-      </w:r>
-      <w:r>
-        <w:rPr>
-          <w:rStyle w:val="NormalTok"/>
-          <w:sz w:val="16"/>
-          <w:szCs w:val="18"/>
-        </w:rPr>
-        <w:t>), Chop</w:t>
-      </w:r>
-      <w:r>
-        <w:rPr>
-          <w:rStyle w:val="OperatorTok"/>
-          <w:sz w:val="16"/>
-          <w:szCs w:val="18"/>
-        </w:rPr>
-        <w:t>=</w:t>
-      </w:r>
-      <w:r>
-        <w:rPr>
-          <w:rStyle w:val="NormalTok"/>
-          <w:sz w:val="16"/>
-          <w:szCs w:val="18"/>
-        </w:rPr>
-        <w:t>chop, AMAT</w:t>
-      </w:r>
-      <w:r>
-        <w:rPr>
-          <w:rStyle w:val="OperatorTok"/>
-          <w:sz w:val="16"/>
-          <w:szCs w:val="18"/>
-        </w:rPr>
-        <w:t>=</w:t>
-      </w:r>
-      <w:r>
-        <w:rPr>
-          <w:rStyle w:val="NormalTok"/>
-          <w:sz w:val="16"/>
-          <w:szCs w:val="18"/>
-        </w:rPr>
-        <w:t>amat,</w:t>
-      </w:r>
-      <w:r>
-        <w:rPr>
-          <w:sz w:val="18"/>
-          <w:szCs w:val="18"/>
-        </w:rPr>
-        <w:br/>
-      </w:r>
-      <w:r>
-        <w:rPr>
-          <w:rStyle w:val="NormalTok"/>
-          <w:sz w:val="16"/>
-          <w:szCs w:val="18"/>
-        </w:rPr>
-        <w:t xml:space="preserve">               Ichimoku_9</w:t>
-      </w:r>
-      <w:r>
-        <w:rPr>
-          <w:rStyle w:val="OperatorTok"/>
-          <w:sz w:val="16"/>
-          <w:szCs w:val="18"/>
-        </w:rPr>
-        <w:t>=</w:t>
-      </w:r>
-      <w:r>
-        <w:rPr>
-          <w:rStyle w:val="BuiltInTok"/>
-          <w:sz w:val="16"/>
-          <w:szCs w:val="18"/>
-        </w:rPr>
-        <w:t>round</w:t>
-      </w:r>
-      <w:r>
-        <w:rPr>
-          <w:rStyle w:val="NormalTok"/>
-          <w:sz w:val="16"/>
-          <w:szCs w:val="18"/>
-        </w:rPr>
-        <w:t>(</w:t>
-      </w:r>
-      <w:r>
-        <w:rPr>
-          <w:rStyle w:val="BuiltInTok"/>
-          <w:sz w:val="16"/>
-          <w:szCs w:val="18"/>
-        </w:rPr>
-        <w:t>float</w:t>
-      </w:r>
-      <w:r>
-        <w:rPr>
-          <w:rStyle w:val="NormalTok"/>
-          <w:sz w:val="16"/>
-          <w:szCs w:val="18"/>
-        </w:rPr>
-        <w:t xml:space="preserve">(isa_9), </w:t>
-      </w:r>
-      <w:r>
-        <w:rPr>
-          <w:rStyle w:val="DecValTok"/>
-          <w:sz w:val="16"/>
-          <w:szCs w:val="18"/>
-        </w:rPr>
-        <w:t>4</w:t>
-      </w:r>
-      <w:r>
-        <w:rPr>
-          <w:rStyle w:val="NormalTok"/>
-          <w:sz w:val="16"/>
-          <w:szCs w:val="18"/>
-        </w:rPr>
-        <w:t>), Ichimoku_26</w:t>
-      </w:r>
-      <w:r>
-        <w:rPr>
-          <w:rStyle w:val="OperatorTok"/>
-          <w:sz w:val="16"/>
-          <w:szCs w:val="18"/>
-        </w:rPr>
-        <w:t>=</w:t>
-      </w:r>
-      <w:r>
-        <w:rPr>
-          <w:rStyle w:val="BuiltInTok"/>
-          <w:sz w:val="16"/>
-          <w:szCs w:val="18"/>
-        </w:rPr>
-        <w:t>round</w:t>
-      </w:r>
-      <w:r>
-        <w:rPr>
-          <w:rStyle w:val="NormalTok"/>
-          <w:sz w:val="16"/>
-          <w:szCs w:val="18"/>
-        </w:rPr>
-        <w:t>(</w:t>
-      </w:r>
-      <w:r>
-        <w:rPr>
-          <w:rStyle w:val="BuiltInTok"/>
-          <w:sz w:val="16"/>
-          <w:szCs w:val="18"/>
-        </w:rPr>
-        <w:t>float</w:t>
-      </w:r>
-      <w:r>
-        <w:rPr>
-          <w:rStyle w:val="NormalTok"/>
-          <w:sz w:val="16"/>
-          <w:szCs w:val="18"/>
-        </w:rPr>
-        <w:t xml:space="preserve">(isb_26), </w:t>
-      </w:r>
-      <w:r>
-        <w:rPr>
-          <w:rStyle w:val="DecValTok"/>
-          <w:sz w:val="16"/>
-          <w:szCs w:val="18"/>
-        </w:rPr>
-        <w:t>4</w:t>
-      </w:r>
-      <w:r>
-        <w:rPr>
-          <w:rStyle w:val="NormalTok"/>
-          <w:sz w:val="16"/>
-          <w:szCs w:val="18"/>
-        </w:rPr>
-        <w:t>),</w:t>
-      </w:r>
-      <w:r>
-        <w:rPr>
-          <w:sz w:val="18"/>
-          <w:szCs w:val="18"/>
-        </w:rPr>
-        <w:br/>
-      </w:r>
-      <w:r>
-        <w:rPr>
-          <w:rStyle w:val="NormalTok"/>
-          <w:sz w:val="16"/>
-          <w:szCs w:val="18"/>
-        </w:rPr>
-        <w:t xml:space="preserve">               EMA_gt_Kalman</w:t>
-      </w:r>
-      <w:r>
-        <w:rPr>
-          <w:rStyle w:val="OperatorTok"/>
-          <w:sz w:val="16"/>
-          <w:szCs w:val="18"/>
-        </w:rPr>
-        <w:t>=</w:t>
-      </w:r>
-      <w:r>
-        <w:rPr>
-          <w:rStyle w:val="NormalTok"/>
-          <w:sz w:val="16"/>
-          <w:szCs w:val="18"/>
-        </w:rPr>
-        <w:t>ema_cross, Low_gt_Kalman</w:t>
-      </w:r>
-      <w:r>
-        <w:rPr>
-          <w:rStyle w:val="OperatorTok"/>
-          <w:sz w:val="16"/>
-          <w:szCs w:val="18"/>
-        </w:rPr>
-        <w:t>=</w:t>
-      </w:r>
-      <w:r>
-        <w:rPr>
-          <w:rStyle w:val="NormalTok"/>
-          <w:sz w:val="16"/>
-          <w:szCs w:val="18"/>
-        </w:rPr>
-        <w:t>above_kalman,</w:t>
-      </w:r>
-      <w:r>
-        <w:rPr>
-          <w:sz w:val="18"/>
-          <w:szCs w:val="18"/>
-        </w:rPr>
-        <w:br/>
-      </w:r>
-      <w:r>
-        <w:rPr>
-          <w:rStyle w:val="NormalTok"/>
-          <w:sz w:val="16"/>
-          <w:szCs w:val="18"/>
-        </w:rPr>
-        <w:t xml:space="preserve">               Doji</w:t>
-      </w:r>
-      <w:r>
-        <w:rPr>
-          <w:rStyle w:val="OperatorTok"/>
-          <w:sz w:val="16"/>
-          <w:szCs w:val="18"/>
-        </w:rPr>
-        <w:t>=</w:t>
-      </w:r>
-      <w:r>
-        <w:rPr>
-          <w:rStyle w:val="NormalTok"/>
-          <w:sz w:val="16"/>
-          <w:szCs w:val="18"/>
-        </w:rPr>
-        <w:t>doji, Dragonfly</w:t>
-      </w:r>
-      <w:r>
-        <w:rPr>
-          <w:rStyle w:val="OperatorTok"/>
-          <w:sz w:val="16"/>
-          <w:szCs w:val="18"/>
-        </w:rPr>
-        <w:t>=</w:t>
-      </w:r>
-      <w:r>
-        <w:rPr>
-          <w:rStyle w:val="NormalTok"/>
-          <w:sz w:val="16"/>
-          <w:szCs w:val="18"/>
-        </w:rPr>
-        <w:t>dragonfly, Gravestone</w:t>
-      </w:r>
-      <w:r>
-        <w:rPr>
-          <w:rStyle w:val="OperatorTok"/>
-          <w:sz w:val="16"/>
-          <w:szCs w:val="18"/>
-        </w:rPr>
-        <w:t>=</w:t>
-      </w:r>
-      <w:r>
-        <w:rPr>
-          <w:rStyle w:val="NormalTok"/>
-          <w:sz w:val="16"/>
-          <w:szCs w:val="18"/>
-        </w:rPr>
-        <w:t>gravestone,</w:t>
-      </w:r>
-      <w:r>
-        <w:rPr>
-          <w:sz w:val="18"/>
-          <w:szCs w:val="18"/>
-        </w:rPr>
-        <w:br/>
-      </w:r>
-      <w:r>
-        <w:rPr>
-          <w:rStyle w:val="NormalTok"/>
-          <w:sz w:val="16"/>
-          <w:szCs w:val="18"/>
-        </w:rPr>
-        <w:t xml:space="preserve">               MACD</w:t>
-      </w:r>
-      <w:r>
-        <w:rPr>
-          <w:rStyle w:val="OperatorTok"/>
-          <w:sz w:val="16"/>
-          <w:szCs w:val="18"/>
-        </w:rPr>
-        <w:t>=</w:t>
-      </w:r>
-      <w:r>
-        <w:rPr>
-          <w:rStyle w:val="BuiltInTok"/>
-          <w:sz w:val="16"/>
-          <w:szCs w:val="18"/>
-        </w:rPr>
-        <w:t>round</w:t>
-      </w:r>
-      <w:r>
-        <w:rPr>
-          <w:rStyle w:val="NormalTok"/>
-          <w:sz w:val="16"/>
-          <w:szCs w:val="18"/>
-        </w:rPr>
-        <w:t>(</w:t>
-      </w:r>
-      <w:r>
-        <w:rPr>
-          <w:rStyle w:val="BuiltInTok"/>
-          <w:sz w:val="16"/>
-          <w:szCs w:val="18"/>
-        </w:rPr>
-        <w:t>float</w:t>
-      </w:r>
-      <w:r>
-        <w:rPr>
-          <w:rStyle w:val="NormalTok"/>
-          <w:sz w:val="16"/>
-          <w:szCs w:val="18"/>
-        </w:rPr>
-        <w:t>(macd),</w:t>
-      </w:r>
-      <w:r>
-        <w:rPr>
-          <w:rStyle w:val="DecValTok"/>
-          <w:sz w:val="16"/>
-          <w:szCs w:val="18"/>
-        </w:rPr>
-        <w:t>4</w:t>
-      </w:r>
-      <w:r>
-        <w:rPr>
-          <w:rStyle w:val="NormalTok"/>
-          <w:sz w:val="16"/>
-          <w:szCs w:val="18"/>
-        </w:rPr>
-        <w:t>), MACD_Signal</w:t>
-      </w:r>
-      <w:r>
-        <w:rPr>
-          <w:rStyle w:val="OperatorTok"/>
-          <w:sz w:val="16"/>
-          <w:szCs w:val="18"/>
-        </w:rPr>
-        <w:t>=</w:t>
-      </w:r>
-      <w:r>
-        <w:rPr>
-          <w:rStyle w:val="BuiltInTok"/>
-          <w:sz w:val="16"/>
-          <w:szCs w:val="18"/>
-        </w:rPr>
-        <w:t>round</w:t>
-      </w:r>
-      <w:r>
-        <w:rPr>
-          <w:rStyle w:val="NormalTok"/>
-          <w:sz w:val="16"/>
-          <w:szCs w:val="18"/>
-        </w:rPr>
-        <w:t>(</w:t>
-      </w:r>
-      <w:r>
-        <w:rPr>
-          <w:rStyle w:val="BuiltInTok"/>
-          <w:sz w:val="16"/>
-          <w:szCs w:val="18"/>
-        </w:rPr>
-        <w:t>float</w:t>
-      </w:r>
-      <w:r>
-        <w:rPr>
-          <w:rStyle w:val="NormalTok"/>
-          <w:sz w:val="16"/>
-          <w:szCs w:val="18"/>
-        </w:rPr>
-        <w:t>(sig),</w:t>
-      </w:r>
-      <w:r>
-        <w:rPr>
-          <w:rStyle w:val="DecValTok"/>
-          <w:sz w:val="16"/>
-          <w:szCs w:val="18"/>
-        </w:rPr>
-        <w:t>4</w:t>
-      </w:r>
-      <w:r>
-        <w:rPr>
-          <w:rStyle w:val="NormalTok"/>
-          <w:sz w:val="16"/>
-          <w:szCs w:val="18"/>
-        </w:rPr>
-        <w:t>),</w:t>
-      </w:r>
-      <w:r>
-        <w:rPr>
-          <w:sz w:val="18"/>
-          <w:szCs w:val="18"/>
-        </w:rPr>
-        <w:br/>
-      </w:r>
-      <w:r>
-        <w:rPr>
-          <w:rStyle w:val="NormalTok"/>
-          <w:sz w:val="16"/>
-          <w:szCs w:val="18"/>
-        </w:rPr>
-        <w:t xml:space="preserve">               MACD_Buy</w:t>
-      </w:r>
-      <w:r>
-        <w:rPr>
-          <w:rStyle w:val="OperatorTok"/>
-          <w:sz w:val="16"/>
-          <w:szCs w:val="18"/>
-        </w:rPr>
-        <w:t>=</w:t>
-      </w:r>
-      <w:r>
-        <w:rPr>
-          <w:rStyle w:val="NormalTok"/>
-          <w:sz w:val="16"/>
-          <w:szCs w:val="18"/>
-        </w:rPr>
-        <w:t>macd_buy, MACD_Sell</w:t>
-      </w:r>
-      <w:r>
-        <w:rPr>
-          <w:rStyle w:val="OperatorTok"/>
-          <w:sz w:val="16"/>
-          <w:szCs w:val="18"/>
-        </w:rPr>
-        <w:t>=</w:t>
-      </w:r>
-      <w:r>
-        <w:rPr>
-          <w:rStyle w:val="NormalTok"/>
-          <w:sz w:val="16"/>
-          <w:szCs w:val="18"/>
-        </w:rPr>
-        <w:t>macd_sell, MACD_below_zero</w:t>
-      </w:r>
-      <w:r>
-        <w:rPr>
-          <w:rStyle w:val="OperatorTok"/>
-          <w:sz w:val="16"/>
-          <w:szCs w:val="18"/>
-        </w:rPr>
-        <w:t>=</w:t>
-      </w:r>
-      <w:r>
-        <w:rPr>
-          <w:rStyle w:val="NormalTok"/>
-          <w:sz w:val="16"/>
-          <w:szCs w:val="18"/>
-        </w:rPr>
-        <w:t>macd_below_zero)</w:t>
-      </w:r>
-      <w:r>
-        <w:rPr>
-          <w:sz w:val="18"/>
-          <w:szCs w:val="18"/>
-        </w:rPr>
-        <w:br/>
-      </w:r>
-      <w:r>
-        <w:rPr>
-          <w:rStyle w:val="NormalTok"/>
-          <w:sz w:val="16"/>
-          <w:szCs w:val="18"/>
-        </w:rPr>
-        <w:t xml:space="preserve">               </w:t>
-      </w:r>
-      <w:r>
-        <w:rPr>
-          <w:sz w:val="18"/>
-          <w:szCs w:val="18"/>
-        </w:rPr>
-        <w:br/>
-      </w:r>
-      <w:r>
-        <w:rPr>
-          <w:rStyle w:val="NormalTok"/>
-          <w:sz w:val="16"/>
-          <w:szCs w:val="18"/>
-        </w:rPr>
-        <w:t xml:space="preserve">    </w:t>
-      </w:r>
-      <w:r>
-        <w:rPr>
-          <w:rStyle w:val="ControlFlowTok"/>
-          <w:sz w:val="16"/>
-          <w:szCs w:val="18"/>
-        </w:rPr>
-        <w:t>return</w:t>
-      </w:r>
-      <w:r>
-        <w:rPr>
-          <w:rStyle w:val="NormalTok"/>
-          <w:sz w:val="16"/>
-          <w:szCs w:val="18"/>
-        </w:rPr>
-        <w:t xml:space="preserve"> df, row</w:t>
-      </w:r>
-      <w:r>
-        <w:rPr>
-          <w:sz w:val="18"/>
-          <w:szCs w:val="18"/>
-        </w:rPr>
-        <w:br/>
-      </w:r>
-      <w:r>
-        <w:rPr>
-          <w:sz w:val="18"/>
-          <w:szCs w:val="18"/>
-        </w:rPr>
-        <w:br/>
-      </w:r>
-      <w:r>
-        <w:rPr>
-          <w:rStyle w:val="KeywordTok"/>
-          <w:sz w:val="16"/>
-          <w:szCs w:val="18"/>
-        </w:rPr>
-        <w:t>def</w:t>
-      </w:r>
-      <w:r>
-        <w:rPr>
-          <w:rStyle w:val="NormalTok"/>
-          <w:sz w:val="16"/>
-          <w:szCs w:val="18"/>
-        </w:rPr>
-        <w:t xml:space="preserve"> plot(symbol):</w:t>
-      </w:r>
-      <w:r>
-        <w:rPr>
-          <w:sz w:val="18"/>
-          <w:szCs w:val="18"/>
-        </w:rPr>
-        <w:br/>
-      </w:r>
-      <w:r>
-        <w:rPr>
-          <w:rStyle w:val="NormalTok"/>
-          <w:sz w:val="16"/>
-          <w:szCs w:val="18"/>
-        </w:rPr>
-        <w:t xml:space="preserve">    df, _ </w:t>
-      </w:r>
-      <w:r>
-        <w:rPr>
-          <w:rStyle w:val="OperatorTok"/>
-          <w:sz w:val="16"/>
-          <w:szCs w:val="18"/>
-        </w:rPr>
-        <w:t>=</w:t>
-      </w:r>
-      <w:r>
-        <w:rPr>
-          <w:rStyle w:val="NormalTok"/>
-          <w:sz w:val="16"/>
-          <w:szCs w:val="18"/>
-        </w:rPr>
-        <w:t xml:space="preserve"> calculate_indicator(symbol)</w:t>
-      </w:r>
-      <w:r>
-        <w:rPr>
-          <w:sz w:val="18"/>
-          <w:szCs w:val="18"/>
-        </w:rPr>
-        <w:br/>
-      </w:r>
-      <w:r>
-        <w:rPr>
-          <w:rStyle w:val="NormalTok"/>
-          <w:sz w:val="16"/>
-          <w:szCs w:val="18"/>
-        </w:rPr>
-        <w:t xml:space="preserve">    fig </w:t>
-      </w:r>
-      <w:r>
-        <w:rPr>
-          <w:rStyle w:val="OperatorTok"/>
-          <w:sz w:val="16"/>
-          <w:szCs w:val="18"/>
-        </w:rPr>
-        <w:t>=</w:t>
-      </w:r>
-      <w:r>
-        <w:rPr>
-          <w:rStyle w:val="NormalTok"/>
-          <w:sz w:val="16"/>
-          <w:szCs w:val="18"/>
-        </w:rPr>
-        <w:t xml:space="preserve"> </w:t>
-      </w:r>
-      <w:proofErr w:type="spellStart"/>
-      <w:r>
-        <w:rPr>
-          <w:rStyle w:val="NormalTok"/>
-          <w:sz w:val="16"/>
-          <w:szCs w:val="18"/>
-        </w:rPr>
-        <w:t>go.Figure</w:t>
-      </w:r>
-      <w:proofErr w:type="spellEnd"/>
-      <w:r>
-        <w:rPr>
-          <w:rStyle w:val="NormalTok"/>
-          <w:sz w:val="16"/>
-          <w:szCs w:val="18"/>
-        </w:rPr>
-        <w:t>(</w:t>
-      </w:r>
-      <w:proofErr w:type="spellStart"/>
-      <w:r>
-        <w:rPr>
-          <w:rStyle w:val="NormalTok"/>
-          <w:sz w:val="16"/>
-          <w:szCs w:val="18"/>
-        </w:rPr>
-        <w:t>go.Candlestick</w:t>
-      </w:r>
-      <w:proofErr w:type="spellEnd"/>
-      <w:r>
-        <w:rPr>
-          <w:rStyle w:val="NormalTok"/>
-          <w:sz w:val="16"/>
-          <w:szCs w:val="18"/>
-        </w:rPr>
-        <w:t>(x</w:t>
-      </w:r>
-      <w:r>
-        <w:rPr>
-          <w:rStyle w:val="OperatorTok"/>
-          <w:sz w:val="16"/>
-          <w:szCs w:val="18"/>
-        </w:rPr>
-        <w:t>=</w:t>
-      </w:r>
-      <w:proofErr w:type="spellStart"/>
-      <w:r>
-        <w:rPr>
-          <w:rStyle w:val="NormalTok"/>
-          <w:sz w:val="16"/>
-          <w:szCs w:val="18"/>
-        </w:rPr>
-        <w:t>df.index</w:t>
-      </w:r>
-      <w:proofErr w:type="spellEnd"/>
-      <w:r>
-        <w:rPr>
-          <w:rStyle w:val="NormalTok"/>
-          <w:sz w:val="16"/>
-          <w:szCs w:val="18"/>
-        </w:rPr>
-        <w:t xml:space="preserve">, </w:t>
-      </w:r>
-      <w:r>
-        <w:rPr>
-          <w:rStyle w:val="BuiltInTok"/>
-          <w:sz w:val="16"/>
-          <w:szCs w:val="18"/>
-        </w:rPr>
-        <w:t>open</w:t>
-      </w:r>
-      <w:r>
-        <w:rPr>
-          <w:rStyle w:val="OperatorTok"/>
-          <w:sz w:val="16"/>
-          <w:szCs w:val="18"/>
-        </w:rPr>
-        <w:t>=</w:t>
-      </w:r>
-      <w:proofErr w:type="spellStart"/>
-      <w:r>
-        <w:rPr>
-          <w:rStyle w:val="NormalTok"/>
-          <w:sz w:val="16"/>
-          <w:szCs w:val="18"/>
-        </w:rPr>
-        <w:t>df.</w:t>
-      </w:r>
-      <w:r>
-        <w:rPr>
-          <w:rStyle w:val="BuiltInTok"/>
-          <w:sz w:val="16"/>
-          <w:szCs w:val="18"/>
-        </w:rPr>
-        <w:t>open</w:t>
-      </w:r>
-      <w:proofErr w:type="spellEnd"/>
-      <w:r>
-        <w:rPr>
-          <w:rStyle w:val="NormalTok"/>
-          <w:sz w:val="16"/>
-          <w:szCs w:val="18"/>
-        </w:rPr>
-        <w:t xml:space="preserve">, </w:t>
       </w:r>
     </w:p>
     <w:p>
@@ -8946,7 +7279,7 @@
           <w:sz w:val="16"/>
           <w:szCs w:val="18"/>
         </w:rPr>
-        <w:t>high</w:t>
+        <w:t xml:space="preserve">.mean() </w:t>
       </w:r>
       <w:r>
         <w:rPr>
@@ -8954,8 +7287,131 @@
           <w:sz w:val="16"/>
           <w:szCs w:val="18"/>
         </w:rPr>
+        <w:t>-</w:t>
+      </w:r>
+      <w:r>
+        <w:rPr>
+          <w:rStyle w:val="NormalTok"/>
+          <w:sz w:val="16"/>
+          <w:szCs w:val="18"/>
+        </w:rPr>
+        <w:t xml:space="preserve"> </w:t>
+      </w:r>
+      <w:proofErr w:type="spellStart"/>
+      <w:r>
+        <w:rPr>
+          <w:rStyle w:val="NormalTok"/>
+          <w:sz w:val="16"/>
+          <w:szCs w:val="18"/>
+        </w:rPr>
+        <w:t>df</w:t>
+      </w:r>
+      <w:proofErr w:type="spellEnd"/>
+      <w:r>
+        <w:rPr>
+          <w:rStyle w:val="NormalTok"/>
+          <w:sz w:val="16"/>
+          <w:szCs w:val="18"/>
+        </w:rPr>
+        <w:t>[</w:t>
+      </w:r>
+      <w:r>
+        <w:rPr>
+          <w:rStyle w:val="StringTok"/>
+          <w:sz w:val="16"/>
+          <w:szCs w:val="18"/>
+        </w:rPr>
+        <w:t>"close"</w:t>
+      </w:r>
+      <w:r>
+        <w:rPr>
+          <w:rStyle w:val="NormalTok"/>
+          <w:sz w:val="16"/>
+          <w:szCs w:val="18"/>
+        </w:rPr>
+        <w:t>].</w:t>
+      </w:r>
+      <w:proofErr w:type="spellStart"/>
+      <w:r>
+        <w:rPr>
+          <w:rStyle w:val="NormalTok"/>
+          <w:sz w:val="16"/>
+          <w:szCs w:val="18"/>
+        </w:rPr>
+        <w:t>ewm</w:t>
+      </w:r>
+      <w:proofErr w:type="spellEnd"/>
+      <w:r>
+        <w:rPr>
+          <w:rStyle w:val="NormalTok"/>
+          <w:sz w:val="16"/>
+          <w:szCs w:val="18"/>
+        </w:rPr>
+        <w:t>(span</w:t>
+      </w:r>
+      <w:r>
+        <w:rPr>
+          <w:rStyle w:val="OperatorTok"/>
+          <w:sz w:val="16"/>
+          <w:szCs w:val="18"/>
+        </w:rPr>
         <w:t>=</w:t>
       </w:r>
+      <w:r>
+        <w:rPr>
+          <w:rStyle w:val="DecValTok"/>
+          <w:sz w:val="16"/>
+          <w:szCs w:val="18"/>
+        </w:rPr>
+        <w:t>26</w:t>
+      </w:r>
+      <w:r>
+        <w:rPr>
+          <w:rStyle w:val="NormalTok"/>
+          <w:sz w:val="16"/>
+          <w:szCs w:val="18"/>
+        </w:rPr>
+        <w:t>, adjust</w:t>
+      </w:r>
+      <w:r>
+        <w:rPr>
+          <w:rStyle w:val="OperatorTok"/>
+          <w:sz w:val="16"/>
+          <w:szCs w:val="18"/>
+        </w:rPr>
+        <w:t>=</w:t>
+      </w:r>
+      <w:r>
+        <w:rPr>
+          <w:rStyle w:val="VariableTok"/>
+          <w:sz w:val="16"/>
+          <w:szCs w:val="18"/>
+        </w:rPr>
+        <w:t>False</w:t>
+      </w:r>
+      <w:r>
+        <w:rPr>
+          <w:rStyle w:val="NormalTok"/>
+          <w:sz w:val="16"/>
+          <w:szCs w:val="18"/>
+        </w:rPr>
+        <w:t>).mean()</w:t>
+      </w:r>
+      <w:r>
+        <w:rPr>
+          <w:sz w:val="18"/>
+          <w:szCs w:val="18"/>
+        </w:rPr>
+        <w:br/>
+      </w:r>
+      <w:r>
+        <w:rPr>
+          <w:rStyle w:val="NormalTok"/>
+          <w:sz w:val="16"/>
+          <w:szCs w:val="18"/>
+        </w:rPr>
+        <w:t xml:space="preserve">    </w:t>
+      </w:r>
       <w:proofErr w:type="spellStart"/>
       <w:r>
         <w:rPr>
@@ -8963,7 +7419,7 @@
           <w:sz w:val="16"/>
           <w:szCs w:val="18"/>
         </w:rPr>
-        <w:t>df.high</w:t>
+        <w:t>signal_line</w:t>
       </w:r>
       <w:proofErr w:type="spellEnd"/>
       <w:r>
@@ -8972,7 +7428,7 @@
           <w:sz w:val="16"/>
           <w:szCs w:val="18"/>
         </w:rPr>
-        <w:t>, low</w:t>
+        <w:t xml:space="preserve"> </w:t>
       </w:r>
       <w:r>
         <w:rPr>
@@ -8982,6 +7438,1466 @@
         </w:rPr>
         <w:t>=</w:t>
       </w:r>
+      <w:r>
+        <w:rPr>
+          <w:rStyle w:val="NormalTok"/>
+          <w:sz w:val="16"/>
+          <w:szCs w:val="18"/>
+        </w:rPr>
+        <w:t xml:space="preserve"> macd_line.ewm(span</w:t>
+      </w:r>
+      <w:r>
+        <w:rPr>
+          <w:rStyle w:val="OperatorTok"/>
+          <w:sz w:val="16"/>
+          <w:szCs w:val="18"/>
+        </w:rPr>
+        <w:t>=</w:t>
+      </w:r>
+      <w:r>
+        <w:rPr>
+          <w:rStyle w:val="DecValTok"/>
+          <w:sz w:val="16"/>
+          <w:szCs w:val="18"/>
+        </w:rPr>
+        <w:t>9</w:t>
+      </w:r>
+      <w:r>
+        <w:rPr>
+          <w:rStyle w:val="NormalTok"/>
+          <w:sz w:val="16"/>
+          <w:szCs w:val="18"/>
+        </w:rPr>
+        <w:t>, adjust</w:t>
+      </w:r>
+      <w:r>
+        <w:rPr>
+          <w:rStyle w:val="OperatorTok"/>
+          <w:sz w:val="16"/>
+          <w:szCs w:val="18"/>
+        </w:rPr>
+        <w:t>=</w:t>
+      </w:r>
+      <w:r>
+        <w:rPr>
+          <w:rStyle w:val="VariableTok"/>
+          <w:sz w:val="16"/>
+          <w:szCs w:val="18"/>
+        </w:rPr>
+        <w:t>False</w:t>
+      </w:r>
+      <w:r>
+        <w:rPr>
+          <w:rStyle w:val="NormalTok"/>
+          <w:sz w:val="16"/>
+          <w:szCs w:val="18"/>
+        </w:rPr>
+        <w:t>).mean()</w:t>
+      </w:r>
+      <w:r>
+        <w:rPr>
+          <w:sz w:val="18"/>
+          <w:szCs w:val="18"/>
+        </w:rPr>
+        <w:br/>
+      </w:r>
+      <w:r>
+        <w:rPr>
+          <w:rStyle w:val="NormalTok"/>
+          <w:sz w:val="16"/>
+          <w:szCs w:val="18"/>
+        </w:rPr>
+        <w:t xml:space="preserve">    macd, sig           </w:t>
+      </w:r>
+      <w:r>
+        <w:rPr>
+          <w:rStyle w:val="OperatorTok"/>
+          <w:sz w:val="16"/>
+          <w:szCs w:val="18"/>
+        </w:rPr>
+        <w:t>=</w:t>
+      </w:r>
+      <w:r>
+        <w:rPr>
+          <w:rStyle w:val="NormalTok"/>
+          <w:sz w:val="16"/>
+          <w:szCs w:val="18"/>
+        </w:rPr>
+        <w:t xml:space="preserve"> macd_line.iloc[</w:t>
+      </w:r>
+      <w:r>
+        <w:rPr>
+          <w:rStyle w:val="OperatorTok"/>
+          <w:sz w:val="16"/>
+          <w:szCs w:val="18"/>
+        </w:rPr>
+        <w:t>-</w:t>
+      </w:r>
+      <w:r>
+        <w:rPr>
+          <w:rStyle w:val="DecValTok"/>
+          <w:sz w:val="16"/>
+          <w:szCs w:val="18"/>
+        </w:rPr>
+        <w:t>1</w:t>
+      </w:r>
+      <w:r>
+        <w:rPr>
+          <w:rStyle w:val="NormalTok"/>
+          <w:sz w:val="16"/>
+          <w:szCs w:val="18"/>
+        </w:rPr>
+        <w:t>], signal_line.iloc[</w:t>
+      </w:r>
+      <w:r>
+        <w:rPr>
+          <w:rStyle w:val="OperatorTok"/>
+          <w:sz w:val="16"/>
+          <w:szCs w:val="18"/>
+        </w:rPr>
+        <w:t>-</w:t>
+      </w:r>
+      <w:r>
+        <w:rPr>
+          <w:rStyle w:val="DecValTok"/>
+          <w:sz w:val="16"/>
+          <w:szCs w:val="18"/>
+        </w:rPr>
+        <w:t>1</w:t>
+      </w:r>
+      <w:r>
+        <w:rPr>
+          <w:rStyle w:val="NormalTok"/>
+          <w:sz w:val="16"/>
+          <w:szCs w:val="18"/>
+        </w:rPr>
+        <w:t>]</w:t>
+      </w:r>
+      <w:r>
+        <w:rPr>
+          <w:sz w:val="18"/>
+          <w:szCs w:val="18"/>
+        </w:rPr>
+        <w:br/>
+      </w:r>
+      <w:r>
+        <w:rPr>
+          <w:rStyle w:val="NormalTok"/>
+          <w:sz w:val="16"/>
+          <w:szCs w:val="18"/>
+        </w:rPr>
+        <w:t xml:space="preserve">    macd_prev, sig_prev </w:t>
+      </w:r>
+      <w:r>
+        <w:rPr>
+          <w:rStyle w:val="OperatorTok"/>
+          <w:sz w:val="16"/>
+          <w:szCs w:val="18"/>
+        </w:rPr>
+        <w:t>=</w:t>
+      </w:r>
+      <w:r>
+        <w:rPr>
+          <w:rStyle w:val="NormalTok"/>
+          <w:sz w:val="16"/>
+          <w:szCs w:val="18"/>
+        </w:rPr>
+        <w:t xml:space="preserve"> macd_line.iloc[</w:t>
+      </w:r>
+      <w:r>
+        <w:rPr>
+          <w:rStyle w:val="OperatorTok"/>
+          <w:sz w:val="16"/>
+          <w:szCs w:val="18"/>
+        </w:rPr>
+        <w:t>-</w:t>
+      </w:r>
+      <w:r>
+        <w:rPr>
+          <w:rStyle w:val="DecValTok"/>
+          <w:sz w:val="16"/>
+          <w:szCs w:val="18"/>
+        </w:rPr>
+        <w:t>2</w:t>
+      </w:r>
+      <w:r>
+        <w:rPr>
+          <w:rStyle w:val="NormalTok"/>
+          <w:sz w:val="16"/>
+          <w:szCs w:val="18"/>
+        </w:rPr>
+        <w:t>], signal_line.iloc[</w:t>
+      </w:r>
+      <w:r>
+        <w:rPr>
+          <w:rStyle w:val="OperatorTok"/>
+          <w:sz w:val="16"/>
+          <w:szCs w:val="18"/>
+        </w:rPr>
+        <w:t>-</w:t>
+      </w:r>
+      <w:r>
+        <w:rPr>
+          <w:rStyle w:val="DecValTok"/>
+          <w:sz w:val="16"/>
+          <w:szCs w:val="18"/>
+        </w:rPr>
+        <w:t>2</w:t>
+      </w:r>
+      <w:r>
+        <w:rPr>
+          <w:rStyle w:val="NormalTok"/>
+          <w:sz w:val="16"/>
+          <w:szCs w:val="18"/>
+        </w:rPr>
+        <w:t>]</w:t>
+      </w:r>
+      <w:r>
+        <w:rPr>
+          <w:sz w:val="18"/>
+          <w:szCs w:val="18"/>
+        </w:rPr>
+        <w:br/>
+      </w:r>
+      <w:r>
+        <w:rPr>
+          <w:rStyle w:val="NormalTok"/>
+          <w:sz w:val="16"/>
+          <w:szCs w:val="18"/>
+        </w:rPr>
+        <w:t xml:space="preserve">    macd_buy  </w:t>
+      </w:r>
+      <w:r>
+        <w:rPr>
+          <w:rStyle w:val="OperatorTok"/>
+          <w:sz w:val="16"/>
+          <w:szCs w:val="18"/>
+        </w:rPr>
+        <w:t>=</w:t>
+      </w:r>
+      <w:r>
+        <w:rPr>
+          <w:rStyle w:val="NormalTok"/>
+          <w:sz w:val="16"/>
+          <w:szCs w:val="18"/>
+        </w:rPr>
+        <w:t xml:space="preserve"> </w:t>
+      </w:r>
+      <w:r>
+        <w:rPr>
+          <w:rStyle w:val="BuiltInTok"/>
+          <w:sz w:val="16"/>
+          <w:szCs w:val="18"/>
+        </w:rPr>
+        <w:t>bool</w:t>
+      </w:r>
+      <w:r>
+        <w:rPr>
+          <w:rStyle w:val="NormalTok"/>
+          <w:sz w:val="16"/>
+          <w:szCs w:val="18"/>
+        </w:rPr>
+        <w:t xml:space="preserve">(macd_prev </w:t>
+      </w:r>
+      <w:r>
+        <w:rPr>
+          <w:rStyle w:val="OperatorTok"/>
+          <w:sz w:val="16"/>
+          <w:szCs w:val="18"/>
+        </w:rPr>
+        <w:t>&lt;=</w:t>
+      </w:r>
+      <w:r>
+        <w:rPr>
+          <w:rStyle w:val="NormalTok"/>
+          <w:sz w:val="16"/>
+          <w:szCs w:val="18"/>
+        </w:rPr>
+        <w:t xml:space="preserve"> sig_prev </w:t>
+      </w:r>
+      <w:r>
+        <w:rPr>
+          <w:rStyle w:val="KeywordTok"/>
+          <w:sz w:val="16"/>
+          <w:szCs w:val="18"/>
+        </w:rPr>
+        <w:t>and</w:t>
+      </w:r>
+      <w:r>
+        <w:rPr>
+          <w:rStyle w:val="NormalTok"/>
+          <w:sz w:val="16"/>
+          <w:szCs w:val="18"/>
+        </w:rPr>
+        <w:t xml:space="preserve"> macd </w:t>
+      </w:r>
+      <w:r>
+        <w:rPr>
+          <w:rStyle w:val="OperatorTok"/>
+          <w:sz w:val="16"/>
+          <w:szCs w:val="18"/>
+        </w:rPr>
+        <w:t>&gt;</w:t>
+      </w:r>
+      <w:r>
+        <w:rPr>
+          <w:rStyle w:val="NormalTok"/>
+          <w:sz w:val="16"/>
+          <w:szCs w:val="18"/>
+        </w:rPr>
+        <w:t xml:space="preserve"> sig)</w:t>
+      </w:r>
+      <w:r>
+        <w:rPr>
+          <w:sz w:val="18"/>
+          <w:szCs w:val="18"/>
+        </w:rPr>
+        <w:br/>
+      </w:r>
+      <w:r>
+        <w:rPr>
+          <w:rStyle w:val="NormalTok"/>
+          <w:sz w:val="16"/>
+          <w:szCs w:val="18"/>
+        </w:rPr>
+        <w:t xml:space="preserve">    macd_sell </w:t>
+      </w:r>
+      <w:r>
+        <w:rPr>
+          <w:rStyle w:val="OperatorTok"/>
+          <w:sz w:val="16"/>
+          <w:szCs w:val="18"/>
+        </w:rPr>
+        <w:t>=</w:t>
+      </w:r>
+      <w:r>
+        <w:rPr>
+          <w:rStyle w:val="NormalTok"/>
+          <w:sz w:val="16"/>
+          <w:szCs w:val="18"/>
+        </w:rPr>
+        <w:t xml:space="preserve"> </w:t>
+      </w:r>
+      <w:r>
+        <w:rPr>
+          <w:rStyle w:val="BuiltInTok"/>
+          <w:sz w:val="16"/>
+          <w:szCs w:val="18"/>
+        </w:rPr>
+        <w:t>bool</w:t>
+      </w:r>
+      <w:r>
+        <w:rPr>
+          <w:rStyle w:val="NormalTok"/>
+          <w:sz w:val="16"/>
+          <w:szCs w:val="18"/>
+        </w:rPr>
+        <w:t xml:space="preserve">(macd_prev </w:t>
+      </w:r>
+      <w:r>
+        <w:rPr>
+          <w:rStyle w:val="OperatorTok"/>
+          <w:sz w:val="16"/>
+          <w:szCs w:val="18"/>
+        </w:rPr>
+        <w:t>&gt;=</w:t>
+      </w:r>
+      <w:r>
+        <w:rPr>
+          <w:rStyle w:val="NormalTok"/>
+          <w:sz w:val="16"/>
+          <w:szCs w:val="18"/>
+        </w:rPr>
+        <w:t xml:space="preserve"> sig_prev </w:t>
+      </w:r>
+      <w:r>
+        <w:rPr>
+          <w:rStyle w:val="KeywordTok"/>
+          <w:sz w:val="16"/>
+          <w:szCs w:val="18"/>
+        </w:rPr>
+        <w:t>and</w:t>
+      </w:r>
+      <w:r>
+        <w:rPr>
+          <w:rStyle w:val="NormalTok"/>
+          <w:sz w:val="16"/>
+          <w:szCs w:val="18"/>
+        </w:rPr>
+        <w:t xml:space="preserve"> macd </w:t>
+      </w:r>
+      <w:r>
+        <w:rPr>
+          <w:rStyle w:val="OperatorTok"/>
+          <w:sz w:val="16"/>
+          <w:szCs w:val="18"/>
+        </w:rPr>
+        <w:t>&lt;</w:t>
+      </w:r>
+      <w:r>
+        <w:rPr>
+          <w:rStyle w:val="NormalTok"/>
+          <w:sz w:val="16"/>
+          <w:szCs w:val="18"/>
+        </w:rPr>
+        <w:t xml:space="preserve"> sig)</w:t>
+      </w:r>
+      <w:r>
+        <w:rPr>
+          <w:sz w:val="18"/>
+          <w:szCs w:val="18"/>
+        </w:rPr>
+        <w:br/>
+      </w:r>
+      <w:r>
+        <w:rPr>
+          <w:rStyle w:val="NormalTok"/>
+          <w:sz w:val="16"/>
+          <w:szCs w:val="18"/>
+        </w:rPr>
+        <w:t xml:space="preserve">    macd_below_zero </w:t>
+      </w:r>
+      <w:r>
+        <w:rPr>
+          <w:rStyle w:val="OperatorTok"/>
+          <w:sz w:val="16"/>
+          <w:szCs w:val="18"/>
+        </w:rPr>
+        <w:t>=</w:t>
+      </w:r>
+      <w:r>
+        <w:rPr>
+          <w:rStyle w:val="NormalTok"/>
+          <w:sz w:val="16"/>
+          <w:szCs w:val="18"/>
+        </w:rPr>
+        <w:t xml:space="preserve"> </w:t>
+      </w:r>
+      <w:r>
+        <w:rPr>
+          <w:rStyle w:val="BuiltInTok"/>
+          <w:sz w:val="16"/>
+          <w:szCs w:val="18"/>
+        </w:rPr>
+        <w:t>bool</w:t>
+      </w:r>
+      <w:r>
+        <w:rPr>
+          <w:rStyle w:val="NormalTok"/>
+          <w:sz w:val="16"/>
+          <w:szCs w:val="18"/>
+        </w:rPr>
+        <w:t xml:space="preserve">(macd </w:t>
+      </w:r>
+      <w:r>
+        <w:rPr>
+          <w:rStyle w:val="OperatorTok"/>
+          <w:sz w:val="16"/>
+          <w:szCs w:val="18"/>
+        </w:rPr>
+        <w:t>&lt;</w:t>
+      </w:r>
+      <w:r>
+        <w:rPr>
+          <w:rStyle w:val="NormalTok"/>
+          <w:sz w:val="16"/>
+          <w:szCs w:val="18"/>
+        </w:rPr>
+        <w:t xml:space="preserve"> </w:t>
+      </w:r>
+      <w:r>
+        <w:rPr>
+          <w:rStyle w:val="DecValTok"/>
+          <w:sz w:val="16"/>
+          <w:szCs w:val="18"/>
+        </w:rPr>
+        <w:t>0</w:t>
+      </w:r>
+      <w:r>
+        <w:rPr>
+          <w:rStyle w:val="NormalTok"/>
+          <w:sz w:val="16"/>
+          <w:szCs w:val="18"/>
+        </w:rPr>
+        <w:t>)</w:t>
+      </w:r>
+      <w:r>
+        <w:rPr>
+          <w:sz w:val="18"/>
+          <w:szCs w:val="18"/>
+        </w:rPr>
+        <w:br/>
+      </w:r>
+      <w:r>
+        <w:rPr>
+          <w:rStyle w:val="NormalTok"/>
+          <w:sz w:val="16"/>
+          <w:szCs w:val="18"/>
+        </w:rPr>
+        <w:t xml:space="preserve">    buy  </w:t>
+      </w:r>
+      <w:r>
+        <w:rPr>
+          <w:rStyle w:val="OperatorTok"/>
+          <w:sz w:val="16"/>
+          <w:szCs w:val="18"/>
+        </w:rPr>
+        <w:t>=</w:t>
+      </w:r>
+      <w:r>
+        <w:rPr>
+          <w:rStyle w:val="NormalTok"/>
+          <w:sz w:val="16"/>
+          <w:szCs w:val="18"/>
+        </w:rPr>
+        <w:t xml:space="preserve"> amat </w:t>
+      </w:r>
+      <w:r>
+        <w:rPr>
+          <w:rStyle w:val="KeywordTok"/>
+          <w:sz w:val="16"/>
+          <w:szCs w:val="18"/>
+        </w:rPr>
+        <w:t>and</w:t>
+      </w:r>
+      <w:r>
+        <w:rPr>
+          <w:rStyle w:val="NormalTok"/>
+          <w:sz w:val="16"/>
+          <w:szCs w:val="18"/>
+        </w:rPr>
+        <w:t xml:space="preserve"> ema_cross </w:t>
+      </w:r>
+      <w:r>
+        <w:rPr>
+          <w:rStyle w:val="KeywordTok"/>
+          <w:sz w:val="16"/>
+          <w:szCs w:val="18"/>
+        </w:rPr>
+        <w:t>and</w:t>
+      </w:r>
+      <w:r>
+        <w:rPr>
+          <w:rStyle w:val="NormalTok"/>
+          <w:sz w:val="16"/>
+          <w:szCs w:val="18"/>
+        </w:rPr>
+        <w:t xml:space="preserve"> above_kalman</w:t>
+      </w:r>
+      <w:r>
+        <w:rPr>
+          <w:sz w:val="18"/>
+          <w:szCs w:val="18"/>
+        </w:rPr>
+        <w:br/>
+      </w:r>
+      <w:r>
+        <w:rPr>
+          <w:rStyle w:val="NormalTok"/>
+          <w:sz w:val="16"/>
+          <w:szCs w:val="18"/>
+        </w:rPr>
+        <w:t xml:space="preserve">    sell </w:t>
+      </w:r>
+      <w:r>
+        <w:rPr>
+          <w:rStyle w:val="OperatorTok"/>
+          <w:sz w:val="16"/>
+          <w:szCs w:val="18"/>
+        </w:rPr>
+        <w:t>=</w:t>
+      </w:r>
+      <w:r>
+        <w:rPr>
+          <w:rStyle w:val="NormalTok"/>
+          <w:sz w:val="16"/>
+          <w:szCs w:val="18"/>
+        </w:rPr>
+        <w:t xml:space="preserve"> (</w:t>
+      </w:r>
+      <w:r>
+        <w:rPr>
+          <w:rStyle w:val="KeywordTok"/>
+          <w:sz w:val="16"/>
+          <w:szCs w:val="18"/>
+        </w:rPr>
+        <w:t>not</w:t>
+      </w:r>
+      <w:r>
+        <w:rPr>
+          <w:rStyle w:val="NormalTok"/>
+          <w:sz w:val="16"/>
+          <w:szCs w:val="18"/>
+        </w:rPr>
+        <w:t xml:space="preserve"> amat) </w:t>
+      </w:r>
+      <w:r>
+        <w:rPr>
+          <w:rStyle w:val="KeywordTok"/>
+          <w:sz w:val="16"/>
+          <w:szCs w:val="18"/>
+        </w:rPr>
+        <w:t>and</w:t>
+      </w:r>
+      <w:r>
+        <w:rPr>
+          <w:rStyle w:val="NormalTok"/>
+          <w:sz w:val="16"/>
+          <w:szCs w:val="18"/>
+        </w:rPr>
+        <w:t xml:space="preserve"> (</w:t>
+      </w:r>
+      <w:r>
+        <w:rPr>
+          <w:rStyle w:val="KeywordTok"/>
+          <w:sz w:val="16"/>
+          <w:szCs w:val="18"/>
+        </w:rPr>
+        <w:t>not</w:t>
+      </w:r>
+      <w:r>
+        <w:rPr>
+          <w:rStyle w:val="NormalTok"/>
+          <w:sz w:val="16"/>
+          <w:szCs w:val="18"/>
+        </w:rPr>
+        <w:t xml:space="preserve"> ema_cross) </w:t>
+      </w:r>
+      <w:r>
+        <w:rPr>
+          <w:rStyle w:val="KeywordTok"/>
+          <w:sz w:val="16"/>
+          <w:szCs w:val="18"/>
+        </w:rPr>
+        <w:t>and</w:t>
+      </w:r>
+      <w:r>
+        <w:rPr>
+          <w:rStyle w:val="NormalTok"/>
+          <w:sz w:val="16"/>
+          <w:szCs w:val="18"/>
+        </w:rPr>
+        <w:t xml:space="preserve"> (</w:t>
+      </w:r>
+      <w:r>
+        <w:rPr>
+          <w:rStyle w:val="KeywordTok"/>
+          <w:sz w:val="16"/>
+          <w:szCs w:val="18"/>
+        </w:rPr>
+        <w:t>not</w:t>
+      </w:r>
+      <w:r>
+        <w:rPr>
+          <w:rStyle w:val="NormalTok"/>
+          <w:sz w:val="16"/>
+          <w:szCs w:val="18"/>
+        </w:rPr>
+        <w:t xml:space="preserve"> above_kalman)    </w:t>
+      </w:r>
+      <w:r>
+        <w:rPr>
+          <w:sz w:val="18"/>
+          <w:szCs w:val="18"/>
+        </w:rPr>
+        <w:br/>
+      </w:r>
+      <w:r>
+        <w:rPr>
+          <w:rStyle w:val="NormalTok"/>
+          <w:sz w:val="16"/>
+          <w:szCs w:val="18"/>
+        </w:rPr>
+        <w:t xml:space="preserve">    row </w:t>
+      </w:r>
+      <w:r>
+        <w:rPr>
+          <w:rStyle w:val="OperatorTok"/>
+          <w:sz w:val="16"/>
+          <w:szCs w:val="18"/>
+        </w:rPr>
+        <w:t>=</w:t>
+      </w:r>
+      <w:r>
+        <w:rPr>
+          <w:rStyle w:val="NormalTok"/>
+          <w:sz w:val="16"/>
+          <w:szCs w:val="18"/>
+        </w:rPr>
+        <w:t xml:space="preserve"> </w:t>
+      </w:r>
+      <w:r>
+        <w:rPr>
+          <w:rStyle w:val="BuiltInTok"/>
+          <w:sz w:val="16"/>
+          <w:szCs w:val="18"/>
+        </w:rPr>
+        <w:t>dict</w:t>
+      </w:r>
+      <w:r>
+        <w:rPr>
+          <w:rStyle w:val="NormalTok"/>
+          <w:sz w:val="16"/>
+          <w:szCs w:val="18"/>
+        </w:rPr>
+        <w:t>(Symbol</w:t>
+      </w:r>
+      <w:r>
+        <w:rPr>
+          <w:rStyle w:val="OperatorTok"/>
+          <w:sz w:val="16"/>
+          <w:szCs w:val="18"/>
+        </w:rPr>
+        <w:t>=</w:t>
+      </w:r>
+      <w:r>
+        <w:rPr>
+          <w:rStyle w:val="NormalTok"/>
+          <w:sz w:val="16"/>
+          <w:szCs w:val="18"/>
+        </w:rPr>
+        <w:t>symbol, Buy</w:t>
+      </w:r>
+      <w:r>
+        <w:rPr>
+          <w:rStyle w:val="OperatorTok"/>
+          <w:sz w:val="16"/>
+          <w:szCs w:val="18"/>
+        </w:rPr>
+        <w:t>=</w:t>
+      </w:r>
+      <w:r>
+        <w:rPr>
+          <w:rStyle w:val="NormalTok"/>
+          <w:sz w:val="16"/>
+          <w:szCs w:val="18"/>
+        </w:rPr>
+        <w:t>buy, Sell</w:t>
+      </w:r>
+      <w:r>
+        <w:rPr>
+          <w:rStyle w:val="OperatorTok"/>
+          <w:sz w:val="16"/>
+          <w:szCs w:val="18"/>
+        </w:rPr>
+        <w:t>=</w:t>
+      </w:r>
+      <w:r>
+        <w:rPr>
+          <w:rStyle w:val="NormalTok"/>
+          <w:sz w:val="16"/>
+          <w:szCs w:val="18"/>
+        </w:rPr>
+        <w:t>sell, Close</w:t>
+      </w:r>
+      <w:r>
+        <w:rPr>
+          <w:rStyle w:val="OperatorTok"/>
+          <w:sz w:val="16"/>
+          <w:szCs w:val="18"/>
+        </w:rPr>
+        <w:t>=</w:t>
+      </w:r>
+      <w:r>
+        <w:rPr>
+          <w:rStyle w:val="BuiltInTok"/>
+          <w:sz w:val="16"/>
+          <w:szCs w:val="18"/>
+        </w:rPr>
+        <w:t>round</w:t>
+      </w:r>
+      <w:r>
+        <w:rPr>
+          <w:rStyle w:val="NormalTok"/>
+          <w:sz w:val="16"/>
+          <w:szCs w:val="18"/>
+        </w:rPr>
+        <w:t>(</w:t>
+      </w:r>
+      <w:r>
+        <w:rPr>
+          <w:rStyle w:val="BuiltInTok"/>
+          <w:sz w:val="16"/>
+          <w:szCs w:val="18"/>
+        </w:rPr>
+        <w:t>float</w:t>
+      </w:r>
+      <w:r>
+        <w:rPr>
+          <w:rStyle w:val="NormalTok"/>
+          <w:sz w:val="16"/>
+          <w:szCs w:val="18"/>
+        </w:rPr>
+        <w:t xml:space="preserve">(close), </w:t>
+      </w:r>
+      <w:r>
+        <w:rPr>
+          <w:rStyle w:val="DecValTok"/>
+          <w:sz w:val="16"/>
+          <w:szCs w:val="18"/>
+        </w:rPr>
+        <w:t>4</w:t>
+      </w:r>
+      <w:r>
+        <w:rPr>
+          <w:rStyle w:val="NormalTok"/>
+          <w:sz w:val="16"/>
+          <w:szCs w:val="18"/>
+        </w:rPr>
+        <w:t>),</w:t>
+      </w:r>
+      <w:r>
+        <w:rPr>
+          <w:sz w:val="18"/>
+          <w:szCs w:val="18"/>
+        </w:rPr>
+        <w:br/>
+      </w:r>
+      <w:r>
+        <w:rPr>
+          <w:rStyle w:val="NormalTok"/>
+          <w:sz w:val="16"/>
+          <w:szCs w:val="18"/>
+        </w:rPr>
+        <w:t xml:space="preserve">               RSI</w:t>
+      </w:r>
+      <w:r>
+        <w:rPr>
+          <w:rStyle w:val="OperatorTok"/>
+          <w:sz w:val="16"/>
+          <w:szCs w:val="18"/>
+        </w:rPr>
+        <w:t>=</w:t>
+      </w:r>
+      <w:r>
+        <w:rPr>
+          <w:rStyle w:val="BuiltInTok"/>
+          <w:sz w:val="16"/>
+          <w:szCs w:val="18"/>
+        </w:rPr>
+        <w:t>round</w:t>
+      </w:r>
+      <w:r>
+        <w:rPr>
+          <w:rStyle w:val="NormalTok"/>
+          <w:sz w:val="16"/>
+          <w:szCs w:val="18"/>
+        </w:rPr>
+        <w:t xml:space="preserve">(rsi, </w:t>
+      </w:r>
+      <w:r>
+        <w:rPr>
+          <w:rStyle w:val="DecValTok"/>
+          <w:sz w:val="16"/>
+          <w:szCs w:val="18"/>
+        </w:rPr>
+        <w:t>2</w:t>
+      </w:r>
+      <w:r>
+        <w:rPr>
+          <w:rStyle w:val="NormalTok"/>
+          <w:sz w:val="16"/>
+          <w:szCs w:val="18"/>
+        </w:rPr>
+        <w:t>), Chop</w:t>
+      </w:r>
+      <w:r>
+        <w:rPr>
+          <w:rStyle w:val="OperatorTok"/>
+          <w:sz w:val="16"/>
+          <w:szCs w:val="18"/>
+        </w:rPr>
+        <w:t>=</w:t>
+      </w:r>
+      <w:r>
+        <w:rPr>
+          <w:rStyle w:val="NormalTok"/>
+          <w:sz w:val="16"/>
+          <w:szCs w:val="18"/>
+        </w:rPr>
+        <w:t>chop, AMAT</w:t>
+      </w:r>
+      <w:r>
+        <w:rPr>
+          <w:rStyle w:val="OperatorTok"/>
+          <w:sz w:val="16"/>
+          <w:szCs w:val="18"/>
+        </w:rPr>
+        <w:t>=</w:t>
+      </w:r>
+      <w:r>
+        <w:rPr>
+          <w:rStyle w:val="NormalTok"/>
+          <w:sz w:val="16"/>
+          <w:szCs w:val="18"/>
+        </w:rPr>
+        <w:t>amat,</w:t>
+      </w:r>
+      <w:r>
+        <w:rPr>
+          <w:sz w:val="18"/>
+          <w:szCs w:val="18"/>
+        </w:rPr>
+        <w:br/>
+      </w:r>
+      <w:r>
+        <w:rPr>
+          <w:rStyle w:val="NormalTok"/>
+          <w:sz w:val="16"/>
+          <w:szCs w:val="18"/>
+        </w:rPr>
+        <w:t xml:space="preserve">               Ichimoku_9</w:t>
+      </w:r>
+      <w:r>
+        <w:rPr>
+          <w:rStyle w:val="OperatorTok"/>
+          <w:sz w:val="16"/>
+          <w:szCs w:val="18"/>
+        </w:rPr>
+        <w:t>=</w:t>
+      </w:r>
+      <w:r>
+        <w:rPr>
+          <w:rStyle w:val="BuiltInTok"/>
+          <w:sz w:val="16"/>
+          <w:szCs w:val="18"/>
+        </w:rPr>
+        <w:t>round</w:t>
+      </w:r>
+      <w:r>
+        <w:rPr>
+          <w:rStyle w:val="NormalTok"/>
+          <w:sz w:val="16"/>
+          <w:szCs w:val="18"/>
+        </w:rPr>
+        <w:t>(</w:t>
+      </w:r>
+      <w:r>
+        <w:rPr>
+          <w:rStyle w:val="BuiltInTok"/>
+          <w:sz w:val="16"/>
+          <w:szCs w:val="18"/>
+        </w:rPr>
+        <w:t>float</w:t>
+      </w:r>
+      <w:r>
+        <w:rPr>
+          <w:rStyle w:val="NormalTok"/>
+          <w:sz w:val="16"/>
+          <w:szCs w:val="18"/>
+        </w:rPr>
+        <w:t xml:space="preserve">(isa_9), </w:t>
+      </w:r>
+      <w:r>
+        <w:rPr>
+          <w:rStyle w:val="DecValTok"/>
+          <w:sz w:val="16"/>
+          <w:szCs w:val="18"/>
+        </w:rPr>
+        <w:t>4</w:t>
+      </w:r>
+      <w:r>
+        <w:rPr>
+          <w:rStyle w:val="NormalTok"/>
+          <w:sz w:val="16"/>
+          <w:szCs w:val="18"/>
+        </w:rPr>
+        <w:t>), Ichimoku_26</w:t>
+      </w:r>
+      <w:r>
+        <w:rPr>
+          <w:rStyle w:val="OperatorTok"/>
+          <w:sz w:val="16"/>
+          <w:szCs w:val="18"/>
+        </w:rPr>
+        <w:t>=</w:t>
+      </w:r>
+      <w:r>
+        <w:rPr>
+          <w:rStyle w:val="BuiltInTok"/>
+          <w:sz w:val="16"/>
+          <w:szCs w:val="18"/>
+        </w:rPr>
+        <w:t>round</w:t>
+      </w:r>
+      <w:r>
+        <w:rPr>
+          <w:rStyle w:val="NormalTok"/>
+          <w:sz w:val="16"/>
+          <w:szCs w:val="18"/>
+        </w:rPr>
+        <w:t>(</w:t>
+      </w:r>
+      <w:r>
+        <w:rPr>
+          <w:rStyle w:val="BuiltInTok"/>
+          <w:sz w:val="16"/>
+          <w:szCs w:val="18"/>
+        </w:rPr>
+        <w:t>float</w:t>
+      </w:r>
+      <w:r>
+        <w:rPr>
+          <w:rStyle w:val="NormalTok"/>
+          <w:sz w:val="16"/>
+          <w:szCs w:val="18"/>
+        </w:rPr>
+        <w:t xml:space="preserve">(isb_26), </w:t>
+      </w:r>
+      <w:r>
+        <w:rPr>
+          <w:rStyle w:val="DecValTok"/>
+          <w:sz w:val="16"/>
+          <w:szCs w:val="18"/>
+        </w:rPr>
+        <w:t>4</w:t>
+      </w:r>
+      <w:r>
+        <w:rPr>
+          <w:rStyle w:val="NormalTok"/>
+          <w:sz w:val="16"/>
+          <w:szCs w:val="18"/>
+        </w:rPr>
+        <w:t>),</w:t>
+      </w:r>
+      <w:r>
+        <w:rPr>
+          <w:sz w:val="18"/>
+          <w:szCs w:val="18"/>
+        </w:rPr>
+        <w:br/>
+      </w:r>
+      <w:r>
+        <w:rPr>
+          <w:rStyle w:val="NormalTok"/>
+          <w:sz w:val="16"/>
+          <w:szCs w:val="18"/>
+        </w:rPr>
+        <w:t xml:space="preserve">               EMA_gt_Kalman</w:t>
+      </w:r>
+      <w:r>
+        <w:rPr>
+          <w:rStyle w:val="OperatorTok"/>
+          <w:sz w:val="16"/>
+          <w:szCs w:val="18"/>
+        </w:rPr>
+        <w:t>=</w:t>
+      </w:r>
+      <w:r>
+        <w:rPr>
+          <w:rStyle w:val="NormalTok"/>
+          <w:sz w:val="16"/>
+          <w:szCs w:val="18"/>
+        </w:rPr>
+        <w:t>ema_cross, Low_gt_Kalman</w:t>
+      </w:r>
+      <w:r>
+        <w:rPr>
+          <w:rStyle w:val="OperatorTok"/>
+          <w:sz w:val="16"/>
+          <w:szCs w:val="18"/>
+        </w:rPr>
+        <w:t>=</w:t>
+      </w:r>
+      <w:r>
+        <w:rPr>
+          <w:rStyle w:val="NormalTok"/>
+          <w:sz w:val="16"/>
+          <w:szCs w:val="18"/>
+        </w:rPr>
+        <w:t>above_kalman,</w:t>
+      </w:r>
+      <w:r>
+        <w:rPr>
+          <w:sz w:val="18"/>
+          <w:szCs w:val="18"/>
+        </w:rPr>
+        <w:br/>
+      </w:r>
+      <w:r>
+        <w:rPr>
+          <w:rStyle w:val="NormalTok"/>
+          <w:sz w:val="16"/>
+          <w:szCs w:val="18"/>
+        </w:rPr>
+        <w:t xml:space="preserve">               Doji</w:t>
+      </w:r>
+      <w:r>
+        <w:rPr>
+          <w:rStyle w:val="OperatorTok"/>
+          <w:sz w:val="16"/>
+          <w:szCs w:val="18"/>
+        </w:rPr>
+        <w:t>=</w:t>
+      </w:r>
+      <w:r>
+        <w:rPr>
+          <w:rStyle w:val="NormalTok"/>
+          <w:sz w:val="16"/>
+          <w:szCs w:val="18"/>
+        </w:rPr>
+        <w:t>doji, Dragonfly</w:t>
+      </w:r>
+      <w:r>
+        <w:rPr>
+          <w:rStyle w:val="OperatorTok"/>
+          <w:sz w:val="16"/>
+          <w:szCs w:val="18"/>
+        </w:rPr>
+        <w:t>=</w:t>
+      </w:r>
+      <w:r>
+        <w:rPr>
+          <w:rStyle w:val="NormalTok"/>
+          <w:sz w:val="16"/>
+          <w:szCs w:val="18"/>
+        </w:rPr>
+        <w:t>dragonfly, Gravestone</w:t>
+      </w:r>
+      <w:r>
+        <w:rPr>
+          <w:rStyle w:val="OperatorTok"/>
+          <w:sz w:val="16"/>
+          <w:szCs w:val="18"/>
+        </w:rPr>
+        <w:t>=</w:t>
+      </w:r>
+      <w:r>
+        <w:rPr>
+          <w:rStyle w:val="NormalTok"/>
+          <w:sz w:val="16"/>
+          <w:szCs w:val="18"/>
+        </w:rPr>
+        <w:t>gravestone,</w:t>
+      </w:r>
+      <w:r>
+        <w:rPr>
+          <w:sz w:val="18"/>
+          <w:szCs w:val="18"/>
+        </w:rPr>
+        <w:br/>
+      </w:r>
+      <w:r>
+        <w:rPr>
+          <w:rStyle w:val="NormalTok"/>
+          <w:sz w:val="16"/>
+          <w:szCs w:val="18"/>
+        </w:rPr>
+        <w:t xml:space="preserve">               MACD</w:t>
+      </w:r>
+      <w:r>
+        <w:rPr>
+          <w:rStyle w:val="OperatorTok"/>
+          <w:sz w:val="16"/>
+          <w:szCs w:val="18"/>
+        </w:rPr>
+        <w:t>=</w:t>
+      </w:r>
+      <w:r>
+        <w:rPr>
+          <w:rStyle w:val="BuiltInTok"/>
+          <w:sz w:val="16"/>
+          <w:szCs w:val="18"/>
+        </w:rPr>
+        <w:t>round</w:t>
+      </w:r>
+      <w:r>
+        <w:rPr>
+          <w:rStyle w:val="NormalTok"/>
+          <w:sz w:val="16"/>
+          <w:szCs w:val="18"/>
+        </w:rPr>
+        <w:t>(</w:t>
+      </w:r>
+      <w:r>
+        <w:rPr>
+          <w:rStyle w:val="BuiltInTok"/>
+          <w:sz w:val="16"/>
+          <w:szCs w:val="18"/>
+        </w:rPr>
+        <w:t>float</w:t>
+      </w:r>
+      <w:r>
+        <w:rPr>
+          <w:rStyle w:val="NormalTok"/>
+          <w:sz w:val="16"/>
+          <w:szCs w:val="18"/>
+        </w:rPr>
+        <w:t>(macd),</w:t>
+      </w:r>
+      <w:r>
+        <w:rPr>
+          <w:rStyle w:val="DecValTok"/>
+          <w:sz w:val="16"/>
+          <w:szCs w:val="18"/>
+        </w:rPr>
+        <w:t>4</w:t>
+      </w:r>
+      <w:r>
+        <w:rPr>
+          <w:rStyle w:val="NormalTok"/>
+          <w:sz w:val="16"/>
+          <w:szCs w:val="18"/>
+        </w:rPr>
+        <w:t>), MACD_Signal</w:t>
+      </w:r>
+      <w:r>
+        <w:rPr>
+          <w:rStyle w:val="OperatorTok"/>
+          <w:sz w:val="16"/>
+          <w:szCs w:val="18"/>
+        </w:rPr>
+        <w:t>=</w:t>
+      </w:r>
+      <w:r>
+        <w:rPr>
+          <w:rStyle w:val="BuiltInTok"/>
+          <w:sz w:val="16"/>
+          <w:szCs w:val="18"/>
+        </w:rPr>
+        <w:t>round</w:t>
+      </w:r>
+      <w:r>
+        <w:rPr>
+          <w:rStyle w:val="NormalTok"/>
+          <w:sz w:val="16"/>
+          <w:szCs w:val="18"/>
+        </w:rPr>
+        <w:t>(</w:t>
+      </w:r>
+      <w:r>
+        <w:rPr>
+          <w:rStyle w:val="BuiltInTok"/>
+          <w:sz w:val="16"/>
+          <w:szCs w:val="18"/>
+        </w:rPr>
+        <w:t>float</w:t>
+      </w:r>
+      <w:r>
+        <w:rPr>
+          <w:rStyle w:val="NormalTok"/>
+          <w:sz w:val="16"/>
+          <w:szCs w:val="18"/>
+        </w:rPr>
+        <w:t>(sig),</w:t>
+      </w:r>
+      <w:r>
+        <w:rPr>
+          <w:rStyle w:val="DecValTok"/>
+          <w:sz w:val="16"/>
+          <w:szCs w:val="18"/>
+        </w:rPr>
+        <w:t>4</w:t>
+      </w:r>
+      <w:r>
+        <w:rPr>
+          <w:rStyle w:val="NormalTok"/>
+          <w:sz w:val="16"/>
+          <w:szCs w:val="18"/>
+        </w:rPr>
+        <w:t>),</w:t>
+      </w:r>
+      <w:r>
+        <w:rPr>
+          <w:sz w:val="18"/>
+          <w:szCs w:val="18"/>
+        </w:rPr>
+        <w:br/>
+      </w:r>
+      <w:r>
+        <w:rPr>
+          <w:rStyle w:val="NormalTok"/>
+          <w:sz w:val="16"/>
+          <w:szCs w:val="18"/>
+        </w:rPr>
+        <w:t xml:space="preserve">               MACD_Buy</w:t>
+      </w:r>
+      <w:r>
+        <w:rPr>
+          <w:rStyle w:val="OperatorTok"/>
+          <w:sz w:val="16"/>
+          <w:szCs w:val="18"/>
+        </w:rPr>
+        <w:t>=</w:t>
+      </w:r>
+      <w:r>
+        <w:rPr>
+          <w:rStyle w:val="NormalTok"/>
+          <w:sz w:val="16"/>
+          <w:szCs w:val="18"/>
+        </w:rPr>
+        <w:t>macd_buy, MACD_Sell</w:t>
+      </w:r>
+      <w:r>
+        <w:rPr>
+          <w:rStyle w:val="OperatorTok"/>
+          <w:sz w:val="16"/>
+          <w:szCs w:val="18"/>
+        </w:rPr>
+        <w:t>=</w:t>
+      </w:r>
+      <w:r>
+        <w:rPr>
+          <w:rStyle w:val="NormalTok"/>
+          <w:sz w:val="16"/>
+          <w:szCs w:val="18"/>
+        </w:rPr>
+        <w:t>macd_sell, MACD_below_zero</w:t>
+      </w:r>
+      <w:r>
+        <w:rPr>
+          <w:rStyle w:val="OperatorTok"/>
+          <w:sz w:val="16"/>
+          <w:szCs w:val="18"/>
+        </w:rPr>
+        <w:t>=</w:t>
+      </w:r>
+      <w:r>
+        <w:rPr>
+          <w:rStyle w:val="NormalTok"/>
+          <w:sz w:val="16"/>
+          <w:szCs w:val="18"/>
+        </w:rPr>
+        <w:t>macd_below_zero)</w:t>
+      </w:r>
+      <w:r>
+        <w:rPr>
+          <w:sz w:val="18"/>
+          <w:szCs w:val="18"/>
+        </w:rPr>
+        <w:br/>
+      </w:r>
+      <w:r>
+        <w:rPr>
+          <w:rStyle w:val="NormalTok"/>
+          <w:sz w:val="16"/>
+          <w:szCs w:val="18"/>
+        </w:rPr>
+        <w:t xml:space="preserve">               </w:t>
+      </w:r>
+      <w:r>
+        <w:rPr>
+          <w:sz w:val="18"/>
+          <w:szCs w:val="18"/>
+        </w:rPr>
+        <w:br/>
+      </w:r>
+      <w:r>
+        <w:rPr>
+          <w:rStyle w:val="NormalTok"/>
+          <w:sz w:val="16"/>
+          <w:szCs w:val="18"/>
+        </w:rPr>
+        <w:t xml:space="preserve">    </w:t>
+      </w:r>
+      <w:r>
+        <w:rPr>
+          <w:rStyle w:val="ControlFlowTok"/>
+          <w:sz w:val="16"/>
+          <w:szCs w:val="18"/>
+        </w:rPr>
+        <w:t>return</w:t>
+      </w:r>
+      <w:r>
+        <w:rPr>
+          <w:rStyle w:val="NormalTok"/>
+          <w:sz w:val="16"/>
+          <w:szCs w:val="18"/>
+        </w:rPr>
+        <w:t xml:space="preserve"> df, row</w:t>
+      </w:r>
+      <w:r>
+        <w:rPr>
+          <w:sz w:val="18"/>
+          <w:szCs w:val="18"/>
+        </w:rPr>
+        <w:br/>
+      </w:r>
+      <w:r>
+        <w:rPr>
+          <w:sz w:val="18"/>
+          <w:szCs w:val="18"/>
+        </w:rPr>
+        <w:br/>
+      </w:r>
+      <w:r>
+        <w:rPr>
+          <w:rStyle w:val="KeywordTok"/>
+          <w:sz w:val="16"/>
+          <w:szCs w:val="18"/>
+        </w:rPr>
+        <w:t>def</w:t>
+      </w:r>
+      <w:r>
+        <w:rPr>
+          <w:rStyle w:val="NormalTok"/>
+          <w:sz w:val="16"/>
+          <w:szCs w:val="18"/>
+        </w:rPr>
+        <w:t xml:space="preserve"> plot(symbol):</w:t>
+      </w:r>
+      <w:r>
+        <w:rPr>
+          <w:sz w:val="18"/>
+          <w:szCs w:val="18"/>
+        </w:rPr>
+        <w:br/>
+      </w:r>
+      <w:r>
+        <w:rPr>
+          <w:rStyle w:val="NormalTok"/>
+          <w:sz w:val="16"/>
+          <w:szCs w:val="18"/>
+        </w:rPr>
+        <w:t xml:space="preserve">    df, _ </w:t>
+      </w:r>
+      <w:r>
+        <w:rPr>
+          <w:rStyle w:val="OperatorTok"/>
+          <w:sz w:val="16"/>
+          <w:szCs w:val="18"/>
+        </w:rPr>
+        <w:t>=</w:t>
+      </w:r>
+      <w:r>
+        <w:rPr>
+          <w:rStyle w:val="NormalTok"/>
+          <w:sz w:val="16"/>
+          <w:szCs w:val="18"/>
+        </w:rPr>
+        <w:t xml:space="preserve"> calculate_indicator(symbol)</w:t>
+      </w:r>
+      <w:r>
+        <w:rPr>
+          <w:sz w:val="18"/>
+          <w:szCs w:val="18"/>
+        </w:rPr>
+        <w:br/>
+      </w:r>
+      <w:r>
+        <w:rPr>
+          <w:rStyle w:val="NormalTok"/>
+          <w:sz w:val="16"/>
+          <w:szCs w:val="18"/>
+        </w:rPr>
+        <w:t xml:space="preserve">    fig </w:t>
+      </w:r>
+      <w:r>
+        <w:rPr>
+          <w:rStyle w:val="OperatorTok"/>
+          <w:sz w:val="16"/>
+          <w:szCs w:val="18"/>
+        </w:rPr>
+        <w:t>=</w:t>
+      </w:r>
+      <w:r>
+        <w:rPr>
+          <w:rStyle w:val="NormalTok"/>
+          <w:sz w:val="16"/>
+          <w:szCs w:val="18"/>
+        </w:rPr>
+        <w:t xml:space="preserve"> </w:t>
+      </w:r>
       <w:proofErr w:type="spellStart"/>
       <w:r>
         <w:rPr>
@@ -8989,7 +8905,7 @@
           <w:sz w:val="16"/>
           <w:szCs w:val="18"/>
         </w:rPr>
-        <w:t>df.low</w:t>
+        <w:t>go.Figure</w:t>
       </w:r>
       <w:proofErr w:type="spellEnd"/>
       <w:r>
@@ -8998,7 +8914,25 @@
           <w:sz w:val="16"/>
           <w:szCs w:val="18"/>
         </w:rPr>
-        <w:t>, close</w:t>
+        <w:t>(</w:t>
+      </w:r>
+      <w:proofErr w:type="spellStart"/>
+      <w:r>
+        <w:rPr>
+          <w:rStyle w:val="NormalTok"/>
+          <w:sz w:val="16"/>
+          <w:szCs w:val="18"/>
+        </w:rPr>
+        <w:t>go.Candlestick</w:t>
+      </w:r>
+      <w:proofErr w:type="spellEnd"/>
+      <w:r>
+        <w:rPr>
+          <w:rStyle w:val="NormalTok"/>
+          <w:sz w:val="16"/>
+          <w:szCs w:val="18"/>
+        </w:rPr>
+        <w:t>(x</w:t>
       </w:r>
       <w:r>
         <w:rPr>
@@ -9015,7 +8949,7 @@
           <w:sz w:val="16"/>
           <w:szCs w:val="18"/>
         </w:rPr>
-        <w:t>df.close</w:t>
+        <w:t>df.index</w:t>
       </w:r>
       <w:proofErr w:type="spellEnd"/>
       <w:r>
@@ -9024,7 +8958,15 @@
           <w:sz w:val="16"/>
           <w:szCs w:val="18"/>
         </w:rPr>
-        <w:t>, name</w:t>
+        <w:t xml:space="preserve">, </w:t>
+      </w:r>
+      <w:r>
+        <w:rPr>
+          <w:rStyle w:val="BuiltInTok"/>
+          <w:sz w:val="16"/>
+          <w:szCs w:val="18"/>
+        </w:rPr>
+        <w:t>open</w:t>
       </w:r>
       <w:r>
         <w:rPr>
@@ -9034,29 +8976,6 @@
         </w:rPr>
         <w:t>=</w:t>
       </w:r>
-      <w:r>
-        <w:rPr>
-          <w:rStyle w:val="NormalTok"/>
-          <w:sz w:val="16"/>
-          <w:szCs w:val="18"/>
-        </w:rPr>
-        <w:t>symbol))</w:t>
-      </w:r>
-      <w:r>
-        <w:rPr>
-          <w:sz w:val="18"/>
-          <w:szCs w:val="18"/>
-        </w:rPr>
-        <w:br/>
-      </w:r>
-      <w:r>
-        <w:rPr>
-          <w:rStyle w:val="NormalTok"/>
-          <w:sz w:val="16"/>
-          <w:szCs w:val="18"/>
-        </w:rPr>
-        <w:t xml:space="preserve">    </w:t>
-      </w:r>
       <w:proofErr w:type="spellStart"/>
       <w:r>
         <w:rPr>
@@ -9064,7 +8983,15 @@
           <w:sz w:val="16"/>
           <w:szCs w:val="18"/>
         </w:rPr>
-        <w:t>fig.add_trace</w:t>
+        <w:t>df.</w:t>
+      </w:r>
+      <w:r>
+        <w:rPr>
+          <w:rStyle w:val="BuiltInTok"/>
+          <w:sz w:val="16"/>
+          <w:szCs w:val="18"/>
+        </w:rPr>
+        <w:t>open</w:t>
       </w:r>
       <w:proofErr w:type="spellEnd"/>
       <w:r>
@@ -9073,111 +9000,7 @@
           <w:sz w:val="16"/>
           <w:szCs w:val="18"/>
         </w:rPr>
-        <w:t>(</w:t>
-      </w:r>
-      <w:proofErr w:type="spellStart"/>
-      <w:r>
-        <w:rPr>
-          <w:rStyle w:val="NormalTok"/>
-          <w:sz w:val="16"/>
-          <w:szCs w:val="18"/>
-        </w:rPr>
-        <w:t>go.Scatter</w:t>
-      </w:r>
-      <w:proofErr w:type="spellEnd"/>
-      <w:r>
-        <w:rPr>
-          <w:rStyle w:val="NormalTok"/>
-          <w:sz w:val="16"/>
-          <w:szCs w:val="18"/>
-        </w:rPr>
-        <w:t>(x</w:t>
-      </w:r>
-      <w:r>
-        <w:rPr>
-          <w:rStyle w:val="OperatorTok"/>
-          <w:sz w:val="16"/>
-          <w:szCs w:val="18"/>
-        </w:rPr>
-        <w:t>=</w:t>
-      </w:r>
-      <w:proofErr w:type="spellStart"/>
-      <w:r>
-        <w:rPr>
-          <w:rStyle w:val="NormalTok"/>
-          <w:sz w:val="16"/>
-          <w:szCs w:val="18"/>
-        </w:rPr>
-        <w:t>df.index</w:t>
-      </w:r>
-      <w:proofErr w:type="spellEnd"/>
-      <w:r>
-        <w:rPr>
-          <w:rStyle w:val="NormalTok"/>
-          <w:sz w:val="16"/>
-          <w:szCs w:val="18"/>
-        </w:rPr>
-        <w:t>, y</w:t>
-      </w:r>
-      <w:r>
-        <w:rPr>
-          <w:rStyle w:val="OperatorTok"/>
-          <w:sz w:val="16"/>
-          <w:szCs w:val="18"/>
-        </w:rPr>
-        <w:t>=</w:t>
-      </w:r>
-      <w:proofErr w:type="spellStart"/>
-      <w:r>
-        <w:rPr>
-          <w:rStyle w:val="NormalTok"/>
-          <w:sz w:val="16"/>
-          <w:szCs w:val="18"/>
-        </w:rPr>
-        <w:t>df</w:t>
-      </w:r>
-      <w:proofErr w:type="spellEnd"/>
-      <w:r>
-        <w:rPr>
-          <w:rStyle w:val="NormalTok"/>
-          <w:sz w:val="16"/>
-          <w:szCs w:val="18"/>
-        </w:rPr>
-        <w:t>[</w:t>
-      </w:r>
-      <w:r>
-        <w:rPr>
-          <w:rStyle w:val="StringTok"/>
-          <w:sz w:val="16"/>
-          <w:szCs w:val="18"/>
-        </w:rPr>
-        <w:t>"</w:t>
-      </w:r>
-      <w:proofErr w:type="spellStart"/>
-      <w:r>
-        <w:rPr>
-          <w:rStyle w:val="StringTok"/>
-          <w:sz w:val="16"/>
-          <w:szCs w:val="18"/>
-        </w:rPr>
-        <w:t>kf_mean</w:t>
-      </w:r>
-      <w:proofErr w:type="spellEnd"/>
-      <w:r>
-        <w:rPr>
-          <w:rStyle w:val="StringTok"/>
-          <w:sz w:val="16"/>
-          <w:szCs w:val="18"/>
-        </w:rPr>
-        <w:t>"</w:t>
-      </w:r>
-      <w:r>
-        <w:rPr>
-          <w:rStyle w:val="NormalTok"/>
-          <w:sz w:val="16"/>
-          <w:szCs w:val="18"/>
-        </w:rPr>
-        <w:t>],</w:t>
+        <w:t xml:space="preserve">, </w:t>
       </w:r>
     </w:p>
     <w:p>
@@ -9197,7 +9020,7 @@
           <w:sz w:val="16"/>
           <w:szCs w:val="18"/>
         </w:rPr>
-        <w:t xml:space="preserve"> name</w:t>
+        <w:t>high</w:t>
       </w:r>
       <w:r>
         <w:rPr>
@@ -9207,242 +9030,228 @@
         </w:rPr>
         <w:t>=</w:t>
       </w:r>
+      <w:proofErr w:type="spellStart"/>
+      <w:r>
+        <w:rPr>
+          <w:rStyle w:val="NormalTok"/>
+          <w:sz w:val="16"/>
+          <w:szCs w:val="18"/>
+        </w:rPr>
+        <w:t>df.high</w:t>
+      </w:r>
+      <w:proofErr w:type="spellEnd"/>
+      <w:r>
+        <w:rPr>
+          <w:rStyle w:val="NormalTok"/>
+          <w:sz w:val="16"/>
+          <w:szCs w:val="18"/>
+        </w:rPr>
+        <w:t>, low</w:t>
+      </w:r>
+      <w:r>
+        <w:rPr>
+          <w:rStyle w:val="OperatorTok"/>
+          <w:sz w:val="16"/>
+          <w:szCs w:val="18"/>
+        </w:rPr>
+        <w:t>=</w:t>
+      </w:r>
+      <w:proofErr w:type="spellStart"/>
+      <w:r>
+        <w:rPr>
+          <w:rStyle w:val="NormalTok"/>
+          <w:sz w:val="16"/>
+          <w:szCs w:val="18"/>
+        </w:rPr>
+        <w:t>df.low</w:t>
+      </w:r>
+      <w:proofErr w:type="spellEnd"/>
+      <w:r>
+        <w:rPr>
+          <w:rStyle w:val="NormalTok"/>
+          <w:sz w:val="16"/>
+          <w:szCs w:val="18"/>
+        </w:rPr>
+        <w:t>, close</w:t>
+      </w:r>
+      <w:r>
+        <w:rPr>
+          <w:rStyle w:val="OperatorTok"/>
+          <w:sz w:val="16"/>
+          <w:szCs w:val="18"/>
+        </w:rPr>
+        <w:t>=</w:t>
+      </w:r>
+      <w:proofErr w:type="spellStart"/>
+      <w:r>
+        <w:rPr>
+          <w:rStyle w:val="NormalTok"/>
+          <w:sz w:val="16"/>
+          <w:szCs w:val="18"/>
+        </w:rPr>
+        <w:t>df.close</w:t>
+      </w:r>
+      <w:proofErr w:type="spellEnd"/>
+      <w:r>
+        <w:rPr>
+          <w:rStyle w:val="NormalTok"/>
+          <w:sz w:val="16"/>
+          <w:szCs w:val="18"/>
+        </w:rPr>
+        <w:t>, name</w:t>
+      </w:r>
+      <w:r>
+        <w:rPr>
+          <w:rStyle w:val="OperatorTok"/>
+          <w:sz w:val="16"/>
+          <w:szCs w:val="18"/>
+        </w:rPr>
+        <w:t>=</w:t>
+      </w:r>
+      <w:r>
+        <w:rPr>
+          <w:rStyle w:val="NormalTok"/>
+          <w:sz w:val="16"/>
+          <w:szCs w:val="18"/>
+        </w:rPr>
+        <w:t>symbol))</w:t>
+      </w:r>
+      <w:r>
+        <w:rPr>
+          <w:sz w:val="18"/>
+          <w:szCs w:val="18"/>
+        </w:rPr>
+        <w:br/>
+      </w:r>
+      <w:r>
+        <w:rPr>
+          <w:rStyle w:val="NormalTok"/>
+          <w:sz w:val="16"/>
+          <w:szCs w:val="18"/>
+        </w:rPr>
+        <w:t xml:space="preserve">    </w:t>
+      </w:r>
+      <w:proofErr w:type="spellStart"/>
+      <w:r>
+        <w:rPr>
+          <w:rStyle w:val="NormalTok"/>
+          <w:sz w:val="16"/>
+          <w:szCs w:val="18"/>
+        </w:rPr>
+        <w:t>fig.add_trace</w:t>
+      </w:r>
+      <w:proofErr w:type="spellEnd"/>
+      <w:r>
+        <w:rPr>
+          <w:rStyle w:val="NormalTok"/>
+          <w:sz w:val="16"/>
+          <w:szCs w:val="18"/>
+        </w:rPr>
+        <w:t>(</w:t>
+      </w:r>
+      <w:proofErr w:type="spellStart"/>
+      <w:r>
+        <w:rPr>
+          <w:rStyle w:val="NormalTok"/>
+          <w:sz w:val="16"/>
+          <w:szCs w:val="18"/>
+        </w:rPr>
+        <w:t>go.Scatter</w:t>
+      </w:r>
+      <w:proofErr w:type="spellEnd"/>
+      <w:r>
+        <w:rPr>
+          <w:rStyle w:val="NormalTok"/>
+          <w:sz w:val="16"/>
+          <w:szCs w:val="18"/>
+        </w:rPr>
+        <w:t>(x</w:t>
+      </w:r>
+      <w:r>
+        <w:rPr>
+          <w:rStyle w:val="OperatorTok"/>
+          <w:sz w:val="16"/>
+          <w:szCs w:val="18"/>
+        </w:rPr>
+        <w:t>=</w:t>
+      </w:r>
+      <w:proofErr w:type="spellStart"/>
+      <w:r>
+        <w:rPr>
+          <w:rStyle w:val="NormalTok"/>
+          <w:sz w:val="16"/>
+          <w:szCs w:val="18"/>
+        </w:rPr>
+        <w:t>df.index</w:t>
+      </w:r>
+      <w:proofErr w:type="spellEnd"/>
+      <w:r>
+        <w:rPr>
+          <w:rStyle w:val="NormalTok"/>
+          <w:sz w:val="16"/>
+          <w:szCs w:val="18"/>
+        </w:rPr>
+        <w:t>, y</w:t>
+      </w:r>
+      <w:r>
+        <w:rPr>
+          <w:rStyle w:val="OperatorTok"/>
+          <w:sz w:val="16"/>
+          <w:szCs w:val="18"/>
+        </w:rPr>
+        <w:t>=</w:t>
+      </w:r>
+      <w:proofErr w:type="spellStart"/>
+      <w:r>
+        <w:rPr>
+          <w:rStyle w:val="NormalTok"/>
+          <w:sz w:val="16"/>
+          <w:szCs w:val="18"/>
+        </w:rPr>
+        <w:t>df</w:t>
+      </w:r>
+      <w:proofErr w:type="spellEnd"/>
+      <w:r>
+        <w:rPr>
+          <w:rStyle w:val="NormalTok"/>
+          <w:sz w:val="16"/>
+          <w:szCs w:val="18"/>
+        </w:rPr>
+        <w:t>[</w:t>
+      </w:r>
       <w:r>
         <w:rPr>
           <w:rStyle w:val="StringTok"/>
           <w:sz w:val="16"/>
           <w:szCs w:val="18"/>
         </w:rPr>
-        <w:t>"Kalman"</w:t>
-      </w:r>
-      <w:r>
-        <w:rPr>
-          <w:rStyle w:val="NormalTok"/>
-          <w:sz w:val="16"/>
-          <w:szCs w:val="18"/>
-        </w:rPr>
-        <w:t>, line</w:t>
-      </w:r>
-      <w:r>
-        <w:rPr>
-          <w:rStyle w:val="OperatorTok"/>
-          <w:sz w:val="16"/>
-          <w:szCs w:val="18"/>
-        </w:rPr>
-        <w:t>=</w:t>
+        <w:t>"</w:t>
       </w:r>
       <w:proofErr w:type="spellStart"/>
       <w:r>
         <w:rPr>
-          <w:rStyle w:val="BuiltInTok"/>
-          <w:sz w:val="16"/>
-          <w:szCs w:val="18"/>
-        </w:rPr>
-        <w:t>dict</w:t>
+          <w:rStyle w:val="StringTok"/>
+          <w:sz w:val="16"/>
+          <w:szCs w:val="18"/>
+        </w:rPr>
+        <w:t>kf_mean</w:t>
       </w:r>
       <w:proofErr w:type="spellEnd"/>
       <w:r>
         <w:rPr>
-          <w:rStyle w:val="NormalTok"/>
-          <w:sz w:val="16"/>
-          <w:szCs w:val="18"/>
-        </w:rPr>
-        <w:t>(color</w:t>
-      </w:r>
-      <w:r>
-        <w:rPr>
-          <w:rStyle w:val="OperatorTok"/>
-          <w:sz w:val="16"/>
-          <w:szCs w:val="18"/>
-        </w:rPr>
-        <w:t>=</w:t>
-      </w:r>
-      <w:r>
-        <w:rPr>
           <w:rStyle w:val="StringTok"/>
           <w:sz w:val="16"/>
           <w:szCs w:val="18"/>
         </w:rPr>
-        <w:t>"orange"</w:t>
-      </w:r>
-      <w:r>
-        <w:rPr>
-          <w:rStyle w:val="NormalTok"/>
-          <w:sz w:val="16"/>
-          <w:szCs w:val="18"/>
-        </w:rPr>
-        <w:t>, width</w:t>
-      </w:r>
-      <w:r>
-        <w:rPr>
-          <w:rStyle w:val="OperatorTok"/>
-          <w:sz w:val="16"/>
-          <w:szCs w:val="18"/>
-        </w:rPr>
-        <w:t>=</w:t>
-      </w:r>
-      <w:r>
-        <w:rPr>
-          <w:rStyle w:val="DecValTok"/>
-          <w:sz w:val="16"/>
-          <w:szCs w:val="18"/>
-        </w:rPr>
-        <w:t>2</w:t>
-      </w:r>
-      <w:r>
-        <w:rPr>
-          <w:rStyle w:val="NormalTok"/>
-          <w:sz w:val="16"/>
-          <w:szCs w:val="18"/>
-        </w:rPr>
-        <w:t>), opacity</w:t>
-      </w:r>
-      <w:r>
-        <w:rPr>
-          <w:rStyle w:val="OperatorTok"/>
-          <w:sz w:val="16"/>
-          <w:szCs w:val="18"/>
-        </w:rPr>
-        <w:t>=</w:t>
-      </w:r>
-      <w:r>
-        <w:rPr>
-          <w:rStyle w:val="FloatTok"/>
-          <w:sz w:val="16"/>
-          <w:szCs w:val="18"/>
-        </w:rPr>
-        <w:t>0.7</w:t>
-      </w:r>
-      <w:r>
-        <w:rPr>
-          <w:rStyle w:val="NormalTok"/>
-          <w:sz w:val="16"/>
-          <w:szCs w:val="18"/>
-        </w:rPr>
-        <w:t>))</w:t>
-      </w:r>
-    </w:p>
-    <w:p>
-      <w:pPr>
-        <w:pStyle w:val="SourceCode"/>
-        <w:spacing w:after="0"/>
-        <w:rPr>
-          <w:rStyle w:val="NormalTok"/>
-          <w:sz w:val="16"/>
-          <w:szCs w:val="18"/>
-        </w:rPr>
-      </w:pPr>
-      <w:r>
-        <w:rPr>
-          <w:rStyle w:val="NormalTok"/>
-          <w:sz w:val="16"/>
-          <w:szCs w:val="18"/>
-        </w:rPr>
-        <w:t xml:space="preserve">    </w:t>
-      </w:r>
-      <w:proofErr w:type="spellStart"/>
-      <w:r>
-        <w:rPr>
-          <w:rStyle w:val="NormalTok"/>
-          <w:sz w:val="16"/>
-          <w:szCs w:val="18"/>
-        </w:rPr>
-        <w:t>fig.add_trace</w:t>
-      </w:r>
-      <w:proofErr w:type="spellEnd"/>
-      <w:r>
-        <w:rPr>
-          <w:rStyle w:val="NormalTok"/>
-          <w:sz w:val="16"/>
-          <w:szCs w:val="18"/>
-        </w:rPr>
-        <w:t>(</w:t>
-      </w:r>
-      <w:proofErr w:type="spellStart"/>
-      <w:r>
-        <w:rPr>
-          <w:rStyle w:val="NormalTok"/>
-          <w:sz w:val="16"/>
-          <w:szCs w:val="18"/>
-        </w:rPr>
-        <w:t>go.Scatter</w:t>
-      </w:r>
-      <w:proofErr w:type="spellEnd"/>
-      <w:r>
-        <w:rPr>
-          <w:rStyle w:val="NormalTok"/>
-          <w:sz w:val="16"/>
-          <w:szCs w:val="18"/>
-        </w:rPr>
-        <w:t>(x</w:t>
-      </w:r>
-      <w:r>
-        <w:rPr>
-          <w:rStyle w:val="OperatorTok"/>
-          <w:sz w:val="16"/>
-          <w:szCs w:val="18"/>
-        </w:rPr>
-        <w:t>=</w:t>
-      </w:r>
-      <w:proofErr w:type="spellStart"/>
-      <w:r>
-        <w:rPr>
-          <w:rStyle w:val="NormalTok"/>
-          <w:sz w:val="16"/>
-          <w:szCs w:val="18"/>
-        </w:rPr>
-        <w:t>df.index</w:t>
-      </w:r>
-      <w:proofErr w:type="spellEnd"/>
-      <w:r>
-        <w:rPr>
-          <w:rStyle w:val="NormalTok"/>
-          <w:sz w:val="16"/>
-          <w:szCs w:val="18"/>
-        </w:rPr>
-        <w:t>, y</w:t>
-      </w:r>
-      <w:r>
-        <w:rPr>
-          <w:rStyle w:val="OperatorTok"/>
-          <w:sz w:val="16"/>
-          <w:szCs w:val="18"/>
-        </w:rPr>
-        <w:t>=</w:t>
-      </w:r>
-      <w:proofErr w:type="spellStart"/>
-      <w:r>
-        <w:rPr>
-          <w:rStyle w:val="NormalTok"/>
-          <w:sz w:val="16"/>
-          <w:szCs w:val="18"/>
-        </w:rPr>
-        <w:t>df</w:t>
-      </w:r>
-      <w:proofErr w:type="spellEnd"/>
-      <w:r>
-        <w:rPr>
-          <w:rStyle w:val="NormalTok"/>
-          <w:sz w:val="16"/>
-          <w:szCs w:val="18"/>
-        </w:rPr>
-        <w:t>[</w:t>
-      </w:r>
-      <w:r>
-        <w:rPr>
-          <w:rStyle w:val="StringTok"/>
-          <w:sz w:val="16"/>
-          <w:szCs w:val="18"/>
-        </w:rPr>
-        <w:t>"EMA_14"</w:t>
-      </w:r>
-      <w:r>
-        <w:rPr>
-          <w:rStyle w:val="NormalTok"/>
-          <w:sz w:val="16"/>
-          <w:szCs w:val="18"/>
-        </w:rPr>
-        <w:t xml:space="preserve">], </w:t>
+        <w:t>"</w:t>
+      </w:r>
+      <w:r>
+        <w:rPr>
+          <w:rStyle w:val="NormalTok"/>
+          <w:sz w:val="16"/>
+          <w:szCs w:val="18"/>
+        </w:rPr>
+        <w:t>],</w:t>
       </w:r>
     </w:p>
     <w:p>
@@ -9451,7 +9260,8 @@
         <w:spacing w:after="0"/>
         <w:ind w:firstLine="720"/>
         <w:rPr>
-          <w:sz w:val="18"/>
+          <w:rStyle w:val="NormalTok"/>
+          <w:sz w:val="16"/>
           <w:szCs w:val="18"/>
         </w:rPr>
       </w:pPr>
@@ -9461,7 +9271,7 @@
           <w:sz w:val="16"/>
           <w:szCs w:val="18"/>
         </w:rPr>
-        <w:t>name</w:t>
+        <w:t xml:space="preserve"> name</w:t>
       </w:r>
       <w:r>
         <w:rPr>
@@ -9477,7 +9287,7 @@
           <w:sz w:val="16"/>
           <w:szCs w:val="18"/>
         </w:rPr>
-        <w:t>"EMA-14"</w:t>
+        <w:t>"Kalman"</w:t>
       </w:r>
       <w:r>
         <w:rPr>
@@ -9527,7 +9337,7 @@
           <w:sz w:val="16"/>
           <w:szCs w:val="18"/>
         </w:rPr>
-        <w:t>"purple"</w:t>
+        <w:t>"orange"</w:t>
       </w:r>
       <w:r>
         <w:rPr>
@@ -9584,386 +9394,668 @@
           <w:szCs w:val="18"/>
         </w:rPr>
         <w:t>))</w:t>
-      </w:r>
-      <w:r>
-        <w:rPr>
-          <w:sz w:val="18"/>
-          <w:szCs w:val="18"/>
-        </w:rPr>
-        <w:br/>
-      </w:r>
-      <w:r>
-        <w:rPr>
-          <w:rStyle w:val="NormalTok"/>
-          <w:sz w:val="16"/>
-          <w:szCs w:val="18"/>
-        </w:rPr>
-        <w:t xml:space="preserve">    fig.update_layout(title</w:t>
-      </w:r>
-      <w:r>
-        <w:rPr>
-          <w:rStyle w:val="OperatorTok"/>
-          <w:sz w:val="16"/>
-          <w:szCs w:val="18"/>
-        </w:rPr>
-        <w:t>=</w:t>
-      </w:r>
-      <w:r>
-        <w:rPr>
-          <w:rStyle w:val="NormalTok"/>
-          <w:sz w:val="16"/>
-          <w:szCs w:val="18"/>
-        </w:rPr>
-        <w:t>symbol, xaxis_rangeslider_visible</w:t>
-      </w:r>
-      <w:r>
-        <w:rPr>
-          <w:rStyle w:val="OperatorTok"/>
-          <w:sz w:val="16"/>
-          <w:szCs w:val="18"/>
-        </w:rPr>
-        <w:t>=</w:t>
-      </w:r>
-      <w:r>
-        <w:rPr>
-          <w:rStyle w:val="VariableTok"/>
-          <w:sz w:val="16"/>
-          <w:szCs w:val="18"/>
-        </w:rPr>
-        <w:t>False</w:t>
-      </w:r>
-      <w:r>
-        <w:rPr>
-          <w:rStyle w:val="NormalTok"/>
-          <w:sz w:val="16"/>
-          <w:szCs w:val="18"/>
-        </w:rPr>
-        <w:t>)</w:t>
-      </w:r>
-      <w:r>
-        <w:rPr>
-          <w:sz w:val="18"/>
-          <w:szCs w:val="18"/>
-        </w:rPr>
-        <w:br/>
-      </w:r>
-      <w:r>
-        <w:rPr>
-          <w:rStyle w:val="NormalTok"/>
-          <w:sz w:val="16"/>
-          <w:szCs w:val="18"/>
-        </w:rPr>
-        <w:t xml:space="preserve">    </w:t>
-      </w:r>
-      <w:r>
-        <w:rPr>
-          <w:rStyle w:val="ControlFlowTok"/>
-          <w:sz w:val="16"/>
-          <w:szCs w:val="18"/>
-        </w:rPr>
-        <w:t>return</w:t>
-      </w:r>
-      <w:r>
-        <w:rPr>
-          <w:rStyle w:val="NormalTok"/>
-          <w:sz w:val="16"/>
-          <w:szCs w:val="18"/>
-        </w:rPr>
-        <w:t xml:space="preserve"> fig</w:t>
-      </w:r>
-      <w:r>
-        <w:rPr>
-          <w:sz w:val="18"/>
-          <w:szCs w:val="18"/>
-        </w:rPr>
-        <w:br/>
-      </w:r>
-      <w:r>
-        <w:rPr>
-          <w:sz w:val="18"/>
-          <w:szCs w:val="18"/>
-        </w:rPr>
-        <w:br/>
-      </w:r>
-      <w:r>
-        <w:rPr>
-          <w:rStyle w:val="KeywordTok"/>
-          <w:sz w:val="16"/>
-          <w:szCs w:val="18"/>
-        </w:rPr>
-        <w:t>def</w:t>
-      </w:r>
-      <w:r>
-        <w:rPr>
-          <w:rStyle w:val="NormalTok"/>
-          <w:sz w:val="16"/>
-          <w:szCs w:val="18"/>
-        </w:rPr>
-        <w:t xml:space="preserve"> color_boolean(val):</w:t>
-      </w:r>
-      <w:r>
-        <w:rPr>
-          <w:sz w:val="18"/>
-          <w:szCs w:val="18"/>
-        </w:rPr>
-        <w:br/>
-      </w:r>
-      <w:r>
-        <w:rPr>
-          <w:rStyle w:val="NormalTok"/>
-          <w:sz w:val="16"/>
-          <w:szCs w:val="18"/>
-        </w:rPr>
-        <w:t xml:space="preserve">    </w:t>
-      </w:r>
-      <w:r>
-        <w:rPr>
-          <w:rStyle w:val="ControlFlowTok"/>
-          <w:sz w:val="16"/>
-          <w:szCs w:val="18"/>
-        </w:rPr>
-        <w:t>if</w:t>
-      </w:r>
-      <w:r>
-        <w:rPr>
-          <w:rStyle w:val="NormalTok"/>
-          <w:sz w:val="16"/>
-          <w:szCs w:val="18"/>
-        </w:rPr>
-        <w:t xml:space="preserve"> val </w:t>
-      </w:r>
-      <w:r>
-        <w:rPr>
-          <w:rStyle w:val="KeywordTok"/>
-          <w:sz w:val="16"/>
-          <w:szCs w:val="18"/>
-        </w:rPr>
-        <w:t>is</w:t>
-      </w:r>
-      <w:r>
-        <w:rPr>
-          <w:rStyle w:val="NormalTok"/>
-          <w:sz w:val="16"/>
-          <w:szCs w:val="18"/>
-        </w:rPr>
-        <w:t xml:space="preserve"> </w:t>
-      </w:r>
-      <w:r>
-        <w:rPr>
-          <w:rStyle w:val="VariableTok"/>
-          <w:sz w:val="16"/>
-          <w:szCs w:val="18"/>
-        </w:rPr>
-        <w:t>True</w:t>
-      </w:r>
-      <w:r>
-        <w:rPr>
-          <w:rStyle w:val="NormalTok"/>
-          <w:sz w:val="16"/>
-          <w:szCs w:val="18"/>
-        </w:rPr>
-        <w:t xml:space="preserve">:  </w:t>
-      </w:r>
-      <w:r>
-        <w:rPr>
-          <w:rStyle w:val="ControlFlowTok"/>
-          <w:sz w:val="16"/>
-          <w:szCs w:val="18"/>
-        </w:rPr>
-        <w:t>return</w:t>
-      </w:r>
-      <w:r>
-        <w:rPr>
-          <w:rStyle w:val="NormalTok"/>
-          <w:sz w:val="16"/>
-          <w:szCs w:val="18"/>
-        </w:rPr>
-        <w:t xml:space="preserve"> </w:t>
-      </w:r>
-      <w:r>
-        <w:rPr>
-          <w:rStyle w:val="StringTok"/>
-          <w:sz w:val="16"/>
-          <w:szCs w:val="18"/>
-        </w:rPr>
-        <w:t>"background-color: lightgreen"</w:t>
-      </w:r>
-      <w:r>
-        <w:rPr>
-          <w:sz w:val="18"/>
-          <w:szCs w:val="18"/>
-        </w:rPr>
-        <w:br/>
-      </w:r>
-      <w:r>
-        <w:rPr>
-          <w:rStyle w:val="NormalTok"/>
-          <w:sz w:val="16"/>
-          <w:szCs w:val="18"/>
-        </w:rPr>
-        <w:t xml:space="preserve">    </w:t>
-      </w:r>
-      <w:r>
-        <w:rPr>
-          <w:rStyle w:val="ControlFlowTok"/>
-          <w:sz w:val="16"/>
-          <w:szCs w:val="18"/>
-        </w:rPr>
-        <w:t>if</w:t>
-      </w:r>
-      <w:r>
-        <w:rPr>
-          <w:rStyle w:val="NormalTok"/>
-          <w:sz w:val="16"/>
-          <w:szCs w:val="18"/>
-        </w:rPr>
-        <w:t xml:space="preserve"> val </w:t>
-      </w:r>
-      <w:r>
-        <w:rPr>
-          <w:rStyle w:val="KeywordTok"/>
-          <w:sz w:val="16"/>
-          <w:szCs w:val="18"/>
-        </w:rPr>
-        <w:t>is</w:t>
-      </w:r>
-      <w:r>
-        <w:rPr>
-          <w:rStyle w:val="NormalTok"/>
-          <w:sz w:val="16"/>
-          <w:szCs w:val="18"/>
-        </w:rPr>
-        <w:t xml:space="preserve"> </w:t>
-      </w:r>
-      <w:r>
-        <w:rPr>
-          <w:rStyle w:val="VariableTok"/>
-          <w:sz w:val="16"/>
-          <w:szCs w:val="18"/>
-        </w:rPr>
-        <w:t>False</w:t>
-      </w:r>
-      <w:r>
-        <w:rPr>
-          <w:rStyle w:val="NormalTok"/>
-          <w:sz w:val="16"/>
-          <w:szCs w:val="18"/>
-        </w:rPr>
-        <w:t xml:space="preserve">: </w:t>
-      </w:r>
-      <w:r>
-        <w:rPr>
-          <w:rStyle w:val="ControlFlowTok"/>
-          <w:sz w:val="16"/>
-          <w:szCs w:val="18"/>
-        </w:rPr>
-        <w:t>return</w:t>
-      </w:r>
-      <w:r>
-        <w:rPr>
-          <w:rStyle w:val="NormalTok"/>
-          <w:sz w:val="16"/>
-          <w:szCs w:val="18"/>
-        </w:rPr>
-        <w:t xml:space="preserve"> </w:t>
-      </w:r>
-      <w:r>
-        <w:rPr>
-          <w:rStyle w:val="StringTok"/>
-          <w:sz w:val="16"/>
-          <w:szCs w:val="18"/>
-        </w:rPr>
-        <w:t>"background-color: pink"</w:t>
-      </w:r>
-      <w:r>
-        <w:rPr>
-          <w:sz w:val="18"/>
-          <w:szCs w:val="18"/>
-        </w:rPr>
-        <w:br/>
-      </w:r>
-      <w:r>
-        <w:rPr>
-          <w:rStyle w:val="NormalTok"/>
-          <w:sz w:val="16"/>
-          <w:szCs w:val="18"/>
-        </w:rPr>
-        <w:t xml:space="preserve">    </w:t>
-      </w:r>
-      <w:r>
-        <w:rPr>
-          <w:rStyle w:val="ControlFlowTok"/>
-          <w:sz w:val="16"/>
-          <w:szCs w:val="18"/>
-        </w:rPr>
-        <w:t>return</w:t>
-      </w:r>
-      <w:r>
-        <w:rPr>
-          <w:rStyle w:val="NormalTok"/>
-          <w:sz w:val="16"/>
-          <w:szCs w:val="18"/>
-        </w:rPr>
-        <w:t xml:space="preserve"> </w:t>
-      </w:r>
-      <w:r>
-        <w:rPr>
-          <w:rStyle w:val="StringTok"/>
-          <w:sz w:val="16"/>
-          <w:szCs w:val="18"/>
-        </w:rPr>
-        <w:t>"background-color: lightblue"</w:t>
-      </w:r>
-      <w:r>
-        <w:rPr>
-          <w:sz w:val="18"/>
-          <w:szCs w:val="18"/>
-        </w:rPr>
-        <w:br/>
-      </w:r>
-      <w:r>
-        <w:rPr>
-          <w:sz w:val="18"/>
-          <w:szCs w:val="18"/>
-        </w:rPr>
-        <w:br/>
-      </w:r>
-      <w:r>
-        <w:rPr>
-          <w:rStyle w:val="BuiltInTok"/>
-          <w:sz w:val="16"/>
-          <w:szCs w:val="18"/>
-        </w:rPr>
-        <w:t>print</w:t>
-      </w:r>
-      <w:r>
-        <w:rPr>
-          <w:rStyle w:val="NormalTok"/>
-          <w:sz w:val="16"/>
-          <w:szCs w:val="18"/>
-        </w:rPr>
-        <w:t>(</w:t>
-      </w:r>
-      <w:r>
-        <w:rPr>
-          <w:rStyle w:val="StringTok"/>
-          <w:sz w:val="16"/>
-          <w:szCs w:val="18"/>
-        </w:rPr>
-        <w:t>"Engine ready."</w:t>
-      </w:r>
-      <w:r>
-        <w:rPr>
-          <w:rStyle w:val="NormalTok"/>
-          <w:sz w:val="16"/>
-          <w:szCs w:val="18"/>
-        </w:rPr>
-        <w:t>)</w:t>
       </w:r>
     </w:p>
     <w:p>
       <w:pPr>
         <w:pStyle w:val="SourceCode"/>
+        <w:spacing w:after="0"/>
+        <w:rPr>
+          <w:rStyle w:val="NormalTok"/>
+          <w:sz w:val="16"/>
+          <w:szCs w:val="18"/>
+        </w:rPr>
+      </w:pPr>
+      <w:r>
+        <w:rPr>
+          <w:rStyle w:val="NormalTok"/>
+          <w:sz w:val="16"/>
+          <w:szCs w:val="18"/>
+        </w:rPr>
+        <w:t xml:space="preserve">    </w:t>
+      </w:r>
+      <w:proofErr w:type="spellStart"/>
+      <w:r>
+        <w:rPr>
+          <w:rStyle w:val="NormalTok"/>
+          <w:sz w:val="16"/>
+          <w:szCs w:val="18"/>
+        </w:rPr>
+        <w:t>fig.add_trace</w:t>
+      </w:r>
+      <w:proofErr w:type="spellEnd"/>
+      <w:r>
+        <w:rPr>
+          <w:rStyle w:val="NormalTok"/>
+          <w:sz w:val="16"/>
+          <w:szCs w:val="18"/>
+        </w:rPr>
+        <w:t>(</w:t>
+      </w:r>
+      <w:proofErr w:type="spellStart"/>
+      <w:r>
+        <w:rPr>
+          <w:rStyle w:val="NormalTok"/>
+          <w:sz w:val="16"/>
+          <w:szCs w:val="18"/>
+        </w:rPr>
+        <w:t>go.Scatter</w:t>
+      </w:r>
+      <w:proofErr w:type="spellEnd"/>
+      <w:r>
+        <w:rPr>
+          <w:rStyle w:val="NormalTok"/>
+          <w:sz w:val="16"/>
+          <w:szCs w:val="18"/>
+        </w:rPr>
+        <w:t>(x</w:t>
+      </w:r>
+      <w:r>
+        <w:rPr>
+          <w:rStyle w:val="OperatorTok"/>
+          <w:sz w:val="16"/>
+          <w:szCs w:val="18"/>
+        </w:rPr>
+        <w:t>=</w:t>
+      </w:r>
+      <w:proofErr w:type="spellStart"/>
+      <w:r>
+        <w:rPr>
+          <w:rStyle w:val="NormalTok"/>
+          <w:sz w:val="16"/>
+          <w:szCs w:val="18"/>
+        </w:rPr>
+        <w:t>df.index</w:t>
+      </w:r>
+      <w:proofErr w:type="spellEnd"/>
+      <w:r>
+        <w:rPr>
+          <w:rStyle w:val="NormalTok"/>
+          <w:sz w:val="16"/>
+          <w:szCs w:val="18"/>
+        </w:rPr>
+        <w:t>, y</w:t>
+      </w:r>
+      <w:r>
+        <w:rPr>
+          <w:rStyle w:val="OperatorTok"/>
+          <w:sz w:val="16"/>
+          <w:szCs w:val="18"/>
+        </w:rPr>
+        <w:t>=</w:t>
+      </w:r>
+      <w:proofErr w:type="spellStart"/>
+      <w:r>
+        <w:rPr>
+          <w:rStyle w:val="NormalTok"/>
+          <w:sz w:val="16"/>
+          <w:szCs w:val="18"/>
+        </w:rPr>
+        <w:t>df</w:t>
+      </w:r>
+      <w:proofErr w:type="spellEnd"/>
+      <w:r>
+        <w:rPr>
+          <w:rStyle w:val="NormalTok"/>
+          <w:sz w:val="16"/>
+          <w:szCs w:val="18"/>
+        </w:rPr>
+        <w:t>[</w:t>
+      </w:r>
+      <w:r>
+        <w:rPr>
+          <w:rStyle w:val="StringTok"/>
+          <w:sz w:val="16"/>
+          <w:szCs w:val="18"/>
+        </w:rPr>
+        <w:t>"EMA_14"</w:t>
+      </w:r>
+      <w:r>
+        <w:rPr>
+          <w:rStyle w:val="NormalTok"/>
+          <w:sz w:val="16"/>
+          <w:szCs w:val="18"/>
+        </w:rPr>
+        <w:t xml:space="preserve">], </w:t>
+      </w:r>
+    </w:p>
+    <w:p>
+      <w:pPr>
+        <w:pStyle w:val="SourceCode"/>
+        <w:spacing w:after="0"/>
+        <w:ind w:firstLine="720"/>
+        <w:rPr>
+          <w:sz w:val="18"/>
+          <w:szCs w:val="18"/>
+        </w:rPr>
+      </w:pPr>
+      <w:r>
+        <w:rPr>
+          <w:rStyle w:val="NormalTok"/>
+          <w:sz w:val="16"/>
+          <w:szCs w:val="18"/>
+        </w:rPr>
+        <w:t>name</w:t>
+      </w:r>
+      <w:r>
+        <w:rPr>
+          <w:rStyle w:val="OperatorTok"/>
+          <w:sz w:val="16"/>
+          <w:szCs w:val="18"/>
+        </w:rPr>
+        <w:t>=</w:t>
+      </w:r>
+      <w:r>
+        <w:rPr>
+          <w:rStyle w:val="StringTok"/>
+          <w:sz w:val="16"/>
+          <w:szCs w:val="18"/>
+        </w:rPr>
+        <w:t>"EMA-14"</w:t>
+      </w:r>
+      <w:r>
+        <w:rPr>
+          <w:rStyle w:val="NormalTok"/>
+          <w:sz w:val="16"/>
+          <w:szCs w:val="18"/>
+        </w:rPr>
+        <w:t>, line</w:t>
+      </w:r>
+      <w:r>
+        <w:rPr>
+          <w:rStyle w:val="OperatorTok"/>
+          <w:sz w:val="16"/>
+          <w:szCs w:val="18"/>
+        </w:rPr>
+        <w:t>=</w:t>
+      </w:r>
+      <w:proofErr w:type="spellStart"/>
+      <w:r>
+        <w:rPr>
+          <w:rStyle w:val="BuiltInTok"/>
+          <w:sz w:val="16"/>
+          <w:szCs w:val="18"/>
+        </w:rPr>
+        <w:t>dict</w:t>
+      </w:r>
+      <w:proofErr w:type="spellEnd"/>
+      <w:r>
+        <w:rPr>
+          <w:rStyle w:val="NormalTok"/>
+          <w:sz w:val="16"/>
+          <w:szCs w:val="18"/>
+        </w:rPr>
+        <w:t>(color</w:t>
+      </w:r>
+      <w:r>
+        <w:rPr>
+          <w:rStyle w:val="OperatorTok"/>
+          <w:sz w:val="16"/>
+          <w:szCs w:val="18"/>
+        </w:rPr>
+        <w:t>=</w:t>
+      </w:r>
+      <w:r>
+        <w:rPr>
+          <w:rStyle w:val="StringTok"/>
+          <w:sz w:val="16"/>
+          <w:szCs w:val="18"/>
+        </w:rPr>
+        <w:t>"purple"</w:t>
+      </w:r>
+      <w:r>
+        <w:rPr>
+          <w:rStyle w:val="NormalTok"/>
+          <w:sz w:val="16"/>
+          <w:szCs w:val="18"/>
+        </w:rPr>
+        <w:t>, width</w:t>
+      </w:r>
+      <w:r>
+        <w:rPr>
+          <w:rStyle w:val="OperatorTok"/>
+          <w:sz w:val="16"/>
+          <w:szCs w:val="18"/>
+        </w:rPr>
+        <w:t>=</w:t>
+      </w:r>
+      <w:r>
+        <w:rPr>
+          <w:rStyle w:val="DecValTok"/>
+          <w:sz w:val="16"/>
+          <w:szCs w:val="18"/>
+        </w:rPr>
+        <w:t>2</w:t>
+      </w:r>
+      <w:r>
+        <w:rPr>
+          <w:rStyle w:val="NormalTok"/>
+          <w:sz w:val="16"/>
+          <w:szCs w:val="18"/>
+        </w:rPr>
+        <w:t>), opacity</w:t>
+      </w:r>
+      <w:r>
+        <w:rPr>
+          <w:rStyle w:val="OperatorTok"/>
+          <w:sz w:val="16"/>
+          <w:szCs w:val="18"/>
+        </w:rPr>
+        <w:t>=</w:t>
+      </w:r>
+      <w:r>
+        <w:rPr>
+          <w:rStyle w:val="FloatTok"/>
+          <w:sz w:val="16"/>
+          <w:szCs w:val="18"/>
+        </w:rPr>
+        <w:t>0.7</w:t>
+      </w:r>
+      <w:r>
+        <w:rPr>
+          <w:rStyle w:val="NormalTok"/>
+          <w:sz w:val="16"/>
+          <w:szCs w:val="18"/>
+        </w:rPr>
+        <w:t>))</w:t>
+      </w:r>
+      <w:r>
+        <w:rPr>
+          <w:sz w:val="18"/>
+          <w:szCs w:val="18"/>
+        </w:rPr>
+        <w:br/>
+      </w:r>
+      <w:r>
+        <w:rPr>
+          <w:rStyle w:val="NormalTok"/>
+          <w:sz w:val="16"/>
+          <w:szCs w:val="18"/>
+        </w:rPr>
+        <w:t xml:space="preserve">    </w:t>
+      </w:r>
+      <w:proofErr w:type="spellStart"/>
+      <w:r>
+        <w:rPr>
+          <w:rStyle w:val="NormalTok"/>
+          <w:sz w:val="16"/>
+          <w:szCs w:val="18"/>
+        </w:rPr>
+        <w:t>fig.update_layout</w:t>
+      </w:r>
+      <w:proofErr w:type="spellEnd"/>
+      <w:r>
+        <w:rPr>
+          <w:rStyle w:val="NormalTok"/>
+          <w:sz w:val="16"/>
+          <w:szCs w:val="18"/>
+        </w:rPr>
+        <w:t>(title</w:t>
+      </w:r>
+      <w:r>
+        <w:rPr>
+          <w:rStyle w:val="OperatorTok"/>
+          <w:sz w:val="16"/>
+          <w:szCs w:val="18"/>
+        </w:rPr>
+        <w:t>=</w:t>
+      </w:r>
+      <w:r>
+        <w:rPr>
+          <w:rStyle w:val="NormalTok"/>
+          <w:sz w:val="16"/>
+          <w:szCs w:val="18"/>
+        </w:rPr>
+        <w:t>symbol, xaxis_rangeslider_visible</w:t>
+      </w:r>
+      <w:r>
+        <w:rPr>
+          <w:rStyle w:val="OperatorTok"/>
+          <w:sz w:val="16"/>
+          <w:szCs w:val="18"/>
+        </w:rPr>
+        <w:t>=</w:t>
+      </w:r>
+      <w:r>
+        <w:rPr>
+          <w:rStyle w:val="VariableTok"/>
+          <w:sz w:val="16"/>
+          <w:szCs w:val="18"/>
+        </w:rPr>
+        <w:t>False</w:t>
+      </w:r>
+      <w:r>
+        <w:rPr>
+          <w:rStyle w:val="NormalTok"/>
+          <w:sz w:val="16"/>
+          <w:szCs w:val="18"/>
+        </w:rPr>
+        <w:t>)</w:t>
+      </w:r>
+      <w:r>
+        <w:rPr>
+          <w:sz w:val="18"/>
+          <w:szCs w:val="18"/>
+        </w:rPr>
+        <w:br/>
+      </w:r>
+      <w:r>
+        <w:rPr>
+          <w:rStyle w:val="NormalTok"/>
+          <w:sz w:val="16"/>
+          <w:szCs w:val="18"/>
+        </w:rPr>
+        <w:t xml:space="preserve">    </w:t>
+      </w:r>
+      <w:r>
+        <w:rPr>
+          <w:rStyle w:val="ControlFlowTok"/>
+          <w:sz w:val="16"/>
+          <w:szCs w:val="18"/>
+        </w:rPr>
+        <w:t>return</w:t>
+      </w:r>
+      <w:r>
+        <w:rPr>
+          <w:rStyle w:val="NormalTok"/>
+          <w:sz w:val="16"/>
+          <w:szCs w:val="18"/>
+        </w:rPr>
+        <w:t xml:space="preserve"> fig</w:t>
+      </w:r>
+      <w:r>
+        <w:rPr>
+          <w:sz w:val="18"/>
+          <w:szCs w:val="18"/>
+        </w:rPr>
+        <w:br/>
+      </w:r>
+      <w:r>
+        <w:rPr>
+          <w:sz w:val="18"/>
+          <w:szCs w:val="18"/>
+        </w:rPr>
+        <w:br/>
+      </w:r>
+      <w:r>
+        <w:rPr>
+          <w:rStyle w:val="KeywordTok"/>
+          <w:sz w:val="16"/>
+          <w:szCs w:val="18"/>
+        </w:rPr>
+        <w:t>def</w:t>
+      </w:r>
+      <w:r>
+        <w:rPr>
+          <w:rStyle w:val="NormalTok"/>
+          <w:sz w:val="16"/>
+          <w:szCs w:val="18"/>
+        </w:rPr>
+        <w:t xml:space="preserve"> color_boolean(val):</w:t>
+      </w:r>
+      <w:r>
+        <w:rPr>
+          <w:sz w:val="18"/>
+          <w:szCs w:val="18"/>
+        </w:rPr>
+        <w:br/>
+      </w:r>
+      <w:r>
+        <w:rPr>
+          <w:rStyle w:val="NormalTok"/>
+          <w:sz w:val="16"/>
+          <w:szCs w:val="18"/>
+        </w:rPr>
+        <w:t xml:space="preserve">    </w:t>
+      </w:r>
+      <w:r>
+        <w:rPr>
+          <w:rStyle w:val="ControlFlowTok"/>
+          <w:sz w:val="16"/>
+          <w:szCs w:val="18"/>
+        </w:rPr>
+        <w:t>if</w:t>
+      </w:r>
+      <w:r>
+        <w:rPr>
+          <w:rStyle w:val="NormalTok"/>
+          <w:sz w:val="16"/>
+          <w:szCs w:val="18"/>
+        </w:rPr>
+        <w:t xml:space="preserve"> val </w:t>
+      </w:r>
+      <w:r>
+        <w:rPr>
+          <w:rStyle w:val="KeywordTok"/>
+          <w:sz w:val="16"/>
+          <w:szCs w:val="18"/>
+        </w:rPr>
+        <w:t>is</w:t>
+      </w:r>
+      <w:r>
+        <w:rPr>
+          <w:rStyle w:val="NormalTok"/>
+          <w:sz w:val="16"/>
+          <w:szCs w:val="18"/>
+        </w:rPr>
+        <w:t xml:space="preserve"> </w:t>
+      </w:r>
+      <w:r>
+        <w:rPr>
+          <w:rStyle w:val="VariableTok"/>
+          <w:sz w:val="16"/>
+          <w:szCs w:val="18"/>
+        </w:rPr>
+        <w:t>True</w:t>
+      </w:r>
+      <w:r>
+        <w:rPr>
+          <w:rStyle w:val="NormalTok"/>
+          <w:sz w:val="16"/>
+          <w:szCs w:val="18"/>
+        </w:rPr>
+        <w:t xml:space="preserve">:  </w:t>
+      </w:r>
+      <w:r>
+        <w:rPr>
+          <w:rStyle w:val="ControlFlowTok"/>
+          <w:sz w:val="16"/>
+          <w:szCs w:val="18"/>
+        </w:rPr>
+        <w:t>return</w:t>
+      </w:r>
+      <w:r>
+        <w:rPr>
+          <w:rStyle w:val="NormalTok"/>
+          <w:sz w:val="16"/>
+          <w:szCs w:val="18"/>
+        </w:rPr>
+        <w:t xml:space="preserve"> </w:t>
+      </w:r>
+      <w:r>
+        <w:rPr>
+          <w:rStyle w:val="StringTok"/>
+          <w:sz w:val="16"/>
+          <w:szCs w:val="18"/>
+        </w:rPr>
+        <w:t>"background-color: lightgreen"</w:t>
+      </w:r>
+      <w:r>
+        <w:rPr>
+          <w:sz w:val="18"/>
+          <w:szCs w:val="18"/>
+        </w:rPr>
+        <w:br/>
+      </w:r>
+      <w:r>
+        <w:rPr>
+          <w:rStyle w:val="NormalTok"/>
+          <w:sz w:val="16"/>
+          <w:szCs w:val="18"/>
+        </w:rPr>
+        <w:t xml:space="preserve">    </w:t>
+      </w:r>
+      <w:r>
+        <w:rPr>
+          <w:rStyle w:val="ControlFlowTok"/>
+          <w:sz w:val="16"/>
+          <w:szCs w:val="18"/>
+        </w:rPr>
+        <w:t>if</w:t>
+      </w:r>
+      <w:r>
+        <w:rPr>
+          <w:rStyle w:val="NormalTok"/>
+          <w:sz w:val="16"/>
+          <w:szCs w:val="18"/>
+        </w:rPr>
+        <w:t xml:space="preserve"> val </w:t>
+      </w:r>
+      <w:r>
+        <w:rPr>
+          <w:rStyle w:val="KeywordTok"/>
+          <w:sz w:val="16"/>
+          <w:szCs w:val="18"/>
+        </w:rPr>
+        <w:t>is</w:t>
+      </w:r>
+      <w:r>
+        <w:rPr>
+          <w:rStyle w:val="NormalTok"/>
+          <w:sz w:val="16"/>
+          <w:szCs w:val="18"/>
+        </w:rPr>
+        <w:t xml:space="preserve"> </w:t>
+      </w:r>
+      <w:r>
+        <w:rPr>
+          <w:rStyle w:val="VariableTok"/>
+          <w:sz w:val="16"/>
+          <w:szCs w:val="18"/>
+        </w:rPr>
+        <w:t>False</w:t>
+      </w:r>
+      <w:r>
+        <w:rPr>
+          <w:rStyle w:val="NormalTok"/>
+          <w:sz w:val="16"/>
+          <w:szCs w:val="18"/>
+        </w:rPr>
+        <w:t xml:space="preserve">: </w:t>
+      </w:r>
+      <w:r>
+        <w:rPr>
+          <w:rStyle w:val="ControlFlowTok"/>
+          <w:sz w:val="16"/>
+          <w:szCs w:val="18"/>
+        </w:rPr>
+        <w:t>return</w:t>
+      </w:r>
+      <w:r>
+        <w:rPr>
+          <w:rStyle w:val="NormalTok"/>
+          <w:sz w:val="16"/>
+          <w:szCs w:val="18"/>
+        </w:rPr>
+        <w:t xml:space="preserve"> </w:t>
+      </w:r>
+      <w:r>
+        <w:rPr>
+          <w:rStyle w:val="StringTok"/>
+          <w:sz w:val="16"/>
+          <w:szCs w:val="18"/>
+        </w:rPr>
+        <w:t>"background-color: pink"</w:t>
+      </w:r>
+      <w:r>
+        <w:rPr>
+          <w:sz w:val="18"/>
+          <w:szCs w:val="18"/>
+        </w:rPr>
+        <w:br/>
+      </w:r>
+      <w:r>
+        <w:rPr>
+          <w:rStyle w:val="NormalTok"/>
+          <w:sz w:val="16"/>
+          <w:szCs w:val="18"/>
+        </w:rPr>
+        <w:t xml:space="preserve">    </w:t>
+      </w:r>
+      <w:r>
+        <w:rPr>
+          <w:rStyle w:val="ControlFlowTok"/>
+          <w:sz w:val="16"/>
+          <w:szCs w:val="18"/>
+        </w:rPr>
+        <w:t>return</w:t>
+      </w:r>
+      <w:r>
+        <w:rPr>
+          <w:rStyle w:val="NormalTok"/>
+          <w:sz w:val="16"/>
+          <w:szCs w:val="18"/>
+        </w:rPr>
+        <w:t xml:space="preserve"> </w:t>
+      </w:r>
+      <w:r>
+        <w:rPr>
+          <w:rStyle w:val="StringTok"/>
+          <w:sz w:val="16"/>
+          <w:szCs w:val="18"/>
+        </w:rPr>
+        <w:t>"background-color: lightblue"</w:t>
+      </w:r>
+      <w:r>
+        <w:rPr>
+          <w:sz w:val="18"/>
+          <w:szCs w:val="18"/>
+        </w:rPr>
+        <w:br/>
+      </w:r>
+      <w:r>
+        <w:rPr>
+          <w:sz w:val="18"/>
+          <w:szCs w:val="18"/>
+        </w:rPr>
+        <w:br/>
+      </w:r>
+      <w:r>
+        <w:rPr>
+          <w:rStyle w:val="BuiltInTok"/>
+          <w:sz w:val="16"/>
+          <w:szCs w:val="18"/>
+        </w:rPr>
+        <w:t>print</w:t>
+      </w:r>
+      <w:r>
+        <w:rPr>
+          <w:rStyle w:val="NormalTok"/>
+          <w:sz w:val="16"/>
+          <w:szCs w:val="18"/>
+        </w:rPr>
+        <w:t>(</w:t>
+      </w:r>
+      <w:r>
+        <w:rPr>
+          <w:rStyle w:val="StringTok"/>
+          <w:sz w:val="16"/>
+          <w:szCs w:val="18"/>
+        </w:rPr>
+        <w:t>"Engine ready."</w:t>
+      </w:r>
+      <w:r>
+        <w:rPr>
+          <w:rStyle w:val="NormalTok"/>
+          <w:sz w:val="16"/>
+          <w:szCs w:val="18"/>
+        </w:rPr>
+        <w:t>)</w:t>
+      </w:r>
+    </w:p>
+    <w:p>
+      <w:pPr>
+        <w:pStyle w:val="SourceCode"/>
         <w:rPr>
           <w:sz w:val="18"/>
           <w:szCs w:val="18"/>
@@ -9986,9 +10078,9 @@
           <w:szCs w:val="24"/>
         </w:rPr>
       </w:pPr>
-      <w:bookmarkStart w:id="4" w:name="analyze-data"/>
-      <w:bookmarkStart w:id="5" w:name="_Toc232712267"/>
-      <w:bookmarkEnd w:id="2"/>
+      <w:bookmarkStart w:id="4" w:name="_Toc232712267"/>
+      <w:bookmarkStart w:id="5" w:name="analyze-data"/>
+      <w:bookmarkEnd w:id="3"/>
       <w:r>
         <w:rPr>
           <w:sz w:val="24"/>
@@ -9996,7 +10088,7 @@
         </w:rPr>
         <w:t>Analyze Data</w:t>
       </w:r>
-      <w:bookmarkEnd w:id="5"/>
+      <w:bookmarkEnd w:id="4"/>
     </w:p>
     <w:p>
       <w:pPr>
@@ -11096,9 +11188,9 @@
           <w:szCs w:val="24"/>
         </w:rPr>
       </w:pPr>
-      <w:bookmarkStart w:id="6" w:name="rank-data"/>
-      <w:bookmarkStart w:id="7" w:name="_Toc232712268"/>
-      <w:bookmarkEnd w:id="4"/>
+      <w:bookmarkStart w:id="6" w:name="_Toc232712268"/>
+      <w:bookmarkStart w:id="7" w:name="rank-data"/>
+      <w:bookmarkEnd w:id="5"/>
       <w:r>
         <w:rPr>
           <w:sz w:val="24"/>
@@ -11106,7 +11198,7 @@
         </w:rPr>
         <w:t>Rank Data</w:t>
       </w:r>
-      <w:bookmarkEnd w:id="7"/>
+      <w:bookmarkEnd w:id="6"/>
     </w:p>
     <w:p>
       <w:pPr>
@@ -12115,25 +12207,7 @@
                 <w:sz w:val="15"/>
                 <w:szCs w:val="15"/>
               </w:rPr>
-              <w:t xml:space="preserve">EMA </w:t>
-            </w:r>
-            <w:r>
-              <w:rPr>
-                <w:b/>
-                <w:bCs/>
-                <w:sz w:val="15"/>
-                <w:szCs w:val="15"/>
-              </w:rPr>
-              <w:t>GT</w:t>
-            </w:r>
-            <w:r>
-              <w:rPr>
-                <w:b/>
-                <w:bCs/>
-                <w:sz w:val="15"/>
-                <w:szCs w:val="15"/>
-              </w:rPr>
-              <w:t xml:space="preserve"> Kalman</w:t>
+              <w:t>EMA GT Kalman</w:t>
             </w:r>
           </w:p>
         </w:tc>
@@ -12165,25 +12239,7 @@
                 <w:sz w:val="15"/>
                 <w:szCs w:val="15"/>
               </w:rPr>
-              <w:t xml:space="preserve">Low </w:t>
-            </w:r>
-            <w:r>
-              <w:rPr>
-                <w:b/>
-                <w:bCs/>
-                <w:sz w:val="15"/>
-                <w:szCs w:val="15"/>
-              </w:rPr>
-              <w:t>GT</w:t>
-            </w:r>
-            <w:r>
-              <w:rPr>
-                <w:b/>
-                <w:bCs/>
-                <w:sz w:val="15"/>
-                <w:szCs w:val="15"/>
-              </w:rPr>
-              <w:t xml:space="preserve"> Kalman</w:t>
+              <w:t>Low GT Kalman</w:t>
             </w:r>
           </w:p>
         </w:tc>
@@ -16089,6 +16145,7 @@
       </w:pPr>
       <w:r>
         <w:rPr>
+          <w:noProof/>
           <w:sz w:val="20"/>
           <w:szCs w:val="22"/>
         </w:rPr>
@@ -16437,8 +16494,18 @@
           <w:sz w:val="16"/>
           <w:szCs w:val="18"/>
         </w:rPr>
-        <w:t>, include_plotlyjs</w:t>
-      </w:r>
+        <w:t xml:space="preserve">, </w:t>
+      </w:r>
+      <w:proofErr w:type="spellStart"/>
+      <w:r>
+        <w:rPr>
+          <w:rStyle w:val="NormalTok"/>
+          <w:sz w:val="16"/>
+          <w:szCs w:val="18"/>
+        </w:rPr>
+        <w:t>include_plotlyjs</w:t>
+      </w:r>
+      <w:proofErr w:type="spellEnd"/>
       <w:r>
         <w:rPr>
           <w:rStyle w:val="OperatorTok"/>
@@ -16461,8 +16528,18 @@
           <w:sz w:val="16"/>
           <w:szCs w:val="18"/>
         </w:rPr>
-        <w:t>, auto_open</w:t>
-      </w:r>
+        <w:t xml:space="preserve">, </w:t>
+      </w:r>
+      <w:proofErr w:type="spellStart"/>
+      <w:r>
+        <w:rPr>
+          <w:rStyle w:val="NormalTok"/>
+          <w:sz w:val="16"/>
+          <w:szCs w:val="18"/>
+        </w:rPr>
+        <w:t>auto_open</w:t>
+      </w:r>
+      <w:proofErr w:type="spellEnd"/>
       <w:r>
         <w:rPr>
           <w:rStyle w:val="OperatorTok"/>
@@ -16554,9 +16631,9 @@
           <w:u w:val="single"/>
         </w:rPr>
       </w:pPr>
-      <w:bookmarkStart w:id="8" w:name="performance-metrics"/>
-      <w:bookmarkStart w:id="9" w:name="_Toc232712269"/>
-      <w:bookmarkEnd w:id="6"/>
+      <w:bookmarkStart w:id="8" w:name="_Toc232712269"/>
+      <w:bookmarkStart w:id="9" w:name="performance-metrics"/>
+      <w:bookmarkEnd w:id="7"/>
       <w:r>
         <w:rPr>
           <w:i/>
@@ -16566,7 +16643,7 @@
         <w:lastRenderedPageBreak/>
         <w:t>Performance Metrics</w:t>
       </w:r>
-      <w:bookmarkEnd w:id="9"/>
+      <w:bookmarkEnd w:id="8"/>
     </w:p>
     <w:p>
       <w:pPr>
@@ -16576,8 +16653,8 @@
           <w:szCs w:val="24"/>
         </w:rPr>
       </w:pPr>
-      <w:bookmarkStart w:id="10" w:name="macd-trends"/>
-      <w:bookmarkStart w:id="11" w:name="_Toc232712270"/>
+      <w:bookmarkStart w:id="10" w:name="_Toc232712270"/>
+      <w:bookmarkStart w:id="11" w:name="macd-trends"/>
       <w:r>
         <w:rPr>
           <w:sz w:val="24"/>
@@ -16585,78 +16662,107 @@
         </w:rPr>
         <w:t>MACD Trends</w:t>
       </w:r>
+      <w:bookmarkEnd w:id="10"/>
+    </w:p>
+    <w:p>
+      <w:pPr>
+        <w:pStyle w:val="BodyText"/>
+      </w:pPr>
+      <w:r>
+        <w:t xml:space="preserve">The metric of Moving Average Convergence Divergence is monitored as an </w:t>
+      </w:r>
+      <w:r>
+        <w:t>indicator</w:t>
+      </w:r>
+      <w:r>
+        <w:t xml:space="preserve"> of changing momentum, which is </w:t>
+      </w:r>
+      <w:r>
+        <w:t>quantified</w:t>
+      </w:r>
+      <w:r>
+        <w:t xml:space="preserve"> by the velocity of acceleration or decay in price trends (Appel, 1985. Because MACD is quantitatively faster than the units of EMA, these lines are expected to cross at the same moment the 12-EMA crosses the 26-EMA line. The nature of these crossovers </w:t>
+      </w:r>
+      <w:proofErr w:type="gramStart"/>
+      <w:r>
+        <w:t>are</w:t>
+      </w:r>
+      <w:proofErr w:type="gramEnd"/>
+      <w:r>
+        <w:t xml:space="preserve"> focus of day trading with buy points selected when MACD crosses above zero line, while sell points selected as it crosses below. Goes without saying, crossing above the </w:t>
+      </w:r>
+      <w:proofErr w:type="gramStart"/>
+      <w:r>
+        <w:t>zero line</w:t>
+      </w:r>
+      <w:proofErr w:type="gramEnd"/>
+      <w:r>
+        <w:t xml:space="preserve"> signals bullish trend, while passing below zero signals bearish trend. Tricky thing is while its earlier signals offer higher potential than the zero line, it carries risk of false starts.</w:t>
+      </w:r>
+    </w:p>
+    <w:p>
+      <w:pPr>
+        <w:pStyle w:val="BodyText"/>
+      </w:pPr>
+      <w:r>
+        <w:t xml:space="preserve">Beneath the line graph, the histogram can add to our predictions providing distances between lines that guide us to </w:t>
+      </w:r>
+      <w:r>
+        <w:t>when</w:t>
+      </w:r>
+      <w:r>
+        <w:t xml:space="preserve"> lines cross. The height of these distances represents momentum, so that a growing histogram indicates accelerating divergence. Alternatively, a shrinking histogram of converging lines suggests momentum is fading </w:t>
+      </w:r>
+      <w:proofErr w:type="spellStart"/>
+      <w:r>
+        <w:t>signalling</w:t>
+      </w:r>
+      <w:proofErr w:type="spellEnd"/>
+      <w:r>
+        <w:t xml:space="preserve"> a likely turn.</w:t>
+      </w:r>
+    </w:p>
+    <w:p>
+      <w:pPr>
+        <w:pStyle w:val="BodyText"/>
+      </w:pPr>
+      <w:r>
+        <w:t xml:space="preserve">Divergence presents important metric in day trading that is least mechanical to read. Observing changing swings between MACD highs and lows, we can identify a shift in trends is expected. Bearish divergence can be </w:t>
+      </w:r>
+      <w:proofErr w:type="spellStart"/>
+      <w:r>
+        <w:t>characterised</w:t>
+      </w:r>
+      <w:proofErr w:type="spellEnd"/>
+      <w:r>
+        <w:t xml:space="preserve"> by higher highs while MACD show lower highs that caution an uptrend is hollow. </w:t>
+      </w:r>
+      <w:proofErr w:type="spellStart"/>
+      <w:r>
+        <w:t>aternatively</w:t>
+      </w:r>
+      <w:proofErr w:type="spellEnd"/>
+      <w:r>
+        <w:t>, a bullish divergence can appear with lower lows while MACD presents higher lows that caution a downtrend is exhausting. Need guidance on this, but seems</w:t>
+      </w:r>
+      <w:r>
+        <w:t xml:space="preserve"> </w:t>
+      </w:r>
+      <w:r>
+        <w:t>divergence is mostly used to protect a position before change, rather than a precise entry to trade.</w:t>
+      </w:r>
+      <w:bookmarkStart w:id="12" w:name="_Toc232712271"/>
+      <w:bookmarkStart w:id="13" w:name="divergeconvergence-quadrants"/>
       <w:bookmarkEnd w:id="11"/>
     </w:p>
     <w:p>
       <w:pPr>
-        <w:pStyle w:val="FirstParagraph"/>
-        <w:rPr>
-          <w:sz w:val="20"/>
-          <w:szCs w:val="22"/>
+        <w:pStyle w:val="Heading3"/>
+        <w:rPr>
+          <w:sz w:val="24"/>
+          <w:szCs w:val="24"/>
         </w:rPr>
       </w:pPr>
-      <w:r>
-        <w:rPr>
-          <w:sz w:val="20"/>
-          <w:szCs w:val="22"/>
-        </w:rPr>
-        <w:t xml:space="preserve">stands for Moving Average Convergence Divergence. Gerald Appel, 1970s. It is a momentum and trend tool, plotted in its own panel below price rather than on the candles. Because the MACD line is fast EMA minus slow EMA, it crosses its own zero line at the same moment the 12-EMA crosses the 26-EMA on the price chart. These </w:t>
-      </w:r>
-      <w:r>
-        <w:rPr>
-          <w:rStyle w:val="VerbatimChar"/>
-          <w:sz w:val="21"/>
-          <w:szCs w:val="22"/>
-        </w:rPr>
-        <w:t>crossovers</w:t>
-      </w:r>
-      <w:r>
-        <w:rPr>
-          <w:sz w:val="20"/>
-          <w:szCs w:val="22"/>
-        </w:rPr>
-        <w:t xml:space="preserve"> are key indicators in day trading, often sound buy points where MACD crosses above or sell points where crosses below. Additionally, the zero-line cross occur during bullish context, with below zero suggesting change to bearish trend. However, the signal-line tends to occur earlier than the zero line cross that offers greater notice of opportunity. Trade off is falling into more false starts.</w:t>
-      </w:r>
-    </w:p>
-    <w:p>
-      <w:pPr>
-        <w:pStyle w:val="BodyText"/>
-        <w:rPr>
-          <w:sz w:val="20"/>
-          <w:szCs w:val="22"/>
-        </w:rPr>
-      </w:pPr>
-      <w:r>
-        <w:rPr>
-          <w:sz w:val="20"/>
-          <w:szCs w:val="22"/>
-        </w:rPr>
-        <w:t>Beneath the line graph, the histogram can add to our predictions providing distances between lines that guide us to whenm lines cross. The height of these distances represents momentum, so that a growing histogram indicates accelerating divergence. Alternatively, a shrinking histogram of converging lines suggests momentum is fading signalling a likely turn.</w:t>
-      </w:r>
-    </w:p>
-    <w:p>
-      <w:pPr>
-        <w:pStyle w:val="BodyText"/>
-        <w:rPr>
-          <w:sz w:val="20"/>
-          <w:szCs w:val="22"/>
-        </w:rPr>
-      </w:pPr>
-      <w:r>
-        <w:rPr>
-          <w:sz w:val="20"/>
-          <w:szCs w:val="22"/>
-        </w:rPr>
-        <w:t>Divergence presents important metric in day trading that is least mechanical to read. Observing changing swings between MACD highs and lows, we can identify a shift in trends is expected. Bearish divergence can be characterised by higher highs while MACD show lower highs that caution an uptrend is hollow. aternatively, a bullish divergence can appear with lower lows while MACD presents higher lows that caution a downtrend is exhausting. Need guidance on this, but seems</w:t>
-      </w:r>
-      <w:r>
-        <w:rPr>
-          <w:sz w:val="20"/>
-          <w:szCs w:val="22"/>
-        </w:rPr>
-        <w:br/>
-        <w:t>divergence is mostly used to protect a position before change, rather than a precise entry to trade.</w:t>
-      </w:r>
     </w:p>
     <w:p>
       <w:pPr>
@@ -16666,9 +16772,6 @@
           <w:szCs w:val="24"/>
         </w:rPr>
       </w:pPr>
-      <w:bookmarkStart w:id="12" w:name="divergeconvergence-quadrants"/>
-      <w:bookmarkStart w:id="13" w:name="_Toc232712271"/>
-      <w:bookmarkEnd w:id="10"/>
       <w:r>
         <w:rPr>
           <w:sz w:val="24"/>
@@ -16676,7 +16779,7 @@
         </w:rPr>
         <w:t>Diverge/Convergence Quadrants</w:t>
       </w:r>
-      <w:bookmarkEnd w:id="13"/>
+      <w:bookmarkEnd w:id="12"/>
     </w:p>
     <w:p>
       <w:pPr>
@@ -16769,11 +16872,13 @@
       <w:tr>
         <w:trPr>
           <w:cnfStyle w:val="100000000000" w:firstRow="1" w:lastRow="0" w:firstColumn="0" w:lastColumn="0" w:oddVBand="0" w:evenVBand="0" w:oddHBand="0" w:evenHBand="0" w:firstRowFirstColumn="0" w:firstRowLastColumn="0" w:lastRowFirstColumn="0" w:lastRowLastColumn="0"/>
+          <w:trHeight w:hRule="exact" w:val="340"/>
           <w:tblHeader/>
         </w:trPr>
         <w:tc>
           <w:tcPr>
             <w:tcW w:w="1320" w:type="dxa"/>
+            <w:vAlign w:val="top"/>
           </w:tcPr>
           <w:p>
             <w:pPr>
@@ -16799,6 +16904,7 @@
         <w:tc>
           <w:tcPr>
             <w:tcW w:w="1320" w:type="dxa"/>
+            <w:vAlign w:val="top"/>
           </w:tcPr>
           <w:p>
             <w:pPr>
@@ -16824,6 +16930,7 @@
         <w:tc>
           <w:tcPr>
             <w:tcW w:w="1320" w:type="dxa"/>
+            <w:vAlign w:val="top"/>
           </w:tcPr>
           <w:p>
             <w:pPr>
@@ -16849,6 +16956,7 @@
         <w:tc>
           <w:tcPr>
             <w:tcW w:w="1320" w:type="dxa"/>
+            <w:vAlign w:val="top"/>
           </w:tcPr>
           <w:p>
             <w:pPr>
@@ -16874,6 +16982,7 @@
         <w:tc>
           <w:tcPr>
             <w:tcW w:w="1320" w:type="dxa"/>
+            <w:vAlign w:val="top"/>
           </w:tcPr>
           <w:p>
             <w:pPr>
@@ -16899,6 +17008,7 @@
         <w:tc>
           <w:tcPr>
             <w:tcW w:w="1320" w:type="dxa"/>
+            <w:vAlign w:val="top"/>
           </w:tcPr>
           <w:p>
             <w:pPr>
@@ -16923,6 +17033,9 @@
         </w:tc>
       </w:tr>
       <w:tr>
+        <w:trPr>
+          <w:trHeight w:hRule="exact" w:val="454"/>
+        </w:trPr>
         <w:tc>
           <w:tcPr>
             <w:tcW w:w="1320" w:type="dxa"/>
@@ -17051,6 +17164,9 @@
         </w:tc>
       </w:tr>
       <w:tr>
+        <w:trPr>
+          <w:trHeight w:hRule="exact" w:val="454"/>
+        </w:trPr>
         <w:tc>
           <w:tcPr>
             <w:tcW w:w="1320" w:type="dxa"/>
@@ -17179,6 +17295,9 @@
         </w:tc>
       </w:tr>
       <w:tr>
+        <w:trPr>
+          <w:trHeight w:hRule="exact" w:val="454"/>
+        </w:trPr>
         <w:tc>
           <w:tcPr>
             <w:tcW w:w="1320" w:type="dxa"/>
@@ -17196,6 +17315,7 @@
                 <w:sz w:val="18"/>
                 <w:szCs w:val="22"/>
               </w:rPr>
+              <w:lastRenderedPageBreak/>
               <w:t>Higher low</w:t>
             </w:r>
           </w:p>
@@ -17307,6 +17427,9 @@
         </w:tc>
       </w:tr>
       <w:tr>
+        <w:trPr>
+          <w:trHeight w:hRule="exact" w:val="454"/>
+        </w:trPr>
         <w:tc>
           <w:tcPr>
             <w:tcW w:w="1320" w:type="dxa"/>
@@ -17408,15 +17531,7 @@
                 <w:sz w:val="18"/>
                 <w:szCs w:val="22"/>
               </w:rPr>
-              <w:t xml:space="preserve">reversal / </w:t>
-            </w:r>
-            <w:r>
-              <w:rPr>
-                <w:sz w:val="18"/>
-                <w:szCs w:val="22"/>
-              </w:rPr>
-              <w:lastRenderedPageBreak/>
-              <w:t>retracement</w:t>
+              <w:t>reversal / retracement</w:t>
             </w:r>
           </w:p>
         </w:tc>
@@ -17437,7 +17552,6 @@
                 <w:sz w:val="18"/>
                 <w:szCs w:val="22"/>
               </w:rPr>
-              <w:lastRenderedPageBreak/>
               <w:t>BUY</w:t>
             </w:r>
           </w:p>
@@ -17468,9 +17582,9 @@
           <w:szCs w:val="24"/>
         </w:rPr>
       </w:pPr>
-      <w:bookmarkStart w:id="14" w:name="macd-in-crypto-markets"/>
-      <w:bookmarkStart w:id="15" w:name="_Toc232712272"/>
-      <w:bookmarkEnd w:id="12"/>
+      <w:bookmarkStart w:id="14" w:name="_Toc232712272"/>
+      <w:bookmarkStart w:id="15" w:name="macd-in-crypto-markets"/>
+      <w:bookmarkEnd w:id="13"/>
       <w:r>
         <w:rPr>
           <w:sz w:val="24"/>
@@ -17478,46 +17592,71 @@
         </w:rPr>
         <w:t>MACD in Crypto Markets</w:t>
       </w:r>
-      <w:bookmarkEnd w:id="15"/>
-    </w:p>
-    <w:p>
-      <w:pPr>
-        <w:pStyle w:val="FirstParagraph"/>
-        <w:rPr>
-          <w:sz w:val="20"/>
-          <w:szCs w:val="22"/>
-        </w:rPr>
-      </w:pPr>
-      <w:r>
-        <w:rPr>
-          <w:sz w:val="20"/>
-          <w:szCs w:val="22"/>
-        </w:rPr>
-        <w:t>MACD is well respected in BTC and ETH markets, but cannot be handled in isolation. It is recommended</w:t>
-      </w:r>
-      <w:r>
-        <w:rPr>
-          <w:sz w:val="20"/>
-          <w:szCs w:val="22"/>
-        </w:rPr>
-        <w:br/>
-        <w:t>to consider alonside position sizing and a expected stop. Some suggest a good crypto technique should draw the trendline on the MACD itself, not only on price. For example, in the May 2021 BTC top, price held a rising trendline while the MACD was already tracing a falling one. The MACD trendline broke first. The same setup appeared on the SOL 4h chart, pushing higher highs into resistance while MACD showed clearly lower highs. Was this a textbook bearish divergence, as it preceded the stall?</w:t>
-      </w:r>
+      <w:bookmarkEnd w:id="14"/>
     </w:p>
     <w:p>
       <w:pPr>
         <w:pStyle w:val="BodyText"/>
-        <w:rPr>
-          <w:sz w:val="20"/>
-          <w:szCs w:val="22"/>
-        </w:rPr>
       </w:pPr>
-      <w:r>
-        <w:rPr>
-          <w:sz w:val="20"/>
-          <w:szCs w:val="22"/>
-        </w:rPr>
-        <w:t>The choice of timeframe is important, but does not change whether MACD works; a 4h or 1h MACD simply updates faster than a daily one. The real limiter is volatility: the more violent the asset, the less any indicator forecasts cleanly, so widen confirmation in fast markets.</w:t>
+      <w:bookmarkStart w:id="16" w:name="_Toc232712273"/>
+      <w:bookmarkStart w:id="17" w:name="corroborating-metrics"/>
+      <w:bookmarkEnd w:id="15"/>
+      <w:r>
+        <w:t xml:space="preserve">MACD is well respected in BTC and ETH </w:t>
+      </w:r>
+      <w:r>
+        <w:t>markets but</w:t>
+      </w:r>
+      <w:r>
+        <w:t xml:space="preserve"> cannot be handled in isolation. It is recommended</w:t>
+      </w:r>
+      <w:r>
+        <w:t xml:space="preserve"> </w:t>
+      </w:r>
+      <w:r>
+        <w:t xml:space="preserve">to consider </w:t>
+      </w:r>
+      <w:r>
+        <w:t>alongside</w:t>
+      </w:r>
+      <w:r>
+        <w:t xml:space="preserve"> position sizing and </w:t>
+      </w:r>
+      <w:proofErr w:type="spellStart"/>
+      <w:proofErr w:type="gramStart"/>
+      <w:r>
+        <w:t>a</w:t>
+      </w:r>
+      <w:proofErr w:type="spellEnd"/>
+      <w:proofErr w:type="gramEnd"/>
+      <w:r>
+        <w:t xml:space="preserve"> expected stop. Some suggest a good crypto technique  should draw the trendline on the MACD itself, not only on price. For example, </w:t>
+      </w:r>
+      <w:r>
+        <w:t>i</w:t>
+      </w:r>
+      <w:r>
+        <w:t>n the May 2021 BTC top, price held a rising trendline while the MACD was already tracing a falling one. The MACD trendline broke first. The same setup appeared on the SOL 4h chart, pushing higher highs into resistance while MACD showed clearly lower highs. Was this a textbook bearish divergence, as it preceded the stall?</w:t>
+      </w:r>
+    </w:p>
+    <w:p>
+      <w:pPr>
+        <w:pStyle w:val="BodyText"/>
+      </w:pPr>
+      <w:r>
+        <w:t xml:space="preserve">Timeline is </w:t>
+      </w:r>
+      <w:r>
+        <w:t>important but</w:t>
+      </w:r>
+      <w:r>
+        <w:t xml:space="preserve"> does not lessen the MACD metric; a 4h or 1h</w:t>
+      </w:r>
+      <w:r>
+        <w:t xml:space="preserve"> </w:t>
+      </w:r>
+      <w:r>
+        <w:t>MACD updates faster than a daily one. The real limiter to watch out for is volatility: the more violent the asset the risker its forecast, hence reliance on corroboration or triangulation in fast markets.</w:t>
       </w:r>
     </w:p>
     <w:p>
@@ -17528,9 +17667,6 @@
           <w:szCs w:val="24"/>
         </w:rPr>
       </w:pPr>
-      <w:bookmarkStart w:id="16" w:name="corroborating-metrics"/>
-      <w:bookmarkStart w:id="17" w:name="_Toc232712273"/>
-      <w:bookmarkEnd w:id="14"/>
       <w:r>
         <w:rPr>
           <w:sz w:val="24"/>
@@ -17538,7 +17674,7 @@
         </w:rPr>
         <w:t>Corroborating Metrics</w:t>
       </w:r>
-      <w:bookmarkEnd w:id="17"/>
+      <w:bookmarkEnd w:id="16"/>
     </w:p>
     <w:p>
       <w:pPr>
@@ -18216,17 +18352,18 @@
           <w:szCs w:val="24"/>
         </w:rPr>
       </w:pPr>
-      <w:bookmarkStart w:id="18" w:name="final-metrics"/>
-      <w:bookmarkStart w:id="19" w:name="_Toc232712274"/>
-      <w:bookmarkEnd w:id="16"/>
+      <w:bookmarkStart w:id="18" w:name="_Toc232712274"/>
+      <w:bookmarkStart w:id="19" w:name="final-metrics"/>
+      <w:bookmarkEnd w:id="17"/>
       <w:r>
         <w:rPr>
           <w:sz w:val="24"/>
           <w:szCs w:val="24"/>
         </w:rPr>
+        <w:lastRenderedPageBreak/>
         <w:t>Final Metrics</w:t>
       </w:r>
-      <w:bookmarkEnd w:id="19"/>
+      <w:bookmarkEnd w:id="18"/>
     </w:p>
     <w:p>
       <w:pPr>
@@ -18331,15 +18468,7 @@
           <w:sz w:val="20"/>
           <w:szCs w:val="22"/>
         </w:rPr>
-        <w:t xml:space="preserve"> flags to highlight early fade </w:t>
-      </w:r>
-      <w:r>
-        <w:rPr>
-          <w:sz w:val="20"/>
-          <w:szCs w:val="22"/>
-        </w:rPr>
-        <w:lastRenderedPageBreak/>
-        <w:t xml:space="preserve">nearing zero. Divergence points were constructed at swing pivot points for variables of </w:t>
+        <w:t xml:space="preserve"> flags to highlight early fade nearing zero. Divergence points were constructed at swing pivot points for variables of </w:t>
       </w:r>
       <w:r>
         <w:rPr>
@@ -18447,6 +18576,7 @@
     <w:p>
       <w:pPr>
         <w:pStyle w:val="ImageCaption"/>
+        <w:jc w:val="right"/>
         <w:rPr>
           <w:sz w:val="22"/>
           <w:szCs w:val="22"/>
@@ -18468,9 +18598,9 @@
           <w:szCs w:val="24"/>
         </w:rPr>
       </w:pPr>
-      <w:bookmarkStart w:id="20" w:name="entry-points"/>
-      <w:bookmarkStart w:id="21" w:name="_Toc232712275"/>
-      <w:bookmarkEnd w:id="18"/>
+      <w:bookmarkStart w:id="20" w:name="_Toc232712275"/>
+      <w:bookmarkStart w:id="21" w:name="entry-points"/>
+      <w:bookmarkEnd w:id="19"/>
       <w:r>
         <w:rPr>
           <w:sz w:val="24"/>
@@ -18478,7 +18608,7 @@
         </w:rPr>
         <w:t>Entry Points</w:t>
       </w:r>
-      <w:bookmarkEnd w:id="21"/>
+      <w:bookmarkEnd w:id="20"/>
     </w:p>
     <w:p>
       <w:pPr>
@@ -18504,9 +18634,9 @@
           <w:szCs w:val="24"/>
         </w:rPr>
       </w:pPr>
-      <w:bookmarkStart w:id="22" w:name="exit-points"/>
-      <w:bookmarkStart w:id="23" w:name="_Toc232712276"/>
-      <w:bookmarkEnd w:id="20"/>
+      <w:bookmarkStart w:id="22" w:name="_Toc232712276"/>
+      <w:bookmarkStart w:id="23" w:name="exit-points"/>
+      <w:bookmarkEnd w:id="21"/>
       <w:r>
         <w:rPr>
           <w:sz w:val="24"/>
@@ -18514,305 +18644,305 @@
         </w:rPr>
         <w:t>Exit Points</w:t>
       </w:r>
-      <w:bookmarkEnd w:id="23"/>
+      <w:bookmarkEnd w:id="22"/>
     </w:p>
     <w:p>
       <w:pPr>
         <w:pStyle w:val="SourceCode"/>
         <w:rPr>
-          <w:sz w:val="20"/>
-          <w:szCs w:val="20"/>
+          <w:sz w:val="18"/>
+          <w:szCs w:val="18"/>
         </w:rPr>
       </w:pPr>
       <w:r>
         <w:rPr>
           <w:rStyle w:val="ControlFlowTok"/>
+          <w:sz w:val="16"/>
+          <w:szCs w:val="18"/>
+        </w:rPr>
+        <w:t>if</w:t>
+      </w:r>
+      <w:r>
+        <w:rPr>
+          <w:rStyle w:val="NormalTok"/>
+          <w:sz w:val="16"/>
+          <w:szCs w:val="18"/>
+        </w:rPr>
+        <w:t xml:space="preserve"> bottom[</w:t>
+      </w:r>
+      <w:r>
+        <w:rPr>
+          <w:rStyle w:val="StringTok"/>
+          <w:sz w:val="16"/>
+          <w:szCs w:val="18"/>
+        </w:rPr>
+        <w:t>'Sell'</w:t>
+      </w:r>
+      <w:r>
+        <w:rPr>
+          <w:rStyle w:val="NormalTok"/>
+          <w:sz w:val="16"/>
+          <w:szCs w:val="18"/>
+        </w:rPr>
+        <w:t>].</w:t>
+      </w:r>
+      <w:r>
+        <w:rPr>
+          <w:rStyle w:val="BuiltInTok"/>
+          <w:sz w:val="16"/>
+          <w:szCs w:val="18"/>
+        </w:rPr>
+        <w:t>any</w:t>
+      </w:r>
+      <w:r>
+        <w:rPr>
+          <w:rStyle w:val="NormalTok"/>
+          <w:sz w:val="16"/>
+          <w:szCs w:val="18"/>
+        </w:rPr>
+        <w:t>():</w:t>
+      </w:r>
+      <w:r>
+        <w:rPr>
           <w:sz w:val="18"/>
-          <w:szCs w:val="20"/>
-        </w:rPr>
-        <w:t>if</w:t>
-      </w:r>
-      <w:r>
-        <w:rPr>
-          <w:rStyle w:val="NormalTok"/>
+          <w:szCs w:val="18"/>
+        </w:rPr>
+        <w:br/>
+      </w:r>
+      <w:r>
+        <w:rPr>
+          <w:rStyle w:val="NormalTok"/>
+          <w:sz w:val="16"/>
+          <w:szCs w:val="18"/>
+        </w:rPr>
+        <w:t xml:space="preserve">    </w:t>
+      </w:r>
+      <w:r>
+        <w:rPr>
+          <w:rStyle w:val="BuiltInTok"/>
+          <w:sz w:val="16"/>
+          <w:szCs w:val="18"/>
+        </w:rPr>
+        <w:t>print</w:t>
+      </w:r>
+      <w:r>
+        <w:rPr>
+          <w:rStyle w:val="NormalTok"/>
+          <w:sz w:val="16"/>
+          <w:szCs w:val="18"/>
+        </w:rPr>
+        <w:t>(</w:t>
+      </w:r>
+      <w:r>
+        <w:rPr>
+          <w:rStyle w:val="StringTok"/>
+          <w:sz w:val="16"/>
+          <w:szCs w:val="18"/>
+        </w:rPr>
+        <w:t>"Exit candidates trending down showing prices below Kalman:"</w:t>
+      </w:r>
+      <w:r>
+        <w:rPr>
+          <w:rStyle w:val="NormalTok"/>
+          <w:sz w:val="16"/>
+          <w:szCs w:val="18"/>
+        </w:rPr>
+        <w:t>)</w:t>
+      </w:r>
+      <w:r>
+        <w:rPr>
           <w:sz w:val="18"/>
-          <w:szCs w:val="20"/>
-        </w:rPr>
-        <w:t xml:space="preserve"> bottom[</w:t>
+          <w:szCs w:val="18"/>
+        </w:rPr>
+        <w:br/>
+      </w:r>
+      <w:r>
+        <w:rPr>
+          <w:rStyle w:val="NormalTok"/>
+          <w:sz w:val="16"/>
+          <w:szCs w:val="18"/>
+        </w:rPr>
+        <w:t xml:space="preserve">    </w:t>
+      </w:r>
+      <w:r>
+        <w:rPr>
+          <w:rStyle w:val="ControlFlowTok"/>
+          <w:sz w:val="16"/>
+          <w:szCs w:val="18"/>
+        </w:rPr>
+        <w:t>for</w:t>
+      </w:r>
+      <w:r>
+        <w:rPr>
+          <w:rStyle w:val="NormalTok"/>
+          <w:sz w:val="16"/>
+          <w:szCs w:val="18"/>
+        </w:rPr>
+        <w:t xml:space="preserve"> s </w:t>
+      </w:r>
+      <w:r>
+        <w:rPr>
+          <w:rStyle w:val="KeywordTok"/>
+          <w:sz w:val="16"/>
+          <w:szCs w:val="18"/>
+        </w:rPr>
+        <w:t>in</w:t>
+      </w:r>
+      <w:r>
+        <w:rPr>
+          <w:rStyle w:val="NormalTok"/>
+          <w:sz w:val="16"/>
+          <w:szCs w:val="18"/>
+        </w:rPr>
+        <w:t xml:space="preserve"> bottom.loc[bottom[</w:t>
       </w:r>
       <w:r>
         <w:rPr>
           <w:rStyle w:val="StringTok"/>
+          <w:sz w:val="16"/>
+          <w:szCs w:val="18"/>
+        </w:rPr>
+        <w:t>'Sell'</w:t>
+      </w:r>
+      <w:r>
+        <w:rPr>
+          <w:rStyle w:val="NormalTok"/>
+          <w:sz w:val="16"/>
+          <w:szCs w:val="18"/>
+        </w:rPr>
+        <w:t xml:space="preserve">], </w:t>
+      </w:r>
+      <w:r>
+        <w:rPr>
+          <w:rStyle w:val="StringTok"/>
+          <w:sz w:val="16"/>
+          <w:szCs w:val="18"/>
+        </w:rPr>
+        <w:t>'Symbol'</w:t>
+      </w:r>
+      <w:r>
+        <w:rPr>
+          <w:rStyle w:val="NormalTok"/>
+          <w:sz w:val="16"/>
+          <w:szCs w:val="18"/>
+        </w:rPr>
+        <w:t xml:space="preserve">]: </w:t>
+      </w:r>
+      <w:r>
+        <w:rPr>
+          <w:rStyle w:val="BuiltInTok"/>
+          <w:sz w:val="16"/>
+          <w:szCs w:val="18"/>
+        </w:rPr>
+        <w:t>print</w:t>
+      </w:r>
+      <w:r>
+        <w:rPr>
+          <w:rStyle w:val="NormalTok"/>
+          <w:sz w:val="16"/>
+          <w:szCs w:val="18"/>
+        </w:rPr>
+        <w:t>(</w:t>
+      </w:r>
+      <w:r>
+        <w:rPr>
+          <w:rStyle w:val="StringTok"/>
+          <w:sz w:val="16"/>
+          <w:szCs w:val="18"/>
+        </w:rPr>
+        <w:t>" "</w:t>
+      </w:r>
+      <w:r>
+        <w:rPr>
+          <w:rStyle w:val="NormalTok"/>
+          <w:sz w:val="16"/>
+          <w:szCs w:val="18"/>
+        </w:rPr>
+        <w:t>, s)</w:t>
+      </w:r>
+      <w:r>
+        <w:rPr>
           <w:sz w:val="18"/>
-          <w:szCs w:val="20"/>
-        </w:rPr>
-        <w:t>'Sell'</w:t>
-      </w:r>
-      <w:r>
-        <w:rPr>
-          <w:rStyle w:val="NormalTok"/>
+          <w:szCs w:val="18"/>
+        </w:rPr>
+        <w:br/>
+      </w:r>
+      <w:r>
+        <w:rPr>
+          <w:rStyle w:val="ControlFlowTok"/>
+          <w:sz w:val="16"/>
+          <w:szCs w:val="18"/>
+        </w:rPr>
+        <w:t>else</w:t>
+      </w:r>
+      <w:r>
+        <w:rPr>
+          <w:rStyle w:val="NormalTok"/>
+          <w:sz w:val="16"/>
+          <w:szCs w:val="18"/>
+        </w:rPr>
+        <w:t xml:space="preserve">: </w:t>
+      </w:r>
+      <w:r>
+        <w:rPr>
+          <w:rStyle w:val="BuiltInTok"/>
+          <w:sz w:val="16"/>
+          <w:szCs w:val="18"/>
+        </w:rPr>
+        <w:t>print</w:t>
+      </w:r>
+      <w:r>
+        <w:rPr>
+          <w:rStyle w:val="NormalTok"/>
+          <w:sz w:val="16"/>
+          <w:szCs w:val="18"/>
+        </w:rPr>
+        <w:t>(</w:t>
+      </w:r>
+      <w:r>
+        <w:rPr>
+          <w:rStyle w:val="StringTok"/>
+          <w:sz w:val="16"/>
+          <w:szCs w:val="18"/>
+        </w:rPr>
+        <w:t>"No short signals today; showing weakest-ranked names."</w:t>
+      </w:r>
+      <w:r>
+        <w:rPr>
+          <w:rStyle w:val="NormalTok"/>
+          <w:sz w:val="16"/>
+          <w:szCs w:val="18"/>
+        </w:rPr>
+        <w:t>)</w:t>
+      </w:r>
+      <w:r>
+        <w:rPr>
           <w:sz w:val="18"/>
-          <w:szCs w:val="20"/>
-        </w:rPr>
-        <w:t>].</w:t>
+          <w:szCs w:val="18"/>
+        </w:rPr>
+        <w:br/>
+      </w:r>
+      <w:r>
+        <w:rPr>
+          <w:rStyle w:val="NormalTok"/>
+          <w:sz w:val="16"/>
+          <w:szCs w:val="18"/>
+        </w:rPr>
+        <w:t>bottom.style.</w:t>
       </w:r>
       <w:r>
         <w:rPr>
           <w:rStyle w:val="BuiltInTok"/>
-          <w:sz w:val="18"/>
-          <w:szCs w:val="20"/>
-        </w:rPr>
-        <w:t>any</w:t>
-      </w:r>
-      <w:r>
-        <w:rPr>
-          <w:rStyle w:val="NormalTok"/>
-          <w:sz w:val="18"/>
-          <w:szCs w:val="20"/>
-        </w:rPr>
-        <w:t>():</w:t>
-      </w:r>
-      <w:r>
-        <w:rPr>
-          <w:sz w:val="20"/>
-          <w:szCs w:val="20"/>
-        </w:rPr>
-        <w:br/>
-      </w:r>
-      <w:r>
-        <w:rPr>
-          <w:rStyle w:val="NormalTok"/>
-          <w:sz w:val="18"/>
-          <w:szCs w:val="20"/>
-        </w:rPr>
-        <w:t xml:space="preserve">    </w:t>
-      </w:r>
-      <w:r>
-        <w:rPr>
-          <w:rStyle w:val="BuiltInTok"/>
-          <w:sz w:val="18"/>
-          <w:szCs w:val="20"/>
-        </w:rPr>
-        <w:t>print</w:t>
-      </w:r>
-      <w:r>
-        <w:rPr>
-          <w:rStyle w:val="NormalTok"/>
-          <w:sz w:val="18"/>
-          <w:szCs w:val="20"/>
-        </w:rPr>
-        <w:t>(</w:t>
-      </w:r>
-      <w:r>
-        <w:rPr>
-          <w:rStyle w:val="StringTok"/>
-          <w:sz w:val="18"/>
-          <w:szCs w:val="20"/>
-        </w:rPr>
-        <w:t>"Exit candidates trending down showing prices below Kalman:"</w:t>
-      </w:r>
-      <w:r>
-        <w:rPr>
-          <w:rStyle w:val="NormalTok"/>
-          <w:sz w:val="18"/>
-          <w:szCs w:val="20"/>
-        </w:rPr>
-        <w:t>)</w:t>
-      </w:r>
-      <w:r>
-        <w:rPr>
-          <w:sz w:val="20"/>
-          <w:szCs w:val="20"/>
-        </w:rPr>
-        <w:br/>
-      </w:r>
-      <w:r>
-        <w:rPr>
-          <w:rStyle w:val="NormalTok"/>
-          <w:sz w:val="18"/>
-          <w:szCs w:val="20"/>
-        </w:rPr>
-        <w:t xml:space="preserve">    </w:t>
-      </w:r>
-      <w:r>
-        <w:rPr>
-          <w:rStyle w:val="ControlFlowTok"/>
-          <w:sz w:val="18"/>
-          <w:szCs w:val="20"/>
-        </w:rPr>
-        <w:t>for</w:t>
-      </w:r>
-      <w:r>
-        <w:rPr>
-          <w:rStyle w:val="NormalTok"/>
-          <w:sz w:val="18"/>
-          <w:szCs w:val="20"/>
-        </w:rPr>
-        <w:t xml:space="preserve"> s </w:t>
-      </w:r>
-      <w:r>
-        <w:rPr>
-          <w:rStyle w:val="KeywordTok"/>
-          <w:sz w:val="18"/>
-          <w:szCs w:val="20"/>
-        </w:rPr>
-        <w:t>in</w:t>
-      </w:r>
-      <w:r>
-        <w:rPr>
-          <w:rStyle w:val="NormalTok"/>
-          <w:sz w:val="18"/>
-          <w:szCs w:val="20"/>
-        </w:rPr>
-        <w:t xml:space="preserve"> bottom.loc[bottom[</w:t>
-      </w:r>
-      <w:r>
-        <w:rPr>
-          <w:rStyle w:val="StringTok"/>
-          <w:sz w:val="18"/>
-          <w:szCs w:val="20"/>
-        </w:rPr>
-        <w:t>'Sell'</w:t>
-      </w:r>
-      <w:r>
-        <w:rPr>
-          <w:rStyle w:val="NormalTok"/>
-          <w:sz w:val="18"/>
-          <w:szCs w:val="20"/>
-        </w:rPr>
-        <w:t xml:space="preserve">], </w:t>
-      </w:r>
-      <w:r>
-        <w:rPr>
-          <w:rStyle w:val="StringTok"/>
-          <w:sz w:val="18"/>
-          <w:szCs w:val="20"/>
-        </w:rPr>
-        <w:t>'Symbol'</w:t>
-      </w:r>
-      <w:r>
-        <w:rPr>
-          <w:rStyle w:val="NormalTok"/>
-          <w:sz w:val="18"/>
-          <w:szCs w:val="20"/>
-        </w:rPr>
-        <w:t xml:space="preserve">]: </w:t>
-      </w:r>
-      <w:r>
-        <w:rPr>
-          <w:rStyle w:val="BuiltInTok"/>
-          <w:sz w:val="18"/>
-          <w:szCs w:val="20"/>
-        </w:rPr>
-        <w:t>print</w:t>
-      </w:r>
-      <w:r>
-        <w:rPr>
-          <w:rStyle w:val="NormalTok"/>
-          <w:sz w:val="18"/>
-          <w:szCs w:val="20"/>
-        </w:rPr>
-        <w:t>(</w:t>
-      </w:r>
-      <w:r>
-        <w:rPr>
-          <w:rStyle w:val="StringTok"/>
-          <w:sz w:val="18"/>
-          <w:szCs w:val="20"/>
-        </w:rPr>
-        <w:t>" "</w:t>
-      </w:r>
-      <w:r>
-        <w:rPr>
-          <w:rStyle w:val="NormalTok"/>
-          <w:sz w:val="18"/>
-          <w:szCs w:val="20"/>
-        </w:rPr>
-        <w:t>, s)</w:t>
-      </w:r>
-      <w:r>
-        <w:rPr>
-          <w:sz w:val="20"/>
-          <w:szCs w:val="20"/>
-        </w:rPr>
-        <w:br/>
-      </w:r>
-      <w:r>
-        <w:rPr>
-          <w:rStyle w:val="ControlFlowTok"/>
-          <w:sz w:val="18"/>
-          <w:szCs w:val="20"/>
-        </w:rPr>
-        <w:t>else</w:t>
-      </w:r>
-      <w:r>
-        <w:rPr>
-          <w:rStyle w:val="NormalTok"/>
-          <w:sz w:val="18"/>
-          <w:szCs w:val="20"/>
-        </w:rPr>
-        <w:t xml:space="preserve">: </w:t>
-      </w:r>
-      <w:r>
-        <w:rPr>
-          <w:rStyle w:val="BuiltInTok"/>
-          <w:sz w:val="18"/>
-          <w:szCs w:val="20"/>
-        </w:rPr>
-        <w:t>print</w:t>
-      </w:r>
-      <w:r>
-        <w:rPr>
-          <w:rStyle w:val="NormalTok"/>
-          <w:sz w:val="18"/>
-          <w:szCs w:val="20"/>
-        </w:rPr>
-        <w:t>(</w:t>
-      </w:r>
-      <w:r>
-        <w:rPr>
-          <w:rStyle w:val="StringTok"/>
-          <w:sz w:val="18"/>
-          <w:szCs w:val="20"/>
-        </w:rPr>
-        <w:t>"No short signals today; showing weakest-ranked names."</w:t>
-      </w:r>
-      <w:r>
-        <w:rPr>
-          <w:rStyle w:val="NormalTok"/>
-          <w:sz w:val="18"/>
-          <w:szCs w:val="20"/>
-        </w:rPr>
-        <w:t>)</w:t>
-      </w:r>
-      <w:r>
-        <w:rPr>
-          <w:sz w:val="20"/>
-          <w:szCs w:val="20"/>
-        </w:rPr>
-        <w:br/>
-      </w:r>
-      <w:r>
-        <w:rPr>
-          <w:rStyle w:val="NormalTok"/>
-          <w:sz w:val="18"/>
-          <w:szCs w:val="20"/>
-        </w:rPr>
-        <w:t>bottom.style.</w:t>
-      </w:r>
-      <w:r>
-        <w:rPr>
-          <w:rStyle w:val="BuiltInTok"/>
-          <w:sz w:val="18"/>
-          <w:szCs w:val="20"/>
+          <w:sz w:val="16"/>
+          <w:szCs w:val="18"/>
         </w:rPr>
         <w:t>map</w:t>
       </w:r>
       <w:r>
         <w:rPr>
           <w:rStyle w:val="NormalTok"/>
-          <w:sz w:val="18"/>
-          <w:szCs w:val="20"/>
+          <w:sz w:val="16"/>
+          <w:szCs w:val="18"/>
         </w:rPr>
         <w:t>(color_boolean)</w:t>
       </w:r>
@@ -18821,105 +18951,105 @@
       <w:pPr>
         <w:pStyle w:val="SourceCode"/>
         <w:rPr>
-          <w:sz w:val="20"/>
-          <w:szCs w:val="20"/>
+          <w:sz w:val="18"/>
+          <w:szCs w:val="18"/>
         </w:rPr>
       </w:pPr>
       <w:r>
         <w:rPr>
           <w:rStyle w:val="VerbatimChar"/>
+          <w:sz w:val="16"/>
+          <w:szCs w:val="18"/>
+        </w:rPr>
+        <w:t>Exit candidates trending down showing prices below Kalman:</w:t>
+      </w:r>
+      <w:r>
+        <w:rPr>
           <w:sz w:val="18"/>
-          <w:szCs w:val="20"/>
-        </w:rPr>
-        <w:t>Exit candidates trending down showing prices below Kalman:</w:t>
-      </w:r>
-      <w:r>
-        <w:rPr>
-          <w:sz w:val="20"/>
-          <w:szCs w:val="20"/>
+          <w:szCs w:val="18"/>
         </w:rPr>
         <w:br/>
       </w:r>
       <w:r>
         <w:rPr>
           <w:rStyle w:val="VerbatimChar"/>
+          <w:sz w:val="16"/>
+          <w:szCs w:val="18"/>
+        </w:rPr>
+        <w:t xml:space="preserve">  ZEC/USDT</w:t>
+      </w:r>
+      <w:r>
+        <w:rPr>
           <w:sz w:val="18"/>
-          <w:szCs w:val="20"/>
-        </w:rPr>
-        <w:t xml:space="preserve">  ZEC/USDT</w:t>
-      </w:r>
-      <w:r>
-        <w:rPr>
-          <w:sz w:val="20"/>
-          <w:szCs w:val="20"/>
+          <w:szCs w:val="18"/>
         </w:rPr>
         <w:br/>
       </w:r>
       <w:r>
         <w:rPr>
           <w:rStyle w:val="VerbatimChar"/>
+          <w:sz w:val="16"/>
+          <w:szCs w:val="18"/>
+        </w:rPr>
+        <w:t xml:space="preserve">  NIGHT/USDT</w:t>
+      </w:r>
+      <w:r>
+        <w:rPr>
           <w:sz w:val="18"/>
-          <w:szCs w:val="20"/>
-        </w:rPr>
-        <w:t xml:space="preserve">  NIGHT/USDT</w:t>
-      </w:r>
-      <w:r>
-        <w:rPr>
-          <w:sz w:val="20"/>
-          <w:szCs w:val="20"/>
+          <w:szCs w:val="18"/>
         </w:rPr>
         <w:br/>
       </w:r>
       <w:r>
         <w:rPr>
           <w:rStyle w:val="VerbatimChar"/>
+          <w:sz w:val="16"/>
+          <w:szCs w:val="18"/>
+        </w:rPr>
+        <w:t xml:space="preserve">  XRP/USDT</w:t>
+      </w:r>
+      <w:r>
+        <w:rPr>
           <w:sz w:val="18"/>
-          <w:szCs w:val="20"/>
-        </w:rPr>
-        <w:t xml:space="preserve">  XRP/USDT</w:t>
-      </w:r>
-      <w:r>
-        <w:rPr>
-          <w:sz w:val="20"/>
-          <w:szCs w:val="20"/>
+          <w:szCs w:val="18"/>
         </w:rPr>
         <w:br/>
       </w:r>
       <w:r>
         <w:rPr>
           <w:rStyle w:val="VerbatimChar"/>
+          <w:sz w:val="16"/>
+          <w:szCs w:val="18"/>
+        </w:rPr>
+        <w:t xml:space="preserve">  ETH/USDT</w:t>
+      </w:r>
+      <w:r>
+        <w:rPr>
           <w:sz w:val="18"/>
-          <w:szCs w:val="20"/>
-        </w:rPr>
-        <w:t xml:space="preserve">  ETH/USDT</w:t>
-      </w:r>
-      <w:r>
-        <w:rPr>
-          <w:sz w:val="20"/>
-          <w:szCs w:val="20"/>
+          <w:szCs w:val="18"/>
         </w:rPr>
         <w:br/>
       </w:r>
       <w:r>
         <w:rPr>
           <w:rStyle w:val="VerbatimChar"/>
+          <w:sz w:val="16"/>
+          <w:szCs w:val="18"/>
+        </w:rPr>
+        <w:t xml:space="preserve">  BNB/USDT</w:t>
+      </w:r>
+      <w:r>
+        <w:rPr>
           <w:sz w:val="18"/>
-          <w:szCs w:val="20"/>
-        </w:rPr>
-        <w:t xml:space="preserve">  BNB/USDT</w:t>
-      </w:r>
-      <w:r>
-        <w:rPr>
-          <w:sz w:val="20"/>
-          <w:szCs w:val="20"/>
+          <w:szCs w:val="18"/>
         </w:rPr>
         <w:br/>
       </w:r>
       <w:r>
         <w:rPr>
           <w:rStyle w:val="VerbatimChar"/>
-          <w:sz w:val="18"/>
-          <w:szCs w:val="20"/>
+          <w:sz w:val="16"/>
+          <w:szCs w:val="18"/>
         </w:rPr>
         <w:t xml:space="preserve">  BTC/USDT</w:t>
       </w:r>
@@ -18932,11 +19062,12 @@
           <w:szCs w:val="24"/>
         </w:rPr>
       </w:pPr>
-      <w:bookmarkStart w:id="24" w:name="four-votes"/>
-      <w:bookmarkStart w:id="25" w:name="_Toc232712277"/>
-      <w:bookmarkEnd w:id="22"/>
-      <w:r>
-        <w:rPr>
+      <w:bookmarkStart w:id="24" w:name="_Toc232712277"/>
+      <w:bookmarkStart w:id="25" w:name="four-votes"/>
+      <w:bookmarkEnd w:id="23"/>
+      <w:r>
+        <w:rPr>
+          <w:noProof/>
           <w:sz w:val="24"/>
           <w:szCs w:val="24"/>
         </w:rPr>
@@ -18981,6 +19112,7 @@
     <w:p>
       <w:pPr>
         <w:pStyle w:val="Heading3"/>
+        <w:spacing w:after="0"/>
         <w:rPr>
           <w:sz w:val="24"/>
           <w:szCs w:val="24"/>
@@ -18993,11 +19125,12 @@
         </w:rPr>
         <w:t>Four Votes</w:t>
       </w:r>
-      <w:bookmarkEnd w:id="25"/>
+      <w:bookmarkEnd w:id="24"/>
     </w:p>
     <w:p>
       <w:pPr>
         <w:pStyle w:val="FirstParagraph"/>
+        <w:spacing w:before="0"/>
         <w:rPr>
           <w:sz w:val="20"/>
           <w:szCs w:val="22"/>
@@ -19066,9 +19199,9 @@
           <w:szCs w:val="24"/>
         </w:rPr>
       </w:pPr>
-      <w:bookmarkStart w:id="26" w:name="rule-thresholds"/>
-      <w:bookmarkStart w:id="27" w:name="_Toc232712278"/>
-      <w:bookmarkEnd w:id="24"/>
+      <w:bookmarkStart w:id="26" w:name="_Toc232712278"/>
+      <w:bookmarkStart w:id="27" w:name="rule-thresholds"/>
+      <w:bookmarkEnd w:id="25"/>
       <w:r>
         <w:rPr>
           <w:sz w:val="24"/>
@@ -19076,11 +19209,12 @@
         </w:rPr>
         <w:t>2-3-Rule Thresholds</w:t>
       </w:r>
-      <w:bookmarkEnd w:id="27"/>
+      <w:bookmarkEnd w:id="26"/>
     </w:p>
     <w:p>
       <w:pPr>
         <w:pStyle w:val="FirstParagraph"/>
+        <w:spacing w:before="0"/>
         <w:rPr>
           <w:sz w:val="20"/>
           <w:szCs w:val="22"/>
@@ -19098,45 +19232,45 @@
       <w:pPr>
         <w:pStyle w:val="SourceCode"/>
         <w:rPr>
-          <w:sz w:val="22"/>
-          <w:szCs w:val="22"/>
+          <w:sz w:val="18"/>
+          <w:szCs w:val="18"/>
         </w:rPr>
       </w:pPr>
       <w:r>
         <w:rPr>
           <w:rStyle w:val="VerbatimChar"/>
-          <w:sz w:val="21"/>
-          <w:szCs w:val="22"/>
+          <w:sz w:val="16"/>
+          <w:szCs w:val="18"/>
         </w:rPr>
         <w:t>score = w_macd*MACD + w_ma*MA + w_fib*Fib + w_candle*Candle      (weights default 1)</w:t>
       </w:r>
       <w:r>
         <w:rPr>
-          <w:sz w:val="22"/>
-          <w:szCs w:val="22"/>
+          <w:sz w:val="18"/>
+          <w:szCs w:val="18"/>
         </w:rPr>
         <w:br/>
       </w:r>
       <w:r>
         <w:rPr>
           <w:rStyle w:val="VerbatimChar"/>
-          <w:sz w:val="21"/>
-          <w:szCs w:val="22"/>
+          <w:sz w:val="16"/>
+          <w:szCs w:val="18"/>
         </w:rPr>
         <w:t>BUY  fires when score first reaches +threshold   (default +2)</w:t>
       </w:r>
       <w:r>
         <w:rPr>
-          <w:sz w:val="22"/>
-          <w:szCs w:val="22"/>
+          <w:sz w:val="18"/>
+          <w:szCs w:val="18"/>
         </w:rPr>
         <w:br/>
       </w:r>
       <w:r>
         <w:rPr>
           <w:rStyle w:val="VerbatimChar"/>
-          <w:sz w:val="21"/>
-          <w:szCs w:val="22"/>
+          <w:sz w:val="16"/>
+          <w:szCs w:val="18"/>
         </w:rPr>
         <w:t>SELL fires when score first reaches -threshold   (default -2)</w:t>
       </w:r>
@@ -19149,21 +19283,43 @@
           <w:szCs w:val="24"/>
         </w:rPr>
       </w:pPr>
-      <w:bookmarkStart w:id="28" w:name="honest-cynicis-check"/>
-      <w:bookmarkStart w:id="29" w:name="_Toc232712279"/>
-      <w:bookmarkEnd w:id="26"/>
+      <w:bookmarkStart w:id="28" w:name="_Toc232712279"/>
+      <w:bookmarkStart w:id="29" w:name="honest-cynicis-check"/>
+      <w:bookmarkEnd w:id="27"/>
       <w:r>
         <w:rPr>
           <w:sz w:val="24"/>
           <w:szCs w:val="24"/>
         </w:rPr>
-        <w:t>Honest Cynicis Check</w:t>
-      </w:r>
-      <w:bookmarkEnd w:id="29"/>
+        <w:t>Cyni</w:t>
+      </w:r>
+      <w:r>
+        <w:rPr>
+          <w:sz w:val="24"/>
+          <w:szCs w:val="24"/>
+        </w:rPr>
+        <w:t>c</w:t>
+      </w:r>
+      <w:r>
+        <w:rPr>
+          <w:sz w:val="24"/>
+          <w:szCs w:val="24"/>
+        </w:rPr>
+        <w:t xml:space="preserve">ism </w:t>
+      </w:r>
+      <w:r>
+        <w:rPr>
+          <w:sz w:val="24"/>
+          <w:szCs w:val="24"/>
+        </w:rPr>
+        <w:t>Check</w:t>
+      </w:r>
+      <w:bookmarkEnd w:id="28"/>
     </w:p>
     <w:p>
       <w:pPr>
         <w:pStyle w:val="FirstParagraph"/>
+        <w:spacing w:before="0"/>
         <w:rPr>
           <w:sz w:val="20"/>
           <w:szCs w:val="22"/>
@@ -20517,7 +20673,6 @@
                 <w:sz w:val="18"/>
                 <w:szCs w:val="22"/>
               </w:rPr>
-              <w:lastRenderedPageBreak/>
               <w:t>DOGE</w:t>
             </w:r>
           </w:p>
@@ -20632,6 +20787,9 @@
         <w:tc>
           <w:tcPr>
             <w:tcW w:w="1587" w:type="dxa"/>
+            <w:tcBorders>
+              <w:bottom w:val="single" w:sz="4" w:space="0" w:color="auto"/>
+            </w:tcBorders>
           </w:tcPr>
           <w:p>
             <w:pPr>
@@ -20653,6 +20811,9 @@
         <w:tc>
           <w:tcPr>
             <w:tcW w:w="1587" w:type="dxa"/>
+            <w:tcBorders>
+              <w:bottom w:val="single" w:sz="4" w:space="0" w:color="auto"/>
+            </w:tcBorders>
           </w:tcPr>
           <w:p>
             <w:pPr>
@@ -20674,6 +20835,9 @@
         <w:tc>
           <w:tcPr>
             <w:tcW w:w="1587" w:type="dxa"/>
+            <w:tcBorders>
+              <w:bottom w:val="single" w:sz="4" w:space="0" w:color="auto"/>
+            </w:tcBorders>
           </w:tcPr>
           <w:p>
             <w:pPr>
@@ -20695,6 +20859,9 @@
         <w:tc>
           <w:tcPr>
             <w:tcW w:w="1587" w:type="dxa"/>
+            <w:tcBorders>
+              <w:bottom w:val="single" w:sz="4" w:space="0" w:color="auto"/>
+            </w:tcBorders>
           </w:tcPr>
           <w:p>
             <w:pPr>
@@ -20709,6 +20876,9 @@
         <w:tc>
           <w:tcPr>
             <w:tcW w:w="1587" w:type="dxa"/>
+            <w:tcBorders>
+              <w:bottom w:val="single" w:sz="4" w:space="0" w:color="auto"/>
+            </w:tcBorders>
           </w:tcPr>
           <w:p>
             <w:pPr>
@@ -20723,6 +20893,9 @@
         <w:tc>
           <w:tcPr>
             <w:tcW w:w="1587" w:type="dxa"/>
+            <w:tcBorders>
+              <w:bottom w:val="single" w:sz="4" w:space="0" w:color="auto"/>
+            </w:tcBorders>
           </w:tcPr>
           <w:p>
             <w:pPr>
@@ -20749,23 +20922,8 @@
           <w:sz w:val="20"/>
           <w:szCs w:val="22"/>
         </w:rPr>
-        <w:t>Read it plainly. The engine lost money on every coin, but lost roughly half of what holding lost, because staying flat through the downtrend avoided the worst of it. That is a drawdown-reduction property, not an edge. Beating buy-and-hold by being absent during a fall is easy and does not survive into a rising or sideways market, where sitting flat means missing gains. Win rates of 20 to 50 percent confirm there is no demonstrated predictive skill here yet. This matches the project’s standing NO-GO finding: cleaner instrumentation, still no proven edge.</w:t>
-      </w:r>
-    </w:p>
-    <w:p>
-      <w:pPr>
-        <w:pStyle w:val="BodyText"/>
-        <w:rPr>
-          <w:sz w:val="20"/>
-          <w:szCs w:val="22"/>
-        </w:rPr>
-      </w:pPr>
-      <w:r>
-        <w:rPr>
-          <w:sz w:val="20"/>
-          <w:szCs w:val="22"/>
-        </w:rPr>
-        <w:t>These are in-sample numbers over a single short, one-directional window. They tell you the rule does something coherent, not that it will keep working.</w:t>
+        <w:lastRenderedPageBreak/>
+        <w:t xml:space="preserve">Read it plainly. The engine lost money on every coin, but lost roughly half of what holding lost, because staying flat through the downtrend avoided the worst of it. That is a drawdown-reduction property, not an edge. Beating buy-and-hold by being absent during a fall is easy and does not survive into a rising or sideways market, where sitting flat means missing gains. Win rates of 20 to 50 percent confirm there is no demonstrated predictive skill here yet. </w:t>
       </w:r>
     </w:p>
     <w:p>
@@ -20776,9 +20934,9 @@
           <w:szCs w:val="24"/>
         </w:rPr>
       </w:pPr>
-      <w:bookmarkStart w:id="30" w:name="change-of-heart"/>
-      <w:bookmarkStart w:id="31" w:name="_Toc232712280"/>
-      <w:bookmarkEnd w:id="28"/>
+      <w:bookmarkStart w:id="30" w:name="_Toc232712280"/>
+      <w:bookmarkStart w:id="31" w:name="change-of-heart"/>
+      <w:bookmarkEnd w:id="29"/>
       <w:r>
         <w:rPr>
           <w:sz w:val="24"/>
@@ -20786,266 +20944,269 @@
         </w:rPr>
         <w:t>Change of Heart</w:t>
       </w:r>
+      <w:bookmarkEnd w:id="30"/>
+    </w:p>
+    <w:p>
+      <w:pPr>
+        <w:pStyle w:val="FirstParagraph"/>
+        <w:rPr>
+          <w:sz w:val="20"/>
+          <w:szCs w:val="22"/>
+        </w:rPr>
+      </w:pPr>
+      <w:r>
+        <w:rPr>
+          <w:sz w:val="20"/>
+          <w:szCs w:val="22"/>
+        </w:rPr>
+        <w:t>Walk-forward is the next step the data has now earned: split each coin’s history into rolling train and test segments, choose the weights and threshold on train only, score once on the untouched test segment, repeat forward, and report only the out-of-sample aggregate with fees. Test across regimes, not just this falling one, so a bull and a sideways stretch are included. Add a stop and a take-profit, since a flat-long rule with no risk control flatters drawdown. Only if the out-of-sample, multi-regime, after-fees result clearly beats both buy-and-hold and a coin-flip is any of this worth real money, and even then the operator owns the decision and the live switch stays off.</w:t>
+      </w:r>
+    </w:p>
+    <w:p>
+      <w:pPr>
+        <w:pStyle w:val="SourceCode"/>
+        <w:spacing w:after="0"/>
+        <w:rPr>
+          <w:sz w:val="18"/>
+          <w:szCs w:val="18"/>
+        </w:rPr>
+      </w:pPr>
+      <w:r>
+        <w:rPr>
+          <w:rStyle w:val="NormalTok"/>
+          <w:sz w:val="16"/>
+          <w:szCs w:val="18"/>
+        </w:rPr>
+        <w:t xml:space="preserve">stamp </w:t>
+      </w:r>
+      <w:r>
+        <w:rPr>
+          <w:rStyle w:val="OperatorTok"/>
+          <w:sz w:val="16"/>
+          <w:szCs w:val="18"/>
+        </w:rPr>
+        <w:t>=</w:t>
+      </w:r>
+      <w:r>
+        <w:rPr>
+          <w:rStyle w:val="NormalTok"/>
+          <w:sz w:val="16"/>
+          <w:szCs w:val="18"/>
+        </w:rPr>
+        <w:t xml:space="preserve"> datetime.now().strftime(</w:t>
+      </w:r>
+      <w:r>
+        <w:rPr>
+          <w:rStyle w:val="StringTok"/>
+          <w:sz w:val="16"/>
+          <w:szCs w:val="18"/>
+        </w:rPr>
+        <w:t>'%Y%m</w:t>
+      </w:r>
+      <w:r>
+        <w:rPr>
+          <w:rStyle w:val="SpecialCharTok"/>
+          <w:sz w:val="16"/>
+          <w:szCs w:val="18"/>
+        </w:rPr>
+        <w:t>%d</w:t>
+      </w:r>
+      <w:r>
+        <w:rPr>
+          <w:rStyle w:val="StringTok"/>
+          <w:sz w:val="16"/>
+          <w:szCs w:val="18"/>
+        </w:rPr>
+        <w:t>'</w:t>
+      </w:r>
+      <w:r>
+        <w:rPr>
+          <w:rStyle w:val="NormalTok"/>
+          <w:sz w:val="16"/>
+          <w:szCs w:val="18"/>
+        </w:rPr>
+        <w:t>)</w:t>
+      </w:r>
+      <w:r>
+        <w:rPr>
+          <w:sz w:val="18"/>
+          <w:szCs w:val="18"/>
+        </w:rPr>
+        <w:br/>
+      </w:r>
+      <w:r>
+        <w:rPr>
+          <w:rStyle w:val="NormalTok"/>
+          <w:sz w:val="16"/>
+          <w:szCs w:val="18"/>
+        </w:rPr>
+        <w:t xml:space="preserve">path </w:t>
+      </w:r>
+      <w:r>
+        <w:rPr>
+          <w:rStyle w:val="OperatorTok"/>
+          <w:sz w:val="16"/>
+          <w:szCs w:val="18"/>
+        </w:rPr>
+        <w:t>=</w:t>
+      </w:r>
+      <w:r>
+        <w:rPr>
+          <w:rStyle w:val="NormalTok"/>
+          <w:sz w:val="16"/>
+          <w:szCs w:val="18"/>
+        </w:rPr>
+        <w:t xml:space="preserve"> </w:t>
+      </w:r>
+      <w:r>
+        <w:rPr>
+          <w:rStyle w:val="SpecialStringTok"/>
+          <w:sz w:val="16"/>
+          <w:szCs w:val="18"/>
+        </w:rPr>
+        <w:t>f'./outputs/DailySignals_</w:t>
+      </w:r>
+      <w:r>
+        <w:rPr>
+          <w:rStyle w:val="SpecialCharTok"/>
+          <w:sz w:val="16"/>
+          <w:szCs w:val="18"/>
+        </w:rPr>
+        <w:t>{</w:t>
+      </w:r>
+      <w:r>
+        <w:rPr>
+          <w:rStyle w:val="NormalTok"/>
+          <w:sz w:val="16"/>
+          <w:szCs w:val="18"/>
+        </w:rPr>
+        <w:t>stamp</w:t>
+      </w:r>
+      <w:r>
+        <w:rPr>
+          <w:rStyle w:val="SpecialCharTok"/>
+          <w:sz w:val="16"/>
+          <w:szCs w:val="18"/>
+        </w:rPr>
+        <w:t>}</w:t>
+      </w:r>
+      <w:r>
+        <w:rPr>
+          <w:rStyle w:val="SpecialStringTok"/>
+          <w:sz w:val="16"/>
+          <w:szCs w:val="18"/>
+        </w:rPr>
+        <w:t>.csv'</w:t>
+      </w:r>
+      <w:r>
+        <w:rPr>
+          <w:sz w:val="18"/>
+          <w:szCs w:val="18"/>
+        </w:rPr>
+        <w:br/>
+      </w:r>
+      <w:r>
+        <w:rPr>
+          <w:rStyle w:val="NormalTok"/>
+          <w:sz w:val="16"/>
+          <w:szCs w:val="18"/>
+        </w:rPr>
+        <w:t>results.to_csv(path, index</w:t>
+      </w:r>
+      <w:r>
+        <w:rPr>
+          <w:rStyle w:val="OperatorTok"/>
+          <w:sz w:val="16"/>
+          <w:szCs w:val="18"/>
+        </w:rPr>
+        <w:t>=</w:t>
+      </w:r>
+      <w:r>
+        <w:rPr>
+          <w:rStyle w:val="VariableTok"/>
+          <w:sz w:val="16"/>
+          <w:szCs w:val="18"/>
+        </w:rPr>
+        <w:t>False</w:t>
+      </w:r>
+      <w:r>
+        <w:rPr>
+          <w:rStyle w:val="NormalTok"/>
+          <w:sz w:val="16"/>
+          <w:szCs w:val="18"/>
+        </w:rPr>
+        <w:t>)</w:t>
+      </w:r>
+      <w:r>
+        <w:rPr>
+          <w:sz w:val="18"/>
+          <w:szCs w:val="18"/>
+        </w:rPr>
+        <w:br/>
+      </w:r>
+      <w:r>
+        <w:rPr>
+          <w:rStyle w:val="BuiltInTok"/>
+          <w:sz w:val="16"/>
+          <w:szCs w:val="18"/>
+        </w:rPr>
+        <w:t>print</w:t>
+      </w:r>
+      <w:r>
+        <w:rPr>
+          <w:rStyle w:val="NormalTok"/>
+          <w:sz w:val="16"/>
+          <w:szCs w:val="18"/>
+        </w:rPr>
+        <w:t>(</w:t>
+      </w:r>
+      <w:r>
+        <w:rPr>
+          <w:rStyle w:val="StringTok"/>
+          <w:sz w:val="16"/>
+          <w:szCs w:val="18"/>
+        </w:rPr>
+        <w:t>"saved"</w:t>
+      </w:r>
+      <w:r>
+        <w:rPr>
+          <w:rStyle w:val="NormalTok"/>
+          <w:sz w:val="16"/>
+          <w:szCs w:val="18"/>
+        </w:rPr>
+        <w:t>, path)</w:t>
+      </w:r>
+    </w:p>
+    <w:p>
+      <w:pPr>
+        <w:pStyle w:val="SourceCode"/>
+        <w:rPr>
+          <w:sz w:val="18"/>
+          <w:szCs w:val="18"/>
+        </w:rPr>
+      </w:pPr>
+      <w:r>
+        <w:rPr>
+          <w:rStyle w:val="VerbatimChar"/>
+          <w:sz w:val="16"/>
+          <w:szCs w:val="18"/>
+        </w:rPr>
+        <w:t>saved ./outputs/DailySignals_20260618.csv</w:t>
+      </w:r>
+    </w:p>
+    <w:p>
+      <w:bookmarkStart w:id="32" w:name="_Toc232712281"/>
+      <w:bookmarkStart w:id="33" w:name="decision-checklist"/>
       <w:bookmarkEnd w:id="31"/>
     </w:p>
     <w:p>
       <w:pPr>
-        <w:pStyle w:val="FirstParagraph"/>
-        <w:rPr>
-          <w:sz w:val="20"/>
-          <w:szCs w:val="22"/>
-        </w:rPr>
-      </w:pPr>
-      <w:r>
-        <w:rPr>
-          <w:sz w:val="20"/>
-          <w:szCs w:val="22"/>
-        </w:rPr>
-        <w:t>Walk-forward is the next step the data has now earned: split each coin’s history into rolling train and test segments, choose the weights and threshold on train only, score once on the untouched test segment, repeat forward, and report only the out-of-sample aggregate with fees. Test across regimes, not just this falling one, so a bull and a sideways stretch are included. Add a stop and a take-profit, since a flat-long rule with no risk control flatters drawdown. Only if the out-of-sample, multi-regime, after-fees result clearly beats both buy-and-hold and a coin-flip is any of this worth real money, and even then the operator owns the decision and the live switch stays off.</w:t>
-      </w:r>
-    </w:p>
-    <w:p>
-      <w:pPr>
-        <w:pStyle w:val="SourceCode"/>
-        <w:rPr>
-          <w:sz w:val="20"/>
-          <w:szCs w:val="20"/>
-        </w:rPr>
-      </w:pPr>
-      <w:r>
-        <w:rPr>
-          <w:rStyle w:val="NormalTok"/>
-          <w:sz w:val="18"/>
-          <w:szCs w:val="20"/>
-        </w:rPr>
-        <w:t xml:space="preserve">stamp </w:t>
-      </w:r>
-      <w:r>
-        <w:rPr>
-          <w:rStyle w:val="OperatorTok"/>
-          <w:sz w:val="18"/>
-          <w:szCs w:val="20"/>
-        </w:rPr>
-        <w:t>=</w:t>
-      </w:r>
-      <w:r>
-        <w:rPr>
-          <w:rStyle w:val="NormalTok"/>
-          <w:sz w:val="18"/>
-          <w:szCs w:val="20"/>
-        </w:rPr>
-        <w:t xml:space="preserve"> datetime.now().strftime(</w:t>
-      </w:r>
-      <w:r>
-        <w:rPr>
-          <w:rStyle w:val="StringTok"/>
-          <w:sz w:val="18"/>
-          <w:szCs w:val="20"/>
-        </w:rPr>
-        <w:t>'%Y%m</w:t>
-      </w:r>
-      <w:r>
-        <w:rPr>
-          <w:rStyle w:val="SpecialCharTok"/>
-          <w:sz w:val="18"/>
-          <w:szCs w:val="20"/>
-        </w:rPr>
-        <w:t>%d</w:t>
-      </w:r>
-      <w:r>
-        <w:rPr>
-          <w:rStyle w:val="StringTok"/>
-          <w:sz w:val="18"/>
-          <w:szCs w:val="20"/>
-        </w:rPr>
-        <w:t>'</w:t>
-      </w:r>
-      <w:r>
-        <w:rPr>
-          <w:rStyle w:val="NormalTok"/>
-          <w:sz w:val="18"/>
-          <w:szCs w:val="20"/>
-        </w:rPr>
-        <w:t>)</w:t>
-      </w:r>
-      <w:r>
-        <w:rPr>
-          <w:sz w:val="20"/>
-          <w:szCs w:val="20"/>
-        </w:rPr>
-        <w:br/>
-      </w:r>
-      <w:r>
-        <w:rPr>
-          <w:rStyle w:val="NormalTok"/>
-          <w:sz w:val="18"/>
-          <w:szCs w:val="20"/>
-        </w:rPr>
-        <w:t xml:space="preserve">path </w:t>
-      </w:r>
-      <w:r>
-        <w:rPr>
-          <w:rStyle w:val="OperatorTok"/>
-          <w:sz w:val="18"/>
-          <w:szCs w:val="20"/>
-        </w:rPr>
-        <w:t>=</w:t>
-      </w:r>
-      <w:r>
-        <w:rPr>
-          <w:rStyle w:val="NormalTok"/>
-          <w:sz w:val="18"/>
-          <w:szCs w:val="20"/>
-        </w:rPr>
-        <w:t xml:space="preserve"> </w:t>
-      </w:r>
-      <w:r>
-        <w:rPr>
-          <w:rStyle w:val="SpecialStringTok"/>
-          <w:sz w:val="18"/>
-          <w:szCs w:val="20"/>
-        </w:rPr>
-        <w:t>f'./outputs/DailySignals_</w:t>
-      </w:r>
-      <w:r>
-        <w:rPr>
-          <w:rStyle w:val="SpecialCharTok"/>
-          <w:sz w:val="18"/>
-          <w:szCs w:val="20"/>
-        </w:rPr>
-        <w:t>{</w:t>
-      </w:r>
-      <w:r>
-        <w:rPr>
-          <w:rStyle w:val="NormalTok"/>
-          <w:sz w:val="18"/>
-          <w:szCs w:val="20"/>
-        </w:rPr>
-        <w:t>stamp</w:t>
-      </w:r>
-      <w:r>
-        <w:rPr>
-          <w:rStyle w:val="SpecialCharTok"/>
-          <w:sz w:val="18"/>
-          <w:szCs w:val="20"/>
-        </w:rPr>
-        <w:t>}</w:t>
-      </w:r>
-      <w:r>
-        <w:rPr>
-          <w:rStyle w:val="SpecialStringTok"/>
-          <w:sz w:val="18"/>
-          <w:szCs w:val="20"/>
-        </w:rPr>
-        <w:t>.csv'</w:t>
-      </w:r>
-      <w:r>
-        <w:rPr>
-          <w:sz w:val="20"/>
-          <w:szCs w:val="20"/>
-        </w:rPr>
-        <w:br/>
-      </w:r>
-      <w:r>
-        <w:rPr>
-          <w:rStyle w:val="NormalTok"/>
-          <w:sz w:val="18"/>
-          <w:szCs w:val="20"/>
-        </w:rPr>
-        <w:t>results.to_csv(path, index</w:t>
-      </w:r>
-      <w:r>
-        <w:rPr>
-          <w:rStyle w:val="OperatorTok"/>
-          <w:sz w:val="18"/>
-          <w:szCs w:val="20"/>
-        </w:rPr>
-        <w:t>=</w:t>
-      </w:r>
-      <w:r>
-        <w:rPr>
-          <w:rStyle w:val="VariableTok"/>
-          <w:sz w:val="18"/>
-          <w:szCs w:val="20"/>
-        </w:rPr>
-        <w:t>False</w:t>
-      </w:r>
-      <w:r>
-        <w:rPr>
-          <w:rStyle w:val="NormalTok"/>
-          <w:sz w:val="18"/>
-          <w:szCs w:val="20"/>
-        </w:rPr>
-        <w:t>)</w:t>
-      </w:r>
-      <w:r>
-        <w:rPr>
-          <w:sz w:val="20"/>
-          <w:szCs w:val="20"/>
-        </w:rPr>
-        <w:br/>
-      </w:r>
-      <w:r>
-        <w:rPr>
-          <w:rStyle w:val="BuiltInTok"/>
-          <w:sz w:val="18"/>
-          <w:szCs w:val="20"/>
-        </w:rPr>
-        <w:t>print</w:t>
-      </w:r>
-      <w:r>
-        <w:rPr>
-          <w:rStyle w:val="NormalTok"/>
-          <w:sz w:val="18"/>
-          <w:szCs w:val="20"/>
-        </w:rPr>
-        <w:t>(</w:t>
-      </w:r>
-      <w:r>
-        <w:rPr>
-          <w:rStyle w:val="StringTok"/>
-          <w:sz w:val="18"/>
-          <w:szCs w:val="20"/>
-        </w:rPr>
-        <w:t>"saved"</w:t>
-      </w:r>
-      <w:r>
-        <w:rPr>
-          <w:rStyle w:val="NormalTok"/>
-          <w:sz w:val="18"/>
-          <w:szCs w:val="20"/>
-        </w:rPr>
-        <w:t>, path)</w:t>
-      </w:r>
-    </w:p>
-    <w:p>
-      <w:pPr>
-        <w:pStyle w:val="SourceCode"/>
-        <w:rPr>
-          <w:sz w:val="20"/>
-          <w:szCs w:val="20"/>
-        </w:rPr>
-      </w:pPr>
-      <w:r>
-        <w:rPr>
-          <w:rStyle w:val="VerbatimChar"/>
-          <w:sz w:val="18"/>
-          <w:szCs w:val="20"/>
-        </w:rPr>
-        <w:t>saved ./outputs/DailySignals_20260618.csv</w:t>
-      </w:r>
-    </w:p>
-    <w:p>
-      <w:pPr>
         <w:pStyle w:val="Heading3"/>
         <w:rPr>
           <w:sz w:val="24"/>
           <w:szCs w:val="24"/>
         </w:rPr>
       </w:pPr>
-      <w:bookmarkStart w:id="32" w:name="decision-checklist"/>
-      <w:bookmarkStart w:id="33" w:name="_Toc232712281"/>
-      <w:bookmarkEnd w:id="30"/>
       <w:r>
         <w:rPr>
           <w:sz w:val="24"/>
@@ -21053,7 +21214,7 @@
         </w:rPr>
         <w:t>Decision Checklist</w:t>
       </w:r>
-      <w:bookmarkEnd w:id="33"/>
+      <w:bookmarkEnd w:id="32"/>
     </w:p>
     <w:p>
       <w:pPr>
@@ -21062,6 +21223,7 @@
           <w:ilvl w:val="0"/>
           <w:numId w:val="4"/>
         </w:numPr>
+        <w:spacing w:before="0" w:after="0"/>
         <w:rPr>
           <w:sz w:val="18"/>
           <w:szCs w:val="22"/>
@@ -21082,6 +21244,7 @@
           <w:ilvl w:val="0"/>
           <w:numId w:val="4"/>
         </w:numPr>
+        <w:spacing w:before="0" w:after="0"/>
         <w:rPr>
           <w:sz w:val="18"/>
           <w:szCs w:val="22"/>
@@ -21102,6 +21265,7 @@
           <w:ilvl w:val="0"/>
           <w:numId w:val="4"/>
         </w:numPr>
+        <w:spacing w:before="0" w:after="0"/>
         <w:rPr>
           <w:sz w:val="18"/>
           <w:szCs w:val="22"/>
@@ -21152,6 +21316,7 @@
           <w:ilvl w:val="0"/>
           <w:numId w:val="4"/>
         </w:numPr>
+        <w:spacing w:before="0" w:after="0"/>
       </w:pPr>
       <w:r>
         <w:rPr>
@@ -21295,8 +21460,8 @@
         </w:rPr>
         <w:t>quarto render day-metrics.ipynb --to pdf --no-execute</w:t>
       </w:r>
-      <w:bookmarkEnd w:id="8"/>
-      <w:bookmarkEnd w:id="32"/>
+      <w:bookmarkEnd w:id="9"/>
+      <w:bookmarkEnd w:id="33"/>
       <w:bookmarkEnd w:id="34"/>
     </w:p>
     <w:p>
@@ -21984,6 +22149,7 @@
     <w:lsdException w:name="toc 2" w:uiPriority="39"/>
     <w:lsdException w:name="toc 3" w:uiPriority="39"/>
     <w:lsdException w:name="Hyperlink" w:uiPriority="99"/>
+    <w:lsdException w:name="Normal (Web)" w:uiPriority="99"/>
     <w:lsdException w:name="HTML Code" w:uiPriority="99"/>
     <w:lsdException w:name="Normal Table" w:semiHidden="1" w:unhideWhenUsed="1"/>
     <w:lsdException w:name="Table Simple 1" w:semiHidden="1" w:unhideWhenUsed="1"/>
@@ -23411,6 +23577,20 @@
       <w:szCs w:val="20"/>
     </w:rPr>
   </w:style>
+  <w:style w:type="paragraph" w:styleId="NormalWeb">
+    <w:name w:val="Normal (Web)"/>
+    <w:basedOn w:val="Normal"/>
+    <w:uiPriority w:val="99"/>
+    <w:unhideWhenUsed/>
+    <w:rsid w:val="00CB5DEB"/>
+    <w:pPr>
+      <w:spacing w:before="100" w:beforeAutospacing="1" w:after="100" w:afterAutospacing="1"/>
+    </w:pPr>
+    <w:rPr>
+      <w:rFonts w:ascii="Times New Roman" w:eastAsia="Times New Roman" w:hAnsi="Times New Roman" w:cs="Times New Roman"/>
+      <w:lang w:val="en-CA"/>
+    </w:rPr>
+  </w:style>
 </w:styles>
 </file>
 
@@ -23714,7 +23894,7 @@
 </file>
 
 <file path=customXml/itemProps1.xml><?xml version="1.0" encoding="utf-8"?>
-<ds:datastoreItem xmlns:ds="http://schemas.openxmlformats.org/officeDocument/2006/customXml" ds:itemID="{F35B6E8C-E9CA-6743-AAC0-442D37E83E20}">
+<ds:datastoreItem xmlns:ds="http://schemas.openxmlformats.org/officeDocument/2006/customXml" ds:itemID="{F2779C73-6E4B-F64F-A12F-75DD426033DF}">
   <ds:schemaRefs>
     <ds:schemaRef ds:uri="http://schemas.openxmlformats.org/officeDocument/2006/bibliography"/>
   </ds:schemaRefs>
